--- a/Threads/Threading in C++.docx
+++ b/Threads/Threading in C++.docx
@@ -1,6 +1,6 @@
 
 <file path=word/document.xml><?xml version="1.0" encoding="utf-8"?>
-<w:document xmlns:wpc="http://schemas.microsoft.com/office/word/2010/wordprocessingCanvas" xmlns:cx="http://schemas.microsoft.com/office/drawing/2014/chartex" xmlns:cx1="http://schemas.microsoft.com/office/drawing/2015/9/8/chartex" xmlns:cx2="http://schemas.microsoft.com/office/drawing/2015/10/21/chartex" xmlns:cx3="http://schemas.microsoft.com/office/drawing/2016/5/9/chartex" xmlns:cx4="http://schemas.microsoft.com/office/drawing/2016/5/10/chartex" xmlns:cx5="http://schemas.microsoft.com/office/drawing/2016/5/11/chartex" xmlns:cx6="http://schemas.microsoft.com/office/drawing/2016/5/12/chartex" xmlns:cx7="http://schemas.microsoft.com/office/drawing/2016/5/13/chartex" xmlns:cx8="http://schemas.microsoft.com/office/drawing/2016/5/14/chartex" xmlns:mc="http://schemas.openxmlformats.org/markup-compatibility/2006" xmlns:aink="http://schemas.microsoft.com/office/drawing/2016/ink" xmlns:am3d="http://schemas.microsoft.com/office/drawing/2017/model3d" xmlns:o="urn:schemas-microsoft-com:office:office" xmlns:oel="http://schemas.microsoft.com/office/2019/extlst" xmlns:r="http://schemas.openxmlformats.org/officeDocument/2006/relationships" xmlns:m="http://schemas.openxmlformats.org/officeDocument/2006/math" xmlns:v="urn:schemas-microsoft-com:vml" xmlns:wp14="http://schemas.microsoft.com/office/word/2010/wordprocessingDrawing" xmlns:wp="http://schemas.openxmlformats.org/drawingml/2006/wordprocessingDrawing" xmlns:w10="urn:schemas-microsoft-com:office:word" xmlns:w="http://schemas.openxmlformats.org/wordprocessingml/2006/main" xmlns:w14="http://schemas.microsoft.com/office/word/2010/wordml" xmlns:w15="http://schemas.microsoft.com/office/word/2012/wordml" xmlns:w16cex="http://schemas.microsoft.com/office/word/2018/wordml/cex" xmlns:w16cid="http://schemas.microsoft.com/office/word/2016/wordml/cid" xmlns:w16="http://schemas.microsoft.com/office/word/2018/wordml" xmlns:w16sdtdh="http://schemas.microsoft.com/office/word/2020/wordml/sdtdatahash" xmlns:w16se="http://schemas.microsoft.com/office/word/2015/wordml/symex" xmlns:wpg="http://schemas.microsoft.com/office/word/2010/wordprocessingGroup" xmlns:wpi="http://schemas.microsoft.com/office/word/2010/wordprocessingInk" xmlns:wne="http://schemas.microsoft.com/office/word/2006/wordml" xmlns:wps="http://schemas.microsoft.com/office/word/2010/wordprocessingShape" mc:Ignorable="w14 w15 w16se w16cid w16 w16cex w16sdtdh wp14">
+<w:document xmlns:wpc="http://schemas.microsoft.com/office/word/2010/wordprocessingCanvas" xmlns:cx="http://schemas.microsoft.com/office/drawing/2014/chartex" xmlns:cx1="http://schemas.microsoft.com/office/drawing/2015/9/8/chartex" xmlns:cx2="http://schemas.microsoft.com/office/drawing/2015/10/21/chartex" xmlns:cx3="http://schemas.microsoft.com/office/drawing/2016/5/9/chartex" xmlns:cx4="http://schemas.microsoft.com/office/drawing/2016/5/10/chartex" xmlns:cx5="http://schemas.microsoft.com/office/drawing/2016/5/11/chartex" xmlns:cx6="http://schemas.microsoft.com/office/drawing/2016/5/12/chartex" xmlns:cx7="http://schemas.microsoft.com/office/drawing/2016/5/13/chartex" xmlns:cx8="http://schemas.microsoft.com/office/drawing/2016/5/14/chartex" xmlns:mc="http://schemas.openxmlformats.org/markup-compatibility/2006" xmlns:aink="http://schemas.microsoft.com/office/drawing/2016/ink" xmlns:am3d="http://schemas.microsoft.com/office/drawing/2017/model3d" xmlns:o="urn:schemas-microsoft-com:office:office" xmlns:oel="http://schemas.microsoft.com/office/2019/extlst" xmlns:r="http://schemas.openxmlformats.org/officeDocument/2006/relationships" xmlns:m="http://schemas.openxmlformats.org/officeDocument/2006/math" xmlns:v="urn:schemas-microsoft-com:vml" xmlns:wp14="http://schemas.microsoft.com/office/word/2010/wordprocessingDrawing" xmlns:wp="http://schemas.openxmlformats.org/drawingml/2006/wordprocessingDrawing" xmlns:w10="urn:schemas-microsoft-com:office:word" xmlns:w="http://schemas.openxmlformats.org/wordprocessingml/2006/main" xmlns:w14="http://schemas.microsoft.com/office/word/2010/wordml" xmlns:w15="http://schemas.microsoft.com/office/word/2012/wordml" xmlns:w16cex="http://schemas.microsoft.com/office/word/2018/wordml/cex" xmlns:w16cid="http://schemas.microsoft.com/office/word/2016/wordml/cid" xmlns:w16="http://schemas.microsoft.com/office/word/2018/wordml" xmlns:w16du="http://schemas.microsoft.com/office/word/2023/wordml/word16du" xmlns:w16sdtdh="http://schemas.microsoft.com/office/word/2020/wordml/sdtdatahash" xmlns:w16sdtfl="http://schemas.microsoft.com/office/word/2024/wordml/sdtformatlock" xmlns:w16se="http://schemas.microsoft.com/office/word/2015/wordml/symex" xmlns:wpg="http://schemas.microsoft.com/office/word/2010/wordprocessingGroup" xmlns:wpi="http://schemas.microsoft.com/office/word/2010/wordprocessingInk" xmlns:wne="http://schemas.microsoft.com/office/word/2006/wordml" xmlns:wps="http://schemas.microsoft.com/office/word/2010/wordprocessingShape" mc:Ignorable="w14 w15 w16se w16cid w16 w16cex w16sdtdh w16sdtfl w16du wp14">
   <w:body>
     <w:p>
       <w:pPr>
@@ -2485,6 +2485,7 @@
         <w:t>&amp;</w:t>
       </w:r>
       <w:proofErr w:type="spellStart"/>
+      <w:proofErr w:type="gramStart"/>
       <w:r>
         <w:rPr>
           <w:rFonts w:ascii="Cascadia Code" w:eastAsia="Times New Roman" w:hAnsi="Cascadia Code" w:cs="Cascadia Code"/>
@@ -2511,6 +2512,7 @@
         <w:t>::</w:t>
       </w:r>
       <w:proofErr w:type="spellStart"/>
+      <w:proofErr w:type="gramEnd"/>
       <w:r>
         <w:rPr>
           <w:rFonts w:ascii="Cascadia Code" w:eastAsia="Times New Roman" w:hAnsi="Cascadia Code" w:cs="Cascadia Code"/>
@@ -2702,6 +2704,7 @@
         <w:t>&amp;</w:t>
       </w:r>
       <w:proofErr w:type="spellStart"/>
+      <w:proofErr w:type="gramStart"/>
       <w:r>
         <w:rPr>
           <w:rFonts w:ascii="Cascadia Code" w:eastAsia="Times New Roman" w:hAnsi="Cascadia Code" w:cs="Cascadia Code"/>
@@ -2728,6 +2731,7 @@
         <w:t>::</w:t>
       </w:r>
       <w:proofErr w:type="spellStart"/>
+      <w:proofErr w:type="gramEnd"/>
       <w:r>
         <w:rPr>
           <w:rFonts w:ascii="Cascadia Code" w:eastAsia="Times New Roman" w:hAnsi="Cascadia Code" w:cs="Cascadia Code"/>
@@ -3253,7 +3257,55 @@
           <w:sz w:val="20"/>
           <w:szCs w:val="18"/>
         </w:rPr>
-        <w:t>), detach() and joinable() In Thread In C++ (C++11)</w:t>
+        <w:t xml:space="preserve">), </w:t>
+      </w:r>
+      <w:proofErr w:type="gramStart"/>
+      <w:r>
+        <w:rPr>
+          <w:sz w:val="20"/>
+          <w:szCs w:val="18"/>
+        </w:rPr>
+        <w:t>detach(</w:t>
+      </w:r>
+      <w:proofErr w:type="gramEnd"/>
+      <w:r>
+        <w:rPr>
+          <w:sz w:val="20"/>
+          <w:szCs w:val="18"/>
+        </w:rPr>
+        <w:t xml:space="preserve">) and </w:t>
+      </w:r>
+      <w:proofErr w:type="gramStart"/>
+      <w:r>
+        <w:rPr>
+          <w:sz w:val="20"/>
+          <w:szCs w:val="18"/>
+        </w:rPr>
+        <w:t>joinable(</w:t>
+      </w:r>
+      <w:proofErr w:type="gramEnd"/>
+      <w:r>
+        <w:rPr>
+          <w:sz w:val="20"/>
+          <w:szCs w:val="18"/>
+        </w:rPr>
+        <w:t xml:space="preserve">) In Thread </w:t>
+      </w:r>
+      <w:proofErr w:type="gramStart"/>
+      <w:r>
+        <w:rPr>
+          <w:sz w:val="20"/>
+          <w:szCs w:val="18"/>
+        </w:rPr>
+        <w:t>In</w:t>
+      </w:r>
+      <w:proofErr w:type="gramEnd"/>
+      <w:r>
+        <w:rPr>
+          <w:sz w:val="20"/>
+          <w:szCs w:val="18"/>
+        </w:rPr>
+        <w:t xml:space="preserve"> C++ (C++11)</w:t>
       </w:r>
     </w:p>
     <w:p>
@@ -3299,8 +3351,17 @@
           <w:sz w:val="20"/>
           <w:szCs w:val="18"/>
         </w:rPr>
-        <w:t>) function on thread object..</w:t>
-      </w:r>
+        <w:t xml:space="preserve">) function on thread </w:t>
+      </w:r>
+      <w:proofErr w:type="gramStart"/>
+      <w:r>
+        <w:rPr>
+          <w:sz w:val="20"/>
+          <w:szCs w:val="18"/>
+        </w:rPr>
+        <w:t>object..</w:t>
+      </w:r>
+      <w:proofErr w:type="gramEnd"/>
     </w:p>
     <w:p>
       <w:pPr>
@@ -3379,7 +3440,23 @@
           <w:sz w:val="20"/>
           <w:szCs w:val="18"/>
         </w:rPr>
-        <w:t xml:space="preserve"> joinable() function)</w:t>
+        <w:t xml:space="preserve"> </w:t>
+      </w:r>
+      <w:proofErr w:type="gramStart"/>
+      <w:r>
+        <w:rPr>
+          <w:sz w:val="20"/>
+          <w:szCs w:val="18"/>
+        </w:rPr>
+        <w:t>joinable(</w:t>
+      </w:r>
+      <w:proofErr w:type="gramEnd"/>
+      <w:r>
+        <w:rPr>
+          <w:sz w:val="20"/>
+          <w:szCs w:val="18"/>
+        </w:rPr>
+        <w:t>) function)</w:t>
       </w:r>
     </w:p>
     <w:p>
@@ -3566,7 +3643,25 @@
           <w:szCs w:val="18"/>
           <w:highlight w:val="cyan"/>
         </w:rPr>
-        <w:t>) or detach() should be called on thre</w:t>
+        <w:t xml:space="preserve">) or </w:t>
+      </w:r>
+      <w:proofErr w:type="gramStart"/>
+      <w:r>
+        <w:rPr>
+          <w:sz w:val="20"/>
+          <w:szCs w:val="18"/>
+          <w:highlight w:val="cyan"/>
+        </w:rPr>
+        <w:t>detach(</w:t>
+      </w:r>
+      <w:proofErr w:type="gramEnd"/>
+      <w:r>
+        <w:rPr>
+          <w:sz w:val="20"/>
+          <w:szCs w:val="18"/>
+          <w:highlight w:val="cyan"/>
+        </w:rPr>
+        <w:t>) should be called on thre</w:t>
       </w:r>
       <w:r>
         <w:rPr>
@@ -3705,7 +3800,23 @@
           <w:sz w:val="20"/>
           <w:szCs w:val="18"/>
         </w:rPr>
-        <w:t xml:space="preserve">), unlock(), </w:t>
+        <w:t xml:space="preserve">), </w:t>
+      </w:r>
+      <w:proofErr w:type="gramStart"/>
+      <w:r>
+        <w:rPr>
+          <w:sz w:val="20"/>
+          <w:szCs w:val="18"/>
+        </w:rPr>
+        <w:t>unlock(</w:t>
+      </w:r>
+      <w:proofErr w:type="gramEnd"/>
+      <w:r>
+        <w:rPr>
+          <w:sz w:val="20"/>
+          <w:szCs w:val="18"/>
+        </w:rPr>
+        <w:t xml:space="preserve">), </w:t>
       </w:r>
       <w:proofErr w:type="spellStart"/>
       <w:r>
@@ -3713,7 +3824,15 @@
           <w:sz w:val="20"/>
           <w:szCs w:val="18"/>
         </w:rPr>
-        <w:t>try_lock</w:t>
+        <w:t>try_</w:t>
+      </w:r>
+      <w:proofErr w:type="gramStart"/>
+      <w:r>
+        <w:rPr>
+          <w:sz w:val="20"/>
+          <w:szCs w:val="18"/>
+        </w:rPr>
+        <w:t>lock</w:t>
       </w:r>
       <w:proofErr w:type="spellEnd"/>
       <w:r>
@@ -3721,7 +3840,15 @@
           <w:sz w:val="20"/>
           <w:szCs w:val="18"/>
         </w:rPr>
-        <w:t>()</w:t>
+        <w:t>(</w:t>
+      </w:r>
+      <w:proofErr w:type="gramEnd"/>
+      <w:r>
+        <w:rPr>
+          <w:sz w:val="20"/>
+          <w:szCs w:val="18"/>
+        </w:rPr>
+        <w:t>)</w:t>
       </w:r>
       <w:r>
         <w:rPr>
@@ -3901,7 +4028,15 @@
           <w:sz w:val="20"/>
           <w:szCs w:val="18"/>
         </w:rPr>
-        <w:t>try_lock</w:t>
+        <w:t>try_</w:t>
+      </w:r>
+      <w:proofErr w:type="gramStart"/>
+      <w:r>
+        <w:rPr>
+          <w:sz w:val="20"/>
+          <w:szCs w:val="18"/>
+        </w:rPr>
+        <w:t>lock</w:t>
       </w:r>
       <w:proofErr w:type="spellEnd"/>
       <w:r>
@@ -3909,7 +4044,15 @@
           <w:sz w:val="20"/>
           <w:szCs w:val="18"/>
         </w:rPr>
-        <w:t>(m1, m2, m3….</w:t>
+        <w:t>(</w:t>
+      </w:r>
+      <w:proofErr w:type="gramEnd"/>
+      <w:r>
+        <w:rPr>
+          <w:sz w:val="20"/>
+          <w:szCs w:val="18"/>
+        </w:rPr>
+        <w:t>m1, m2, m3….</w:t>
       </w:r>
       <w:proofErr w:type="spellStart"/>
       <w:r>
@@ -3945,7 +4088,23 @@
           <w:sz w:val="20"/>
           <w:szCs w:val="18"/>
         </w:rPr>
-        <w:t xml:space="preserve">This is non-blocking call on success returns -1 otherwise zero based index of mutex which </w:t>
+        <w:t xml:space="preserve">This is non-blocking call on success returns -1 otherwise </w:t>
+      </w:r>
+      <w:proofErr w:type="gramStart"/>
+      <w:r>
+        <w:rPr>
+          <w:sz w:val="20"/>
+          <w:szCs w:val="18"/>
+        </w:rPr>
+        <w:t>zero based</w:t>
+      </w:r>
+      <w:proofErr w:type="gramEnd"/>
+      <w:r>
+        <w:rPr>
+          <w:sz w:val="20"/>
+          <w:szCs w:val="18"/>
+        </w:rPr>
+        <w:t xml:space="preserve"> index of mutex which </w:t>
       </w:r>
       <w:proofErr w:type="gramStart"/>
       <w:r>
@@ -4117,7 +4276,15 @@
           <w:sz w:val="20"/>
           <w:szCs w:val="20"/>
         </w:rPr>
-        <w:t>try_lock_until</w:t>
+        <w:t>try_lock_</w:t>
+      </w:r>
+      <w:proofErr w:type="gramStart"/>
+      <w:r>
+        <w:rPr>
+          <w:sz w:val="20"/>
+          <w:szCs w:val="20"/>
+        </w:rPr>
+        <w:t>until</w:t>
       </w:r>
       <w:proofErr w:type="spellEnd"/>
       <w:r>
@@ -4125,22 +4292,46 @@
           <w:sz w:val="20"/>
           <w:szCs w:val="20"/>
         </w:rPr>
-        <w:t>();</w:t>
-      </w:r>
-    </w:p>
-    <w:p>
-      <w:pPr>
-        <w:rPr>
-          <w:sz w:val="20"/>
-          <w:szCs w:val="18"/>
-        </w:rPr>
-      </w:pPr>
-      <w:r>
-        <w:rPr>
-          <w:sz w:val="20"/>
-          <w:szCs w:val="18"/>
-        </w:rPr>
-        <w:t>// TOPIC: Timed Mutex In C++ Threading (</w:t>
+        <w:t>(</w:t>
+      </w:r>
+      <w:proofErr w:type="gramEnd"/>
+      <w:r>
+        <w:rPr>
+          <w:sz w:val="20"/>
+          <w:szCs w:val="20"/>
+        </w:rPr>
+        <w:t>);</w:t>
+      </w:r>
+    </w:p>
+    <w:p>
+      <w:pPr>
+        <w:rPr>
+          <w:sz w:val="20"/>
+          <w:szCs w:val="18"/>
+        </w:rPr>
+      </w:pPr>
+      <w:r>
+        <w:rPr>
+          <w:sz w:val="20"/>
+          <w:szCs w:val="18"/>
+        </w:rPr>
+        <w:t xml:space="preserve">// TOPIC: Timed Mutex </w:t>
+      </w:r>
+      <w:proofErr w:type="gramStart"/>
+      <w:r>
+        <w:rPr>
+          <w:sz w:val="20"/>
+          <w:szCs w:val="18"/>
+        </w:rPr>
+        <w:t>In</w:t>
+      </w:r>
+      <w:proofErr w:type="gramEnd"/>
+      <w:r>
+        <w:rPr>
+          <w:sz w:val="20"/>
+          <w:szCs w:val="18"/>
+        </w:rPr>
+        <w:t xml:space="preserve"> C++ Threading (</w:t>
       </w:r>
       <w:proofErr w:type="gramStart"/>
       <w:r>
@@ -4366,7 +4557,23 @@
           <w:sz w:val="20"/>
           <w:szCs w:val="18"/>
         </w:rPr>
-        <w:t xml:space="preserve">// b. try </w:t>
+        <w:t xml:space="preserve">// b. </w:t>
+      </w:r>
+      <w:proofErr w:type="gramStart"/>
+      <w:r>
+        <w:rPr>
+          <w:sz w:val="20"/>
+          <w:szCs w:val="18"/>
+        </w:rPr>
+        <w:t>try</w:t>
+      </w:r>
+      <w:proofErr w:type="gramEnd"/>
+      <w:r>
+        <w:rPr>
+          <w:sz w:val="20"/>
+          <w:szCs w:val="18"/>
+        </w:rPr>
+        <w:t xml:space="preserve"> </w:t>
       </w:r>
       <w:proofErr w:type="gramStart"/>
       <w:r>
@@ -4435,7 +4642,23 @@
           <w:sz w:val="20"/>
           <w:szCs w:val="18"/>
         </w:rPr>
-        <w:t xml:space="preserve"> ---\ These two functions makes it different from mutex.</w:t>
+        <w:t xml:space="preserve"> ---\ These two functions </w:t>
+      </w:r>
+      <w:proofErr w:type="gramStart"/>
+      <w:r>
+        <w:rPr>
+          <w:sz w:val="20"/>
+          <w:szCs w:val="18"/>
+        </w:rPr>
+        <w:t>makes</w:t>
+      </w:r>
+      <w:proofErr w:type="gramEnd"/>
+      <w:r>
+        <w:rPr>
+          <w:sz w:val="20"/>
+          <w:szCs w:val="18"/>
+        </w:rPr>
+        <w:t xml:space="preserve"> it different from mutex.</w:t>
       </w:r>
     </w:p>
     <w:p>
@@ -4812,6 +5035,31 @@
         </w:rPr>
         <w:t>::</w:t>
       </w:r>
+      <w:r>
+        <w:rPr>
+          <w:rFonts w:ascii="Cascadia Code" w:eastAsia="Times New Roman" w:hAnsi="Cascadia Code" w:cs="Cascadia Code"/>
+          <w:color w:val="4EC9B0"/>
+          <w:kern w:val="0"/>
+          <w:sz w:val="20"/>
+          <w:szCs w:val="20"/>
+          <w:lang w:eastAsia="en-IN"/>
+          <w14:ligatures w14:val="none"/>
+        </w:rPr>
+        <w:t>chrono</w:t>
+      </w:r>
+      <w:r>
+        <w:rPr>
+          <w:rFonts w:ascii="Cascadia Code" w:eastAsia="Times New Roman" w:hAnsi="Cascadia Code" w:cs="Cascadia Code"/>
+          <w:color w:val="D4D4D4"/>
+          <w:kern w:val="0"/>
+          <w:sz w:val="20"/>
+          <w:szCs w:val="20"/>
+          <w:lang w:eastAsia="en-IN"/>
+          <w14:ligatures w14:val="none"/>
+        </w:rPr>
+        <w:t>::</w:t>
+      </w:r>
+      <w:proofErr w:type="spellStart"/>
       <w:proofErr w:type="gramEnd"/>
       <w:r>
         <w:rPr>
@@ -4823,8 +5071,22 @@
           <w:lang w:eastAsia="en-IN"/>
           <w14:ligatures w14:val="none"/>
         </w:rPr>
-        <w:t>chrono</w:t>
-      </w:r>
+        <w:t>steady_</w:t>
+      </w:r>
+      <w:proofErr w:type="gramStart"/>
+      <w:r>
+        <w:rPr>
+          <w:rFonts w:ascii="Cascadia Code" w:eastAsia="Times New Roman" w:hAnsi="Cascadia Code" w:cs="Cascadia Code"/>
+          <w:color w:val="4EC9B0"/>
+          <w:kern w:val="0"/>
+          <w:sz w:val="20"/>
+          <w:szCs w:val="20"/>
+          <w:lang w:eastAsia="en-IN"/>
+          <w14:ligatures w14:val="none"/>
+        </w:rPr>
+        <w:t>clock</w:t>
+      </w:r>
+      <w:proofErr w:type="spellEnd"/>
       <w:r>
         <w:rPr>
           <w:rFonts w:ascii="Cascadia Code" w:eastAsia="Times New Roman" w:hAnsi="Cascadia Code" w:cs="Cascadia Code"/>
@@ -4837,20 +5099,18 @@
         </w:rPr>
         <w:t>::</w:t>
       </w:r>
-      <w:proofErr w:type="spellStart"/>
-      <w:r>
-        <w:rPr>
-          <w:rFonts w:ascii="Cascadia Code" w:eastAsia="Times New Roman" w:hAnsi="Cascadia Code" w:cs="Cascadia Code"/>
-          <w:color w:val="4EC9B0"/>
-          <w:kern w:val="0"/>
-          <w:sz w:val="20"/>
-          <w:szCs w:val="20"/>
-          <w:lang w:eastAsia="en-IN"/>
-          <w14:ligatures w14:val="none"/>
-        </w:rPr>
-        <w:t>steady_clock</w:t>
-      </w:r>
-      <w:proofErr w:type="spellEnd"/>
+      <w:r>
+        <w:rPr>
+          <w:rFonts w:ascii="Cascadia Code" w:eastAsia="Times New Roman" w:hAnsi="Cascadia Code" w:cs="Cascadia Code"/>
+          <w:color w:val="DCDCAA"/>
+          <w:kern w:val="0"/>
+          <w:sz w:val="20"/>
+          <w:szCs w:val="20"/>
+          <w:lang w:eastAsia="en-IN"/>
+          <w14:ligatures w14:val="none"/>
+        </w:rPr>
+        <w:t>now</w:t>
+      </w:r>
       <w:r>
         <w:rPr>
           <w:rFonts w:ascii="Cascadia Code" w:eastAsia="Times New Roman" w:hAnsi="Cascadia Code" w:cs="Cascadia Code"/>
@@ -4861,20 +5121,9 @@
           <w:lang w:eastAsia="en-IN"/>
           <w14:ligatures w14:val="none"/>
         </w:rPr>
-        <w:t>::</w:t>
-      </w:r>
-      <w:r>
-        <w:rPr>
-          <w:rFonts w:ascii="Cascadia Code" w:eastAsia="Times New Roman" w:hAnsi="Cascadia Code" w:cs="Cascadia Code"/>
-          <w:color w:val="DCDCAA"/>
-          <w:kern w:val="0"/>
-          <w:sz w:val="20"/>
-          <w:szCs w:val="20"/>
-          <w:lang w:eastAsia="en-IN"/>
-          <w14:ligatures w14:val="none"/>
-        </w:rPr>
-        <w:t>now</w:t>
-      </w:r>
+        <w:t>(</w:t>
+      </w:r>
+      <w:proofErr w:type="gramEnd"/>
       <w:r>
         <w:rPr>
           <w:rFonts w:ascii="Cascadia Code" w:eastAsia="Times New Roman" w:hAnsi="Cascadia Code" w:cs="Cascadia Code"/>
@@ -4885,7 +5134,7 @@
           <w:lang w:eastAsia="en-IN"/>
           <w14:ligatures w14:val="none"/>
         </w:rPr>
-        <w:t>();</w:t>
+        <w:t>);</w:t>
       </w:r>
     </w:p>
     <w:p>
@@ -5002,6 +5251,7 @@
         </w:rPr>
         <w:t xml:space="preserve"> </w:t>
       </w:r>
+      <w:proofErr w:type="gramStart"/>
       <w:r>
         <w:rPr>
           <w:rFonts w:ascii="Cascadia Code" w:eastAsia="Times New Roman" w:hAnsi="Cascadia Code" w:cs="Cascadia Code"/>
@@ -5026,6 +5276,7 @@
         </w:rPr>
         <w:t>::chrono::</w:t>
       </w:r>
+      <w:proofErr w:type="gramEnd"/>
       <w:r>
         <w:rPr>
           <w:rFonts w:ascii="Cascadia Code" w:eastAsia="Times New Roman" w:hAnsi="Cascadia Code" w:cs="Cascadia Code"/>
@@ -5072,8 +5323,22 @@
           <w:lang w:eastAsia="en-IN"/>
           <w14:ligatures w14:val="none"/>
         </w:rPr>
-        <w:t>))){</w:t>
-      </w:r>
+        <w:t>)</w:t>
+      </w:r>
+      <w:proofErr w:type="gramStart"/>
+      <w:r>
+        <w:rPr>
+          <w:rFonts w:ascii="Cascadia Code" w:eastAsia="Times New Roman" w:hAnsi="Cascadia Code" w:cs="Cascadia Code"/>
+          <w:color w:val="D4D4D4"/>
+          <w:kern w:val="0"/>
+          <w:sz w:val="20"/>
+          <w:szCs w:val="20"/>
+          <w:lang w:eastAsia="en-IN"/>
+          <w14:ligatures w14:val="none"/>
+        </w:rPr>
+        <w:t>)){</w:t>
+      </w:r>
+      <w:proofErr w:type="gramEnd"/>
     </w:p>
     <w:p>
       <w:pPr>
@@ -5166,6 +5431,7 @@
         </w:rPr>
         <w:t xml:space="preserve"> </w:t>
       </w:r>
+      <w:proofErr w:type="gramStart"/>
       <w:r>
         <w:rPr>
           <w:rFonts w:ascii="Cascadia Code" w:eastAsia="Times New Roman" w:hAnsi="Cascadia Code" w:cs="Cascadia Code"/>
@@ -5191,6 +5457,7 @@
         <w:t>::</w:t>
       </w:r>
       <w:proofErr w:type="spellStart"/>
+      <w:proofErr w:type="gramEnd"/>
       <w:r>
         <w:rPr>
           <w:rFonts w:ascii="Cascadia Code" w:eastAsia="Times New Roman" w:hAnsi="Cascadia Code" w:cs="Cascadia Code"/>
@@ -5216,6 +5483,7 @@
         </w:rPr>
         <w:t xml:space="preserve"> (</w:t>
       </w:r>
+      <w:proofErr w:type="gramStart"/>
       <w:r>
         <w:rPr>
           <w:rFonts w:ascii="Cascadia Code" w:eastAsia="Times New Roman" w:hAnsi="Cascadia Code" w:cs="Cascadia Code"/>
@@ -5238,7 +5506,33 @@
           <w:lang w:eastAsia="en-IN"/>
           <w14:ligatures w14:val="none"/>
         </w:rPr>
-        <w:t>::chrono: :</w:t>
+        <w:t>::</w:t>
+      </w:r>
+      <w:proofErr w:type="gramEnd"/>
+      <w:r>
+        <w:rPr>
+          <w:rFonts w:ascii="Cascadia Code" w:eastAsia="Times New Roman" w:hAnsi="Cascadia Code" w:cs="Cascadia Code"/>
+          <w:color w:val="D4D4D4"/>
+          <w:kern w:val="0"/>
+          <w:sz w:val="20"/>
+          <w:szCs w:val="20"/>
+          <w:lang w:eastAsia="en-IN"/>
+          <w14:ligatures w14:val="none"/>
+        </w:rPr>
+        <w:t>chrono</w:t>
+      </w:r>
+      <w:proofErr w:type="gramStart"/>
+      <w:r>
+        <w:rPr>
+          <w:rFonts w:ascii="Cascadia Code" w:eastAsia="Times New Roman" w:hAnsi="Cascadia Code" w:cs="Cascadia Code"/>
+          <w:color w:val="D4D4D4"/>
+          <w:kern w:val="0"/>
+          <w:sz w:val="20"/>
+          <w:szCs w:val="20"/>
+          <w:lang w:eastAsia="en-IN"/>
+          <w14:ligatures w14:val="none"/>
+        </w:rPr>
+        <w:t>: :</w:t>
       </w:r>
       <w:r>
         <w:rPr>
@@ -5252,6 +5546,7 @@
         </w:rPr>
         <w:t>seconds</w:t>
       </w:r>
+      <w:proofErr w:type="gramEnd"/>
       <w:r>
         <w:rPr>
           <w:rFonts w:ascii="Cascadia Code" w:eastAsia="Times New Roman" w:hAnsi="Cascadia Code" w:cs="Cascadia Code"/>
@@ -5874,7 +6169,7 @@
           <w:sz w:val="20"/>
           <w:szCs w:val="18"/>
         </w:rPr>
-        <w:t>// TOPIC: Recursive Mutex In C++ (</w:t>
+        <w:t xml:space="preserve">// TOPIC: Recursive Mutex </w:t>
       </w:r>
       <w:proofErr w:type="gramStart"/>
       <w:r>
@@ -5882,6 +6177,22 @@
           <w:sz w:val="20"/>
           <w:szCs w:val="18"/>
         </w:rPr>
+        <w:t>In</w:t>
+      </w:r>
+      <w:proofErr w:type="gramEnd"/>
+      <w:r>
+        <w:rPr>
+          <w:sz w:val="20"/>
+          <w:szCs w:val="18"/>
+        </w:rPr>
+        <w:t xml:space="preserve"> C++ (</w:t>
+      </w:r>
+      <w:proofErr w:type="gramStart"/>
+      <w:r>
+        <w:rPr>
+          <w:sz w:val="20"/>
+          <w:szCs w:val="18"/>
+        </w:rPr>
         <w:t>std::</w:t>
       </w:r>
       <w:proofErr w:type="gramEnd"/>
@@ -6153,9 +6464,18 @@
           <w:sz w:val="20"/>
           <w:szCs w:val="18"/>
         </w:rPr>
-        <w:t>) it will return std::</w:t>
+        <w:t xml:space="preserve">) it will return </w:t>
+      </w:r>
+      <w:proofErr w:type="gramStart"/>
+      <w:r>
+        <w:rPr>
+          <w:sz w:val="20"/>
+          <w:szCs w:val="18"/>
+        </w:rPr>
+        <w:t>std::</w:t>
       </w:r>
       <w:proofErr w:type="spellStart"/>
+      <w:proofErr w:type="gramEnd"/>
       <w:r>
         <w:rPr>
           <w:sz w:val="20"/>
@@ -6169,7 +6489,23 @@
           <w:sz w:val="20"/>
           <w:szCs w:val="18"/>
         </w:rPr>
-        <w:t xml:space="preserve"> OR if we were calling try lock() then it will return false.</w:t>
+        <w:t xml:space="preserve"> OR if we were calling try </w:t>
+      </w:r>
+      <w:proofErr w:type="gramStart"/>
+      <w:r>
+        <w:rPr>
+          <w:sz w:val="20"/>
+          <w:szCs w:val="18"/>
+        </w:rPr>
+        <w:t>lock(</w:t>
+      </w:r>
+      <w:proofErr w:type="gramEnd"/>
+      <w:r>
+        <w:rPr>
+          <w:sz w:val="20"/>
+          <w:szCs w:val="18"/>
+        </w:rPr>
+        <w:t>) then it will return false.</w:t>
       </w:r>
     </w:p>
     <w:p>
@@ -6568,7 +6904,15 @@
           <w:sz w:val="20"/>
           <w:szCs w:val="18"/>
         </w:rPr>
-        <w:t>try_lock_until</w:t>
+        <w:t>try_lock_</w:t>
+      </w:r>
+      <w:proofErr w:type="gramStart"/>
+      <w:r>
+        <w:rPr>
+          <w:sz w:val="20"/>
+          <w:szCs w:val="18"/>
+        </w:rPr>
+        <w:t>until</w:t>
       </w:r>
       <w:proofErr w:type="spellEnd"/>
       <w:r>
@@ -6576,7 +6920,15 @@
           <w:sz w:val="20"/>
           <w:szCs w:val="18"/>
         </w:rPr>
-        <w:t xml:space="preserve">(). </w:t>
+        <w:t>(</w:t>
+      </w:r>
+      <w:proofErr w:type="gramEnd"/>
+      <w:r>
+        <w:rPr>
+          <w:sz w:val="20"/>
+          <w:szCs w:val="18"/>
+        </w:rPr>
+        <w:t xml:space="preserve">). </w:t>
       </w:r>
     </w:p>
     <w:p>
@@ -6587,12 +6939,21 @@
           <w:szCs w:val="18"/>
         </w:rPr>
       </w:pPr>
-      <w:r>
-        <w:rPr>
-          <w:sz w:val="20"/>
-          <w:szCs w:val="18"/>
-        </w:rPr>
-        <w:t xml:space="preserve">Also it can be used as recursive </w:t>
+      <w:proofErr w:type="gramStart"/>
+      <w:r>
+        <w:rPr>
+          <w:sz w:val="20"/>
+          <w:szCs w:val="18"/>
+        </w:rPr>
+        <w:t>Also</w:t>
+      </w:r>
+      <w:proofErr w:type="gramEnd"/>
+      <w:r>
+        <w:rPr>
+          <w:sz w:val="20"/>
+          <w:szCs w:val="18"/>
+        </w:rPr>
+        <w:t xml:space="preserve"> it can be used as recursive </w:t>
       </w:r>
       <w:proofErr w:type="gramStart"/>
       <w:r>
@@ -6865,19 +7226,28 @@
         <w:t xml:space="preserve">      a. </w:t>
       </w:r>
       <w:proofErr w:type="spellStart"/>
-      <w:r>
-        <w:rPr>
-          <w:sz w:val="20"/>
-          <w:szCs w:val="18"/>
-        </w:rPr>
-        <w:t>notify_</w:t>
-      </w:r>
       <w:proofErr w:type="gramStart"/>
       <w:r>
         <w:rPr>
           <w:sz w:val="20"/>
           <w:szCs w:val="18"/>
         </w:rPr>
+        <w:t>notify</w:t>
+      </w:r>
+      <w:proofErr w:type="gramEnd"/>
+      <w:r>
+        <w:rPr>
+          <w:sz w:val="20"/>
+          <w:szCs w:val="18"/>
+        </w:rPr>
+        <w:t>_</w:t>
+      </w:r>
+      <w:proofErr w:type="gramStart"/>
+      <w:r>
+        <w:rPr>
+          <w:sz w:val="20"/>
+          <w:szCs w:val="18"/>
+        </w:rPr>
         <w:t>one</w:t>
       </w:r>
       <w:proofErr w:type="spellEnd"/>
@@ -6912,19 +7282,28 @@
         <w:t xml:space="preserve">      b. </w:t>
       </w:r>
       <w:proofErr w:type="spellStart"/>
-      <w:r>
-        <w:rPr>
-          <w:sz w:val="20"/>
-          <w:szCs w:val="18"/>
-        </w:rPr>
-        <w:t>notify_</w:t>
-      </w:r>
       <w:proofErr w:type="gramStart"/>
       <w:r>
         <w:rPr>
           <w:sz w:val="20"/>
           <w:szCs w:val="18"/>
         </w:rPr>
+        <w:t>notify</w:t>
+      </w:r>
+      <w:proofErr w:type="gramEnd"/>
+      <w:r>
+        <w:rPr>
+          <w:sz w:val="20"/>
+          <w:szCs w:val="18"/>
+        </w:rPr>
+        <w:t>_</w:t>
+      </w:r>
+      <w:proofErr w:type="gramStart"/>
+      <w:r>
+        <w:rPr>
+          <w:sz w:val="20"/>
+          <w:szCs w:val="18"/>
+        </w:rPr>
         <w:t>all</w:t>
       </w:r>
       <w:proofErr w:type="spellEnd"/>
@@ -6987,7 +7366,23 @@
           <w:sz w:val="20"/>
           <w:szCs w:val="18"/>
         </w:rPr>
-        <w:t xml:space="preserve"> to wait on some condition then it has to do these things:</w:t>
+        <w:t xml:space="preserve"> to wait on some </w:t>
+      </w:r>
+      <w:proofErr w:type="gramStart"/>
+      <w:r>
+        <w:rPr>
+          <w:sz w:val="20"/>
+          <w:szCs w:val="18"/>
+        </w:rPr>
+        <w:t>condition</w:t>
+      </w:r>
+      <w:proofErr w:type="gramEnd"/>
+      <w:r>
+        <w:rPr>
+          <w:sz w:val="20"/>
+          <w:szCs w:val="18"/>
+        </w:rPr>
+        <w:t xml:space="preserve"> then it has to do these things:</w:t>
       </w:r>
     </w:p>
     <w:p>
@@ -7018,8 +7413,49 @@
           <w:sz w:val="20"/>
           <w:szCs w:val="18"/>
         </w:rPr>
-        <w:t xml:space="preserve"> unique lock&lt;std: :mutex&gt; lock(m);.</w:t>
-      </w:r>
+        <w:t xml:space="preserve"> unique lock&lt;std</w:t>
+      </w:r>
+      <w:proofErr w:type="gramStart"/>
+      <w:r>
+        <w:rPr>
+          <w:sz w:val="20"/>
+          <w:szCs w:val="18"/>
+        </w:rPr>
+        <w:t>: :mutex</w:t>
+      </w:r>
+      <w:proofErr w:type="gramEnd"/>
+      <w:r>
+        <w:rPr>
+          <w:sz w:val="20"/>
+          <w:szCs w:val="18"/>
+        </w:rPr>
+        <w:t xml:space="preserve">&gt; </w:t>
+      </w:r>
+      <w:proofErr w:type="gramStart"/>
+      <w:r>
+        <w:rPr>
+          <w:sz w:val="20"/>
+          <w:szCs w:val="18"/>
+        </w:rPr>
+        <w:t>lock(</w:t>
+      </w:r>
+      <w:proofErr w:type="gramEnd"/>
+      <w:r>
+        <w:rPr>
+          <w:sz w:val="20"/>
+          <w:szCs w:val="18"/>
+        </w:rPr>
+        <w:t>m</w:t>
+      </w:r>
+      <w:proofErr w:type="gramStart"/>
+      <w:r>
+        <w:rPr>
+          <w:sz w:val="20"/>
+          <w:szCs w:val="18"/>
+        </w:rPr>
+        <w:t>);.</w:t>
+      </w:r>
+      <w:proofErr w:type="gramEnd"/>
     </w:p>
     <w:p>
       <w:pPr>
@@ -7068,12 +7504,26 @@
         <w:rPr>
           <w:szCs w:val="24"/>
         </w:rPr>
-        <w:t>future&lt;&gt; / std::promise&lt;&gt;</w:t>
-      </w:r>
+        <w:t xml:space="preserve">future&lt;&gt; / </w:t>
+      </w:r>
+      <w:proofErr w:type="gramStart"/>
       <w:r>
         <w:rPr>
           <w:szCs w:val="24"/>
         </w:rPr>
+        <w:t>std::</w:t>
+      </w:r>
+      <w:proofErr w:type="gramEnd"/>
+      <w:r>
+        <w:rPr>
+          <w:szCs w:val="24"/>
+        </w:rPr>
+        <w:t>promise&lt;&gt;</w:t>
+      </w:r>
+      <w:r>
+        <w:rPr>
+          <w:szCs w:val="24"/>
+        </w:rPr>
         <w:t xml:space="preserve"> -&gt;</w:t>
       </w:r>
     </w:p>
@@ -7105,11 +7555,11 @@
       </w:r>
       <w:proofErr w:type="gramStart"/>
       <w:r>
-        <w:t>std::</w:t>
+        <w:t>std::async(</w:t>
       </w:r>
       <w:proofErr w:type="gramEnd"/>
       <w:r>
-        <w:t>async()</w:t>
+        <w:t>)</w:t>
       </w:r>
       <w:r>
         <w:t>:</w:t>
@@ -7141,7 +7591,23 @@
           <w:sz w:val="20"/>
           <w:szCs w:val="18"/>
         </w:rPr>
-        <w:t xml:space="preserve">async (std::launch::async, </w:t>
+        <w:t>async (</w:t>
+      </w:r>
+      <w:proofErr w:type="gramStart"/>
+      <w:r>
+        <w:rPr>
+          <w:sz w:val="20"/>
+          <w:szCs w:val="18"/>
+        </w:rPr>
+        <w:t>std::launch::</w:t>
+      </w:r>
+      <w:proofErr w:type="gramEnd"/>
+      <w:r>
+        <w:rPr>
+          <w:sz w:val="20"/>
+          <w:szCs w:val="18"/>
+        </w:rPr>
+        <w:t xml:space="preserve">async, </w:t>
       </w:r>
       <w:proofErr w:type="spellStart"/>
       <w:r>
@@ -7215,6 +7681,7 @@
       </w:pPr>
       <w:r>
         <w:rPr>
+          <w:noProof/>
           <w:sz w:val="20"/>
           <w:szCs w:val="18"/>
         </w:rPr>
@@ -7264,7 +7731,5032 @@
         </w:rPr>
       </w:pPr>
     </w:p>
-    <w:p/>
+    <w:p>
+      <w:pPr>
+        <w:rPr>
+          <w:sz w:val="20"/>
+          <w:szCs w:val="18"/>
+          <w:lang w:val="en-US"/>
+        </w:rPr>
+      </w:pPr>
+      <w:r>
+        <w:rPr>
+          <w:sz w:val="20"/>
+          <w:szCs w:val="18"/>
+        </w:rPr>
+        <w:t>13&gt;</w:t>
+      </w:r>
+      <w:r>
+        <w:rPr>
+          <w:sz w:val="20"/>
+          <w:szCs w:val="18"/>
+          <w:lang w:val="en-US"/>
+        </w:rPr>
+        <w:t xml:space="preserve"> Memory orders for </w:t>
+      </w:r>
+      <w:proofErr w:type="gramStart"/>
+      <w:r>
+        <w:rPr>
+          <w:sz w:val="20"/>
+          <w:szCs w:val="18"/>
+          <w:lang w:val="en-US"/>
+        </w:rPr>
+        <w:t>std::</w:t>
+      </w:r>
+      <w:proofErr w:type="gramEnd"/>
+      <w:r>
+        <w:rPr>
+          <w:sz w:val="20"/>
+          <w:szCs w:val="18"/>
+          <w:lang w:val="en-US"/>
+        </w:rPr>
+        <w:t>atomic variables in C++:</w:t>
+      </w:r>
+    </w:p>
+    <w:p>
+      <w:pPr>
+        <w:pStyle w:val="ListParagraph"/>
+        <w:numPr>
+          <w:ilvl w:val="0"/>
+          <w:numId w:val="7"/>
+        </w:numPr>
+        <w:rPr>
+          <w:sz w:val="20"/>
+          <w:szCs w:val="18"/>
+          <w:lang w:val="en-US"/>
+        </w:rPr>
+      </w:pPr>
+      <w:r>
+        <w:rPr>
+          <w:sz w:val="20"/>
+          <w:szCs w:val="18"/>
+          <w:lang w:val="en-US"/>
+        </w:rPr>
+        <w:t xml:space="preserve"> </w:t>
+      </w:r>
+      <w:proofErr w:type="spellStart"/>
+      <w:r>
+        <w:rPr>
+          <w:sz w:val="20"/>
+          <w:szCs w:val="18"/>
+          <w:lang w:val="en-US"/>
+        </w:rPr>
+        <w:t>memory_order_relaxed</w:t>
+      </w:r>
+      <w:proofErr w:type="spellEnd"/>
+      <w:r>
+        <w:rPr>
+          <w:sz w:val="20"/>
+          <w:szCs w:val="18"/>
+          <w:lang w:val="en-US"/>
+        </w:rPr>
+        <w:t xml:space="preserve"> - No Ordering Guarantees</w:t>
+      </w:r>
+    </w:p>
+    <w:p>
+      <w:pPr>
+        <w:shd w:val="clear" w:color="auto" w:fill="1F1F1F"/>
+        <w:spacing w:after="0" w:line="285" w:lineRule="atLeast"/>
+        <w:rPr>
+          <w:rFonts w:ascii="Cascadia Code" w:eastAsia="Times New Roman" w:hAnsi="Cascadia Code" w:cs="Cascadia Code"/>
+          <w:color w:val="CCCCCC"/>
+          <w:kern w:val="0"/>
+          <w:sz w:val="20"/>
+          <w:szCs w:val="20"/>
+          <w:lang w:eastAsia="en-IN"/>
+          <w14:ligatures w14:val="none"/>
+        </w:rPr>
+      </w:pPr>
+      <w:r>
+        <w:rPr>
+          <w:rFonts w:ascii="Cascadia Code" w:eastAsia="Times New Roman" w:hAnsi="Cascadia Code" w:cs="Cascadia Code"/>
+          <w:color w:val="4EC9B0"/>
+          <w:kern w:val="0"/>
+          <w:sz w:val="20"/>
+          <w:szCs w:val="20"/>
+          <w:lang w:eastAsia="en-IN"/>
+          <w14:ligatures w14:val="none"/>
+        </w:rPr>
+        <w:t>atomic</w:t>
+      </w:r>
+      <w:r>
+        <w:rPr>
+          <w:rFonts w:ascii="Cascadia Code" w:eastAsia="Times New Roman" w:hAnsi="Cascadia Code" w:cs="Cascadia Code"/>
+          <w:color w:val="D4D4D4"/>
+          <w:kern w:val="0"/>
+          <w:sz w:val="20"/>
+          <w:szCs w:val="20"/>
+          <w:lang w:eastAsia="en-IN"/>
+          <w14:ligatures w14:val="none"/>
+        </w:rPr>
+        <w:t>&lt;</w:t>
+      </w:r>
+      <w:r>
+        <w:rPr>
+          <w:rFonts w:ascii="Cascadia Code" w:eastAsia="Times New Roman" w:hAnsi="Cascadia Code" w:cs="Cascadia Code"/>
+          <w:color w:val="569CD6"/>
+          <w:kern w:val="0"/>
+          <w:sz w:val="20"/>
+          <w:szCs w:val="20"/>
+          <w:lang w:eastAsia="en-IN"/>
+          <w14:ligatures w14:val="none"/>
+        </w:rPr>
+        <w:t>int</w:t>
+      </w:r>
+      <w:r>
+        <w:rPr>
+          <w:rFonts w:ascii="Cascadia Code" w:eastAsia="Times New Roman" w:hAnsi="Cascadia Code" w:cs="Cascadia Code"/>
+          <w:color w:val="D4D4D4"/>
+          <w:kern w:val="0"/>
+          <w:sz w:val="20"/>
+          <w:szCs w:val="20"/>
+          <w:lang w:eastAsia="en-IN"/>
+          <w14:ligatures w14:val="none"/>
+        </w:rPr>
+        <w:t>&gt;</w:t>
+      </w:r>
+      <w:r>
+        <w:rPr>
+          <w:rFonts w:ascii="Cascadia Code" w:eastAsia="Times New Roman" w:hAnsi="Cascadia Code" w:cs="Cascadia Code"/>
+          <w:color w:val="CCCCCC"/>
+          <w:kern w:val="0"/>
+          <w:sz w:val="20"/>
+          <w:szCs w:val="20"/>
+          <w:lang w:eastAsia="en-IN"/>
+          <w14:ligatures w14:val="none"/>
+        </w:rPr>
+        <w:t xml:space="preserve"> </w:t>
+      </w:r>
+      <w:proofErr w:type="gramStart"/>
+      <w:r>
+        <w:rPr>
+          <w:rFonts w:ascii="Cascadia Code" w:eastAsia="Times New Roman" w:hAnsi="Cascadia Code" w:cs="Cascadia Code"/>
+          <w:color w:val="9CDCFE"/>
+          <w:kern w:val="0"/>
+          <w:sz w:val="20"/>
+          <w:szCs w:val="20"/>
+          <w:lang w:eastAsia="en-IN"/>
+          <w14:ligatures w14:val="none"/>
+        </w:rPr>
+        <w:t>x</w:t>
+      </w:r>
+      <w:r>
+        <w:rPr>
+          <w:rFonts w:ascii="Cascadia Code" w:eastAsia="Times New Roman" w:hAnsi="Cascadia Code" w:cs="Cascadia Code"/>
+          <w:color w:val="CCCCCC"/>
+          <w:kern w:val="0"/>
+          <w:sz w:val="20"/>
+          <w:szCs w:val="20"/>
+          <w:lang w:eastAsia="en-IN"/>
+          <w14:ligatures w14:val="none"/>
+        </w:rPr>
+        <w:t>{</w:t>
+      </w:r>
+      <w:proofErr w:type="gramEnd"/>
+      <w:r>
+        <w:rPr>
+          <w:rFonts w:ascii="Cascadia Code" w:eastAsia="Times New Roman" w:hAnsi="Cascadia Code" w:cs="Cascadia Code"/>
+          <w:color w:val="B5CEA8"/>
+          <w:kern w:val="0"/>
+          <w:sz w:val="20"/>
+          <w:szCs w:val="20"/>
+          <w:lang w:eastAsia="en-IN"/>
+          <w14:ligatures w14:val="none"/>
+        </w:rPr>
+        <w:t>0</w:t>
+      </w:r>
+      <w:r>
+        <w:rPr>
+          <w:rFonts w:ascii="Cascadia Code" w:eastAsia="Times New Roman" w:hAnsi="Cascadia Code" w:cs="Cascadia Code"/>
+          <w:color w:val="CCCCCC"/>
+          <w:kern w:val="0"/>
+          <w:sz w:val="20"/>
+          <w:szCs w:val="20"/>
+          <w:lang w:eastAsia="en-IN"/>
+          <w14:ligatures w14:val="none"/>
+        </w:rPr>
+        <w:t xml:space="preserve">}, </w:t>
+      </w:r>
+      <w:proofErr w:type="gramStart"/>
+      <w:r>
+        <w:rPr>
+          <w:rFonts w:ascii="Cascadia Code" w:eastAsia="Times New Roman" w:hAnsi="Cascadia Code" w:cs="Cascadia Code"/>
+          <w:color w:val="9CDCFE"/>
+          <w:kern w:val="0"/>
+          <w:sz w:val="20"/>
+          <w:szCs w:val="20"/>
+          <w:lang w:eastAsia="en-IN"/>
+          <w14:ligatures w14:val="none"/>
+        </w:rPr>
+        <w:t>y</w:t>
+      </w:r>
+      <w:r>
+        <w:rPr>
+          <w:rFonts w:ascii="Cascadia Code" w:eastAsia="Times New Roman" w:hAnsi="Cascadia Code" w:cs="Cascadia Code"/>
+          <w:color w:val="CCCCCC"/>
+          <w:kern w:val="0"/>
+          <w:sz w:val="20"/>
+          <w:szCs w:val="20"/>
+          <w:lang w:eastAsia="en-IN"/>
+          <w14:ligatures w14:val="none"/>
+        </w:rPr>
+        <w:t>{</w:t>
+      </w:r>
+      <w:proofErr w:type="gramEnd"/>
+      <w:r>
+        <w:rPr>
+          <w:rFonts w:ascii="Cascadia Code" w:eastAsia="Times New Roman" w:hAnsi="Cascadia Code" w:cs="Cascadia Code"/>
+          <w:color w:val="B5CEA8"/>
+          <w:kern w:val="0"/>
+          <w:sz w:val="20"/>
+          <w:szCs w:val="20"/>
+          <w:lang w:eastAsia="en-IN"/>
+          <w14:ligatures w14:val="none"/>
+        </w:rPr>
+        <w:t>0</w:t>
+      </w:r>
+      <w:r>
+        <w:rPr>
+          <w:rFonts w:ascii="Cascadia Code" w:eastAsia="Times New Roman" w:hAnsi="Cascadia Code" w:cs="Cascadia Code"/>
+          <w:color w:val="CCCCCC"/>
+          <w:kern w:val="0"/>
+          <w:sz w:val="20"/>
+          <w:szCs w:val="20"/>
+          <w:lang w:eastAsia="en-IN"/>
+          <w14:ligatures w14:val="none"/>
+        </w:rPr>
+        <w:t>};</w:t>
+      </w:r>
+    </w:p>
+    <w:p>
+      <w:pPr>
+        <w:shd w:val="clear" w:color="auto" w:fill="1F1F1F"/>
+        <w:spacing w:after="0" w:line="285" w:lineRule="atLeast"/>
+        <w:rPr>
+          <w:rFonts w:ascii="Cascadia Code" w:eastAsia="Times New Roman" w:hAnsi="Cascadia Code" w:cs="Cascadia Code"/>
+          <w:color w:val="CCCCCC"/>
+          <w:kern w:val="0"/>
+          <w:sz w:val="20"/>
+          <w:szCs w:val="20"/>
+          <w:lang w:eastAsia="en-IN"/>
+          <w14:ligatures w14:val="none"/>
+        </w:rPr>
+      </w:pPr>
+      <w:r>
+        <w:rPr>
+          <w:rFonts w:ascii="Cascadia Code" w:eastAsia="Times New Roman" w:hAnsi="Cascadia Code" w:cs="Cascadia Code"/>
+          <w:color w:val="569CD6"/>
+          <w:kern w:val="0"/>
+          <w:sz w:val="20"/>
+          <w:szCs w:val="20"/>
+          <w:lang w:eastAsia="en-IN"/>
+          <w14:ligatures w14:val="none"/>
+        </w:rPr>
+        <w:t>int</w:t>
+      </w:r>
+      <w:r>
+        <w:rPr>
+          <w:rFonts w:ascii="Cascadia Code" w:eastAsia="Times New Roman" w:hAnsi="Cascadia Code" w:cs="Cascadia Code"/>
+          <w:color w:val="CCCCCC"/>
+          <w:kern w:val="0"/>
+          <w:sz w:val="20"/>
+          <w:szCs w:val="20"/>
+          <w:lang w:eastAsia="en-IN"/>
+          <w14:ligatures w14:val="none"/>
+        </w:rPr>
+        <w:t xml:space="preserve"> </w:t>
+      </w:r>
+      <w:r>
+        <w:rPr>
+          <w:rFonts w:ascii="Cascadia Code" w:eastAsia="Times New Roman" w:hAnsi="Cascadia Code" w:cs="Cascadia Code"/>
+          <w:color w:val="9CDCFE"/>
+          <w:kern w:val="0"/>
+          <w:sz w:val="20"/>
+          <w:szCs w:val="20"/>
+          <w:lang w:eastAsia="en-IN"/>
+          <w14:ligatures w14:val="none"/>
+        </w:rPr>
+        <w:t>r1</w:t>
+      </w:r>
+      <w:r>
+        <w:rPr>
+          <w:rFonts w:ascii="Cascadia Code" w:eastAsia="Times New Roman" w:hAnsi="Cascadia Code" w:cs="Cascadia Code"/>
+          <w:color w:val="CCCCCC"/>
+          <w:kern w:val="0"/>
+          <w:sz w:val="20"/>
+          <w:szCs w:val="20"/>
+          <w:lang w:eastAsia="en-IN"/>
+          <w14:ligatures w14:val="none"/>
+        </w:rPr>
+        <w:t xml:space="preserve">, </w:t>
+      </w:r>
+      <w:r>
+        <w:rPr>
+          <w:rFonts w:ascii="Cascadia Code" w:eastAsia="Times New Roman" w:hAnsi="Cascadia Code" w:cs="Cascadia Code"/>
+          <w:color w:val="9CDCFE"/>
+          <w:kern w:val="0"/>
+          <w:sz w:val="20"/>
+          <w:szCs w:val="20"/>
+          <w:lang w:eastAsia="en-IN"/>
+          <w14:ligatures w14:val="none"/>
+        </w:rPr>
+        <w:t>r2</w:t>
+      </w:r>
+      <w:r>
+        <w:rPr>
+          <w:rFonts w:ascii="Cascadia Code" w:eastAsia="Times New Roman" w:hAnsi="Cascadia Code" w:cs="Cascadia Code"/>
+          <w:color w:val="CCCCCC"/>
+          <w:kern w:val="0"/>
+          <w:sz w:val="20"/>
+          <w:szCs w:val="20"/>
+          <w:lang w:eastAsia="en-IN"/>
+          <w14:ligatures w14:val="none"/>
+        </w:rPr>
+        <w:t>;</w:t>
+      </w:r>
+    </w:p>
+    <w:p>
+      <w:pPr>
+        <w:shd w:val="clear" w:color="auto" w:fill="1F1F1F"/>
+        <w:spacing w:after="0" w:line="285" w:lineRule="atLeast"/>
+        <w:rPr>
+          <w:rFonts w:ascii="Cascadia Code" w:eastAsia="Times New Roman" w:hAnsi="Cascadia Code" w:cs="Cascadia Code"/>
+          <w:color w:val="CCCCCC"/>
+          <w:kern w:val="0"/>
+          <w:sz w:val="20"/>
+          <w:szCs w:val="20"/>
+          <w:lang w:eastAsia="en-IN"/>
+          <w14:ligatures w14:val="none"/>
+        </w:rPr>
+      </w:pPr>
+    </w:p>
+    <w:p>
+      <w:pPr>
+        <w:shd w:val="clear" w:color="auto" w:fill="1F1F1F"/>
+        <w:spacing w:after="0" w:line="285" w:lineRule="atLeast"/>
+        <w:rPr>
+          <w:rFonts w:ascii="Cascadia Code" w:eastAsia="Times New Roman" w:hAnsi="Cascadia Code" w:cs="Cascadia Code"/>
+          <w:color w:val="CCCCCC"/>
+          <w:kern w:val="0"/>
+          <w:sz w:val="20"/>
+          <w:szCs w:val="20"/>
+          <w:lang w:eastAsia="en-IN"/>
+          <w14:ligatures w14:val="none"/>
+        </w:rPr>
+      </w:pPr>
+      <w:r>
+        <w:rPr>
+          <w:rFonts w:ascii="Cascadia Code" w:eastAsia="Times New Roman" w:hAnsi="Cascadia Code" w:cs="Cascadia Code"/>
+          <w:color w:val="6A9955"/>
+          <w:kern w:val="0"/>
+          <w:sz w:val="20"/>
+          <w:szCs w:val="20"/>
+          <w:lang w:eastAsia="en-IN"/>
+          <w14:ligatures w14:val="none"/>
+        </w:rPr>
+        <w:t>// Thread 1</w:t>
+      </w:r>
+    </w:p>
+    <w:p>
+      <w:pPr>
+        <w:shd w:val="clear" w:color="auto" w:fill="1F1F1F"/>
+        <w:spacing w:after="0" w:line="285" w:lineRule="atLeast"/>
+        <w:rPr>
+          <w:rFonts w:ascii="Cascadia Code" w:eastAsia="Times New Roman" w:hAnsi="Cascadia Code" w:cs="Cascadia Code"/>
+          <w:color w:val="CCCCCC"/>
+          <w:kern w:val="0"/>
+          <w:sz w:val="20"/>
+          <w:szCs w:val="20"/>
+          <w:lang w:eastAsia="en-IN"/>
+          <w14:ligatures w14:val="none"/>
+        </w:rPr>
+      </w:pPr>
+      <w:proofErr w:type="spellStart"/>
+      <w:r>
+        <w:rPr>
+          <w:rFonts w:ascii="Cascadia Code" w:eastAsia="Times New Roman" w:hAnsi="Cascadia Code" w:cs="Cascadia Code"/>
+          <w:color w:val="9CDCFE"/>
+          <w:kern w:val="0"/>
+          <w:sz w:val="20"/>
+          <w:szCs w:val="20"/>
+          <w:lang w:eastAsia="en-IN"/>
+          <w14:ligatures w14:val="none"/>
+        </w:rPr>
+        <w:t>x</w:t>
+      </w:r>
+      <w:r>
+        <w:rPr>
+          <w:rFonts w:ascii="Cascadia Code" w:eastAsia="Times New Roman" w:hAnsi="Cascadia Code" w:cs="Cascadia Code"/>
+          <w:color w:val="CCCCCC"/>
+          <w:kern w:val="0"/>
+          <w:sz w:val="20"/>
+          <w:szCs w:val="20"/>
+          <w:lang w:eastAsia="en-IN"/>
+          <w14:ligatures w14:val="none"/>
+        </w:rPr>
+        <w:t>.</w:t>
+      </w:r>
+      <w:proofErr w:type="gramStart"/>
+      <w:r>
+        <w:rPr>
+          <w:rFonts w:ascii="Cascadia Code" w:eastAsia="Times New Roman" w:hAnsi="Cascadia Code" w:cs="Cascadia Code"/>
+          <w:color w:val="DCDCAA"/>
+          <w:kern w:val="0"/>
+          <w:sz w:val="20"/>
+          <w:szCs w:val="20"/>
+          <w:lang w:eastAsia="en-IN"/>
+          <w14:ligatures w14:val="none"/>
+        </w:rPr>
+        <w:t>store</w:t>
+      </w:r>
+      <w:proofErr w:type="spellEnd"/>
+      <w:r>
+        <w:rPr>
+          <w:rFonts w:ascii="Cascadia Code" w:eastAsia="Times New Roman" w:hAnsi="Cascadia Code" w:cs="Cascadia Code"/>
+          <w:color w:val="CCCCCC"/>
+          <w:kern w:val="0"/>
+          <w:sz w:val="20"/>
+          <w:szCs w:val="20"/>
+          <w:lang w:eastAsia="en-IN"/>
+          <w14:ligatures w14:val="none"/>
+        </w:rPr>
+        <w:t>(</w:t>
+      </w:r>
+      <w:proofErr w:type="gramEnd"/>
+      <w:r>
+        <w:rPr>
+          <w:rFonts w:ascii="Cascadia Code" w:eastAsia="Times New Roman" w:hAnsi="Cascadia Code" w:cs="Cascadia Code"/>
+          <w:color w:val="B5CEA8"/>
+          <w:kern w:val="0"/>
+          <w:sz w:val="20"/>
+          <w:szCs w:val="20"/>
+          <w:lang w:eastAsia="en-IN"/>
+          <w14:ligatures w14:val="none"/>
+        </w:rPr>
+        <w:t>1</w:t>
+      </w:r>
+      <w:r>
+        <w:rPr>
+          <w:rFonts w:ascii="Cascadia Code" w:eastAsia="Times New Roman" w:hAnsi="Cascadia Code" w:cs="Cascadia Code"/>
+          <w:color w:val="CCCCCC"/>
+          <w:kern w:val="0"/>
+          <w:sz w:val="20"/>
+          <w:szCs w:val="20"/>
+          <w:lang w:eastAsia="en-IN"/>
+          <w14:ligatures w14:val="none"/>
+        </w:rPr>
+        <w:t xml:space="preserve">, </w:t>
+      </w:r>
+      <w:proofErr w:type="spellStart"/>
+      <w:r>
+        <w:rPr>
+          <w:rFonts w:ascii="Cascadia Code" w:eastAsia="Times New Roman" w:hAnsi="Cascadia Code" w:cs="Cascadia Code"/>
+          <w:color w:val="9CDCFE"/>
+          <w:kern w:val="0"/>
+          <w:sz w:val="20"/>
+          <w:szCs w:val="20"/>
+          <w:lang w:eastAsia="en-IN"/>
+          <w14:ligatures w14:val="none"/>
+        </w:rPr>
+        <w:t>memory_order_relaxed</w:t>
+      </w:r>
+      <w:proofErr w:type="spellEnd"/>
+      <w:proofErr w:type="gramStart"/>
+      <w:r>
+        <w:rPr>
+          <w:rFonts w:ascii="Cascadia Code" w:eastAsia="Times New Roman" w:hAnsi="Cascadia Code" w:cs="Cascadia Code"/>
+          <w:color w:val="CCCCCC"/>
+          <w:kern w:val="0"/>
+          <w:sz w:val="20"/>
+          <w:szCs w:val="20"/>
+          <w:lang w:eastAsia="en-IN"/>
+          <w14:ligatures w14:val="none"/>
+        </w:rPr>
+        <w:t>);</w:t>
+      </w:r>
+      <w:r>
+        <w:rPr>
+          <w:rFonts w:ascii="Cascadia Code" w:eastAsia="Times New Roman" w:hAnsi="Cascadia Code" w:cs="Cascadia Code"/>
+          <w:color w:val="6A9955"/>
+          <w:kern w:val="0"/>
+          <w:sz w:val="20"/>
+          <w:szCs w:val="20"/>
+          <w:lang w:eastAsia="en-IN"/>
+          <w14:ligatures w14:val="none"/>
+        </w:rPr>
+        <w:t xml:space="preserve">  /</w:t>
+      </w:r>
+      <w:proofErr w:type="gramEnd"/>
+      <w:r>
+        <w:rPr>
+          <w:rFonts w:ascii="Cascadia Code" w:eastAsia="Times New Roman" w:hAnsi="Cascadia Code" w:cs="Cascadia Code"/>
+          <w:color w:val="6A9955"/>
+          <w:kern w:val="0"/>
+          <w:sz w:val="20"/>
+          <w:szCs w:val="20"/>
+          <w:lang w:eastAsia="en-IN"/>
+          <w14:ligatures w14:val="none"/>
+        </w:rPr>
+        <w:t>/ A</w:t>
+      </w:r>
+    </w:p>
+    <w:p>
+      <w:pPr>
+        <w:shd w:val="clear" w:color="auto" w:fill="1F1F1F"/>
+        <w:spacing w:after="0" w:line="285" w:lineRule="atLeast"/>
+        <w:rPr>
+          <w:rFonts w:ascii="Cascadia Code" w:eastAsia="Times New Roman" w:hAnsi="Cascadia Code" w:cs="Cascadia Code"/>
+          <w:color w:val="CCCCCC"/>
+          <w:kern w:val="0"/>
+          <w:sz w:val="20"/>
+          <w:szCs w:val="20"/>
+          <w:lang w:eastAsia="en-IN"/>
+          <w14:ligatures w14:val="none"/>
+        </w:rPr>
+      </w:pPr>
+      <w:proofErr w:type="spellStart"/>
+      <w:proofErr w:type="gramStart"/>
+      <w:r>
+        <w:rPr>
+          <w:rFonts w:ascii="Cascadia Code" w:eastAsia="Times New Roman" w:hAnsi="Cascadia Code" w:cs="Cascadia Code"/>
+          <w:color w:val="9CDCFE"/>
+          <w:kern w:val="0"/>
+          <w:sz w:val="20"/>
+          <w:szCs w:val="20"/>
+          <w:lang w:eastAsia="en-IN"/>
+          <w14:ligatures w14:val="none"/>
+        </w:rPr>
+        <w:t>y</w:t>
+      </w:r>
+      <w:r>
+        <w:rPr>
+          <w:rFonts w:ascii="Cascadia Code" w:eastAsia="Times New Roman" w:hAnsi="Cascadia Code" w:cs="Cascadia Code"/>
+          <w:color w:val="CCCCCC"/>
+          <w:kern w:val="0"/>
+          <w:sz w:val="20"/>
+          <w:szCs w:val="20"/>
+          <w:lang w:eastAsia="en-IN"/>
+          <w14:ligatures w14:val="none"/>
+        </w:rPr>
+        <w:t>.</w:t>
+      </w:r>
+      <w:r>
+        <w:rPr>
+          <w:rFonts w:ascii="Cascadia Code" w:eastAsia="Times New Roman" w:hAnsi="Cascadia Code" w:cs="Cascadia Code"/>
+          <w:color w:val="DCDCAA"/>
+          <w:kern w:val="0"/>
+          <w:sz w:val="20"/>
+          <w:szCs w:val="20"/>
+          <w:lang w:eastAsia="en-IN"/>
+          <w14:ligatures w14:val="none"/>
+        </w:rPr>
+        <w:t>store</w:t>
+      </w:r>
+      <w:proofErr w:type="spellEnd"/>
+      <w:proofErr w:type="gramEnd"/>
+      <w:r>
+        <w:rPr>
+          <w:rFonts w:ascii="Cascadia Code" w:eastAsia="Times New Roman" w:hAnsi="Cascadia Code" w:cs="Cascadia Code"/>
+          <w:color w:val="CCCCCC"/>
+          <w:kern w:val="0"/>
+          <w:sz w:val="20"/>
+          <w:szCs w:val="20"/>
+          <w:lang w:eastAsia="en-IN"/>
+          <w14:ligatures w14:val="none"/>
+        </w:rPr>
+        <w:t>(</w:t>
+      </w:r>
+      <w:r>
+        <w:rPr>
+          <w:rFonts w:ascii="Cascadia Code" w:eastAsia="Times New Roman" w:hAnsi="Cascadia Code" w:cs="Cascadia Code"/>
+          <w:color w:val="B5CEA8"/>
+          <w:kern w:val="0"/>
+          <w:sz w:val="20"/>
+          <w:szCs w:val="20"/>
+          <w:lang w:eastAsia="en-IN"/>
+          <w14:ligatures w14:val="none"/>
+        </w:rPr>
+        <w:t>1</w:t>
+      </w:r>
+      <w:r>
+        <w:rPr>
+          <w:rFonts w:ascii="Cascadia Code" w:eastAsia="Times New Roman" w:hAnsi="Cascadia Code" w:cs="Cascadia Code"/>
+          <w:color w:val="CCCCCC"/>
+          <w:kern w:val="0"/>
+          <w:sz w:val="20"/>
+          <w:szCs w:val="20"/>
+          <w:lang w:eastAsia="en-IN"/>
+          <w14:ligatures w14:val="none"/>
+        </w:rPr>
+        <w:t xml:space="preserve">, </w:t>
+      </w:r>
+      <w:proofErr w:type="spellStart"/>
+      <w:r>
+        <w:rPr>
+          <w:rFonts w:ascii="Cascadia Code" w:eastAsia="Times New Roman" w:hAnsi="Cascadia Code" w:cs="Cascadia Code"/>
+          <w:color w:val="9CDCFE"/>
+          <w:kern w:val="0"/>
+          <w:sz w:val="20"/>
+          <w:szCs w:val="20"/>
+          <w:lang w:eastAsia="en-IN"/>
+          <w14:ligatures w14:val="none"/>
+        </w:rPr>
+        <w:t>memory_order_relaxed</w:t>
+      </w:r>
+      <w:proofErr w:type="spellEnd"/>
+      <w:proofErr w:type="gramStart"/>
+      <w:r>
+        <w:rPr>
+          <w:rFonts w:ascii="Cascadia Code" w:eastAsia="Times New Roman" w:hAnsi="Cascadia Code" w:cs="Cascadia Code"/>
+          <w:color w:val="CCCCCC"/>
+          <w:kern w:val="0"/>
+          <w:sz w:val="20"/>
+          <w:szCs w:val="20"/>
+          <w:lang w:eastAsia="en-IN"/>
+          <w14:ligatures w14:val="none"/>
+        </w:rPr>
+        <w:t>);</w:t>
+      </w:r>
+      <w:r>
+        <w:rPr>
+          <w:rFonts w:ascii="Cascadia Code" w:eastAsia="Times New Roman" w:hAnsi="Cascadia Code" w:cs="Cascadia Code"/>
+          <w:color w:val="6A9955"/>
+          <w:kern w:val="0"/>
+          <w:sz w:val="20"/>
+          <w:szCs w:val="20"/>
+          <w:lang w:eastAsia="en-IN"/>
+          <w14:ligatures w14:val="none"/>
+        </w:rPr>
+        <w:t xml:space="preserve">  /</w:t>
+      </w:r>
+      <w:proofErr w:type="gramEnd"/>
+      <w:r>
+        <w:rPr>
+          <w:rFonts w:ascii="Cascadia Code" w:eastAsia="Times New Roman" w:hAnsi="Cascadia Code" w:cs="Cascadia Code"/>
+          <w:color w:val="6A9955"/>
+          <w:kern w:val="0"/>
+          <w:sz w:val="20"/>
+          <w:szCs w:val="20"/>
+          <w:lang w:eastAsia="en-IN"/>
+          <w14:ligatures w14:val="none"/>
+        </w:rPr>
+        <w:t>/ B</w:t>
+      </w:r>
+    </w:p>
+    <w:p>
+      <w:pPr>
+        <w:shd w:val="clear" w:color="auto" w:fill="1F1F1F"/>
+        <w:spacing w:after="0" w:line="285" w:lineRule="atLeast"/>
+        <w:rPr>
+          <w:rFonts w:ascii="Cascadia Code" w:eastAsia="Times New Roman" w:hAnsi="Cascadia Code" w:cs="Cascadia Code"/>
+          <w:color w:val="CCCCCC"/>
+          <w:kern w:val="0"/>
+          <w:sz w:val="20"/>
+          <w:szCs w:val="20"/>
+          <w:lang w:eastAsia="en-IN"/>
+          <w14:ligatures w14:val="none"/>
+        </w:rPr>
+      </w:pPr>
+    </w:p>
+    <w:p>
+      <w:pPr>
+        <w:shd w:val="clear" w:color="auto" w:fill="1F1F1F"/>
+        <w:spacing w:after="0" w:line="285" w:lineRule="atLeast"/>
+        <w:rPr>
+          <w:rFonts w:ascii="Cascadia Code" w:eastAsia="Times New Roman" w:hAnsi="Cascadia Code" w:cs="Cascadia Code"/>
+          <w:color w:val="CCCCCC"/>
+          <w:kern w:val="0"/>
+          <w:sz w:val="20"/>
+          <w:szCs w:val="20"/>
+          <w:lang w:eastAsia="en-IN"/>
+          <w14:ligatures w14:val="none"/>
+        </w:rPr>
+      </w:pPr>
+      <w:r>
+        <w:rPr>
+          <w:rFonts w:ascii="Cascadia Code" w:eastAsia="Times New Roman" w:hAnsi="Cascadia Code" w:cs="Cascadia Code"/>
+          <w:color w:val="6A9955"/>
+          <w:kern w:val="0"/>
+          <w:sz w:val="20"/>
+          <w:szCs w:val="20"/>
+          <w:lang w:eastAsia="en-IN"/>
+          <w14:ligatures w14:val="none"/>
+        </w:rPr>
+        <w:t>// Thread 2</w:t>
+      </w:r>
+    </w:p>
+    <w:p>
+      <w:pPr>
+        <w:shd w:val="clear" w:color="auto" w:fill="1F1F1F"/>
+        <w:spacing w:after="0" w:line="285" w:lineRule="atLeast"/>
+        <w:rPr>
+          <w:rFonts w:ascii="Cascadia Code" w:eastAsia="Times New Roman" w:hAnsi="Cascadia Code" w:cs="Cascadia Code"/>
+          <w:color w:val="CCCCCC"/>
+          <w:kern w:val="0"/>
+          <w:sz w:val="20"/>
+          <w:szCs w:val="20"/>
+          <w:lang w:eastAsia="en-IN"/>
+          <w14:ligatures w14:val="none"/>
+        </w:rPr>
+      </w:pPr>
+      <w:r>
+        <w:rPr>
+          <w:rFonts w:ascii="Cascadia Code" w:eastAsia="Times New Roman" w:hAnsi="Cascadia Code" w:cs="Cascadia Code"/>
+          <w:color w:val="9CDCFE"/>
+          <w:kern w:val="0"/>
+          <w:sz w:val="20"/>
+          <w:szCs w:val="20"/>
+          <w:lang w:eastAsia="en-IN"/>
+          <w14:ligatures w14:val="none"/>
+        </w:rPr>
+        <w:t>r1</w:t>
+      </w:r>
+      <w:r>
+        <w:rPr>
+          <w:rFonts w:ascii="Cascadia Code" w:eastAsia="Times New Roman" w:hAnsi="Cascadia Code" w:cs="Cascadia Code"/>
+          <w:color w:val="CCCCCC"/>
+          <w:kern w:val="0"/>
+          <w:sz w:val="20"/>
+          <w:szCs w:val="20"/>
+          <w:lang w:eastAsia="en-IN"/>
+          <w14:ligatures w14:val="none"/>
+        </w:rPr>
+        <w:t xml:space="preserve"> </w:t>
+      </w:r>
+      <w:r>
+        <w:rPr>
+          <w:rFonts w:ascii="Cascadia Code" w:eastAsia="Times New Roman" w:hAnsi="Cascadia Code" w:cs="Cascadia Code"/>
+          <w:color w:val="D4D4D4"/>
+          <w:kern w:val="0"/>
+          <w:sz w:val="20"/>
+          <w:szCs w:val="20"/>
+          <w:lang w:eastAsia="en-IN"/>
+          <w14:ligatures w14:val="none"/>
+        </w:rPr>
+        <w:t>=</w:t>
+      </w:r>
+      <w:r>
+        <w:rPr>
+          <w:rFonts w:ascii="Cascadia Code" w:eastAsia="Times New Roman" w:hAnsi="Cascadia Code" w:cs="Cascadia Code"/>
+          <w:color w:val="CCCCCC"/>
+          <w:kern w:val="0"/>
+          <w:sz w:val="20"/>
+          <w:szCs w:val="20"/>
+          <w:lang w:eastAsia="en-IN"/>
+          <w14:ligatures w14:val="none"/>
+        </w:rPr>
+        <w:t xml:space="preserve"> </w:t>
+      </w:r>
+      <w:proofErr w:type="spellStart"/>
+      <w:proofErr w:type="gramStart"/>
+      <w:r>
+        <w:rPr>
+          <w:rFonts w:ascii="Cascadia Code" w:eastAsia="Times New Roman" w:hAnsi="Cascadia Code" w:cs="Cascadia Code"/>
+          <w:color w:val="9CDCFE"/>
+          <w:kern w:val="0"/>
+          <w:sz w:val="20"/>
+          <w:szCs w:val="20"/>
+          <w:lang w:eastAsia="en-IN"/>
+          <w14:ligatures w14:val="none"/>
+        </w:rPr>
+        <w:t>y</w:t>
+      </w:r>
+      <w:r>
+        <w:rPr>
+          <w:rFonts w:ascii="Cascadia Code" w:eastAsia="Times New Roman" w:hAnsi="Cascadia Code" w:cs="Cascadia Code"/>
+          <w:color w:val="CCCCCC"/>
+          <w:kern w:val="0"/>
+          <w:sz w:val="20"/>
+          <w:szCs w:val="20"/>
+          <w:lang w:eastAsia="en-IN"/>
+          <w14:ligatures w14:val="none"/>
+        </w:rPr>
+        <w:t>.</w:t>
+      </w:r>
+      <w:r>
+        <w:rPr>
+          <w:rFonts w:ascii="Cascadia Code" w:eastAsia="Times New Roman" w:hAnsi="Cascadia Code" w:cs="Cascadia Code"/>
+          <w:color w:val="DCDCAA"/>
+          <w:kern w:val="0"/>
+          <w:sz w:val="20"/>
+          <w:szCs w:val="20"/>
+          <w:lang w:eastAsia="en-IN"/>
+          <w14:ligatures w14:val="none"/>
+        </w:rPr>
+        <w:t>load</w:t>
+      </w:r>
+      <w:proofErr w:type="spellEnd"/>
+      <w:proofErr w:type="gramEnd"/>
+      <w:r>
+        <w:rPr>
+          <w:rFonts w:ascii="Cascadia Code" w:eastAsia="Times New Roman" w:hAnsi="Cascadia Code" w:cs="Cascadia Code"/>
+          <w:color w:val="CCCCCC"/>
+          <w:kern w:val="0"/>
+          <w:sz w:val="20"/>
+          <w:szCs w:val="20"/>
+          <w:lang w:eastAsia="en-IN"/>
+          <w14:ligatures w14:val="none"/>
+        </w:rPr>
+        <w:t>(</w:t>
+      </w:r>
+      <w:proofErr w:type="spellStart"/>
+      <w:r>
+        <w:rPr>
+          <w:rFonts w:ascii="Cascadia Code" w:eastAsia="Times New Roman" w:hAnsi="Cascadia Code" w:cs="Cascadia Code"/>
+          <w:color w:val="9CDCFE"/>
+          <w:kern w:val="0"/>
+          <w:sz w:val="20"/>
+          <w:szCs w:val="20"/>
+          <w:lang w:eastAsia="en-IN"/>
+          <w14:ligatures w14:val="none"/>
+        </w:rPr>
+        <w:t>memory_order_relaxed</w:t>
+      </w:r>
+      <w:proofErr w:type="spellEnd"/>
+      <w:r>
+        <w:rPr>
+          <w:rFonts w:ascii="Cascadia Code" w:eastAsia="Times New Roman" w:hAnsi="Cascadia Code" w:cs="Cascadia Code"/>
+          <w:color w:val="CCCCCC"/>
+          <w:kern w:val="0"/>
+          <w:sz w:val="20"/>
+          <w:szCs w:val="20"/>
+          <w:lang w:eastAsia="en-IN"/>
+          <w14:ligatures w14:val="none"/>
+        </w:rPr>
+        <w:t>);</w:t>
+      </w:r>
+      <w:r>
+        <w:rPr>
+          <w:rFonts w:ascii="Cascadia Code" w:eastAsia="Times New Roman" w:hAnsi="Cascadia Code" w:cs="Cascadia Code"/>
+          <w:color w:val="6A9955"/>
+          <w:kern w:val="0"/>
+          <w:sz w:val="20"/>
+          <w:szCs w:val="20"/>
+          <w:lang w:eastAsia="en-IN"/>
+          <w14:ligatures w14:val="none"/>
+        </w:rPr>
+        <w:t xml:space="preserve"> // C</w:t>
+      </w:r>
+    </w:p>
+    <w:p>
+      <w:pPr>
+        <w:shd w:val="clear" w:color="auto" w:fill="1F1F1F"/>
+        <w:spacing w:after="0" w:line="285" w:lineRule="atLeast"/>
+        <w:rPr>
+          <w:rFonts w:ascii="Cascadia Code" w:eastAsia="Times New Roman" w:hAnsi="Cascadia Code" w:cs="Cascadia Code"/>
+          <w:color w:val="CCCCCC"/>
+          <w:kern w:val="0"/>
+          <w:sz w:val="20"/>
+          <w:szCs w:val="20"/>
+          <w:lang w:eastAsia="en-IN"/>
+          <w14:ligatures w14:val="none"/>
+        </w:rPr>
+      </w:pPr>
+      <w:r>
+        <w:rPr>
+          <w:rFonts w:ascii="Cascadia Code" w:eastAsia="Times New Roman" w:hAnsi="Cascadia Code" w:cs="Cascadia Code"/>
+          <w:color w:val="9CDCFE"/>
+          <w:kern w:val="0"/>
+          <w:sz w:val="20"/>
+          <w:szCs w:val="20"/>
+          <w:lang w:eastAsia="en-IN"/>
+          <w14:ligatures w14:val="none"/>
+        </w:rPr>
+        <w:t>r2</w:t>
+      </w:r>
+      <w:r>
+        <w:rPr>
+          <w:rFonts w:ascii="Cascadia Code" w:eastAsia="Times New Roman" w:hAnsi="Cascadia Code" w:cs="Cascadia Code"/>
+          <w:color w:val="CCCCCC"/>
+          <w:kern w:val="0"/>
+          <w:sz w:val="20"/>
+          <w:szCs w:val="20"/>
+          <w:lang w:eastAsia="en-IN"/>
+          <w14:ligatures w14:val="none"/>
+        </w:rPr>
+        <w:t xml:space="preserve"> </w:t>
+      </w:r>
+      <w:r>
+        <w:rPr>
+          <w:rFonts w:ascii="Cascadia Code" w:eastAsia="Times New Roman" w:hAnsi="Cascadia Code" w:cs="Cascadia Code"/>
+          <w:color w:val="D4D4D4"/>
+          <w:kern w:val="0"/>
+          <w:sz w:val="20"/>
+          <w:szCs w:val="20"/>
+          <w:lang w:eastAsia="en-IN"/>
+          <w14:ligatures w14:val="none"/>
+        </w:rPr>
+        <w:t>=</w:t>
+      </w:r>
+      <w:r>
+        <w:rPr>
+          <w:rFonts w:ascii="Cascadia Code" w:eastAsia="Times New Roman" w:hAnsi="Cascadia Code" w:cs="Cascadia Code"/>
+          <w:color w:val="CCCCCC"/>
+          <w:kern w:val="0"/>
+          <w:sz w:val="20"/>
+          <w:szCs w:val="20"/>
+          <w:lang w:eastAsia="en-IN"/>
+          <w14:ligatures w14:val="none"/>
+        </w:rPr>
+        <w:t xml:space="preserve"> </w:t>
+      </w:r>
+      <w:proofErr w:type="spellStart"/>
+      <w:proofErr w:type="gramStart"/>
+      <w:r>
+        <w:rPr>
+          <w:rFonts w:ascii="Cascadia Code" w:eastAsia="Times New Roman" w:hAnsi="Cascadia Code" w:cs="Cascadia Code"/>
+          <w:color w:val="9CDCFE"/>
+          <w:kern w:val="0"/>
+          <w:sz w:val="20"/>
+          <w:szCs w:val="20"/>
+          <w:lang w:eastAsia="en-IN"/>
+          <w14:ligatures w14:val="none"/>
+        </w:rPr>
+        <w:t>x</w:t>
+      </w:r>
+      <w:r>
+        <w:rPr>
+          <w:rFonts w:ascii="Cascadia Code" w:eastAsia="Times New Roman" w:hAnsi="Cascadia Code" w:cs="Cascadia Code"/>
+          <w:color w:val="CCCCCC"/>
+          <w:kern w:val="0"/>
+          <w:sz w:val="20"/>
+          <w:szCs w:val="20"/>
+          <w:lang w:eastAsia="en-IN"/>
+          <w14:ligatures w14:val="none"/>
+        </w:rPr>
+        <w:t>.</w:t>
+      </w:r>
+      <w:r>
+        <w:rPr>
+          <w:rFonts w:ascii="Cascadia Code" w:eastAsia="Times New Roman" w:hAnsi="Cascadia Code" w:cs="Cascadia Code"/>
+          <w:color w:val="DCDCAA"/>
+          <w:kern w:val="0"/>
+          <w:sz w:val="20"/>
+          <w:szCs w:val="20"/>
+          <w:lang w:eastAsia="en-IN"/>
+          <w14:ligatures w14:val="none"/>
+        </w:rPr>
+        <w:t>load</w:t>
+      </w:r>
+      <w:proofErr w:type="spellEnd"/>
+      <w:proofErr w:type="gramEnd"/>
+      <w:r>
+        <w:rPr>
+          <w:rFonts w:ascii="Cascadia Code" w:eastAsia="Times New Roman" w:hAnsi="Cascadia Code" w:cs="Cascadia Code"/>
+          <w:color w:val="CCCCCC"/>
+          <w:kern w:val="0"/>
+          <w:sz w:val="20"/>
+          <w:szCs w:val="20"/>
+          <w:lang w:eastAsia="en-IN"/>
+          <w14:ligatures w14:val="none"/>
+        </w:rPr>
+        <w:t>(</w:t>
+      </w:r>
+      <w:proofErr w:type="spellStart"/>
+      <w:r>
+        <w:rPr>
+          <w:rFonts w:ascii="Cascadia Code" w:eastAsia="Times New Roman" w:hAnsi="Cascadia Code" w:cs="Cascadia Code"/>
+          <w:color w:val="9CDCFE"/>
+          <w:kern w:val="0"/>
+          <w:sz w:val="20"/>
+          <w:szCs w:val="20"/>
+          <w:lang w:eastAsia="en-IN"/>
+          <w14:ligatures w14:val="none"/>
+        </w:rPr>
+        <w:t>memory_order_relaxed</w:t>
+      </w:r>
+      <w:proofErr w:type="spellEnd"/>
+      <w:r>
+        <w:rPr>
+          <w:rFonts w:ascii="Cascadia Code" w:eastAsia="Times New Roman" w:hAnsi="Cascadia Code" w:cs="Cascadia Code"/>
+          <w:color w:val="CCCCCC"/>
+          <w:kern w:val="0"/>
+          <w:sz w:val="20"/>
+          <w:szCs w:val="20"/>
+          <w:lang w:eastAsia="en-IN"/>
+          <w14:ligatures w14:val="none"/>
+        </w:rPr>
+        <w:t>);</w:t>
+      </w:r>
+      <w:r>
+        <w:rPr>
+          <w:rFonts w:ascii="Cascadia Code" w:eastAsia="Times New Roman" w:hAnsi="Cascadia Code" w:cs="Cascadia Code"/>
+          <w:color w:val="6A9955"/>
+          <w:kern w:val="0"/>
+          <w:sz w:val="20"/>
+          <w:szCs w:val="20"/>
+          <w:lang w:eastAsia="en-IN"/>
+          <w14:ligatures w14:val="none"/>
+        </w:rPr>
+        <w:t xml:space="preserve"> // D</w:t>
+      </w:r>
+    </w:p>
+    <w:p>
+      <w:pPr>
+        <w:shd w:val="clear" w:color="auto" w:fill="1F1F1F"/>
+        <w:spacing w:after="0" w:line="285" w:lineRule="atLeast"/>
+        <w:rPr>
+          <w:rFonts w:ascii="Cascadia Code" w:eastAsia="Times New Roman" w:hAnsi="Cascadia Code" w:cs="Cascadia Code"/>
+          <w:color w:val="CCCCCC"/>
+          <w:kern w:val="0"/>
+          <w:sz w:val="20"/>
+          <w:szCs w:val="20"/>
+          <w:lang w:eastAsia="en-IN"/>
+          <w14:ligatures w14:val="none"/>
+        </w:rPr>
+      </w:pPr>
+    </w:p>
+    <w:p>
+      <w:pPr>
+        <w:shd w:val="clear" w:color="auto" w:fill="1F1F1F"/>
+        <w:spacing w:after="0" w:line="285" w:lineRule="atLeast"/>
+        <w:rPr>
+          <w:rFonts w:ascii="Cascadia Code" w:eastAsia="Times New Roman" w:hAnsi="Cascadia Code" w:cs="Cascadia Code"/>
+          <w:color w:val="CCCCCC"/>
+          <w:kern w:val="0"/>
+          <w:sz w:val="20"/>
+          <w:szCs w:val="20"/>
+          <w:lang w:eastAsia="en-IN"/>
+          <w14:ligatures w14:val="none"/>
+        </w:rPr>
+      </w:pPr>
+      <w:r>
+        <w:rPr>
+          <w:rFonts w:ascii="Cascadia Code" w:eastAsia="Times New Roman" w:hAnsi="Cascadia Code" w:cs="Cascadia Code"/>
+          <w:color w:val="6A9955"/>
+          <w:kern w:val="0"/>
+          <w:sz w:val="20"/>
+          <w:szCs w:val="20"/>
+          <w:lang w:eastAsia="en-IN"/>
+          <w14:ligatures w14:val="none"/>
+        </w:rPr>
+        <w:t>// Possible: r1 = 1, r2 = 0 (saw B before A!)</w:t>
+      </w:r>
+    </w:p>
+    <w:p>
+      <w:pPr>
+        <w:rPr>
+          <w:sz w:val="20"/>
+          <w:szCs w:val="18"/>
+          <w:lang w:val="en-US"/>
+        </w:rPr>
+      </w:pPr>
+    </w:p>
+    <w:p>
+      <w:pPr>
+        <w:spacing w:after="40"/>
+        <w:rPr>
+          <w:sz w:val="20"/>
+          <w:szCs w:val="18"/>
+          <w:lang w:val="en-US"/>
+        </w:rPr>
+      </w:pPr>
+      <w:r>
+        <w:rPr>
+          <w:rFonts w:ascii="Segoe UI Symbol" w:hAnsi="Segoe UI Symbol" w:cs="Segoe UI Symbol"/>
+          <w:sz w:val="20"/>
+          <w:szCs w:val="18"/>
+          <w:lang w:val="en-US"/>
+        </w:rPr>
+        <w:t>✓</w:t>
+      </w:r>
+      <w:r>
+        <w:rPr>
+          <w:sz w:val="20"/>
+          <w:szCs w:val="18"/>
+          <w:lang w:val="en-US"/>
+        </w:rPr>
+        <w:t xml:space="preserve"> Atomic operation (no data races)</w:t>
+      </w:r>
+    </w:p>
+    <w:p>
+      <w:pPr>
+        <w:spacing w:after="40"/>
+        <w:rPr>
+          <w:sz w:val="20"/>
+          <w:szCs w:val="18"/>
+          <w:lang w:val="en-US"/>
+        </w:rPr>
+      </w:pPr>
+      <w:r>
+        <w:rPr>
+          <w:rFonts w:ascii="Segoe UI Symbol" w:hAnsi="Segoe UI Symbol" w:cs="Segoe UI Symbol"/>
+          <w:sz w:val="20"/>
+          <w:szCs w:val="18"/>
+          <w:lang w:val="en-US"/>
+        </w:rPr>
+        <w:t>✗</w:t>
+      </w:r>
+      <w:r>
+        <w:rPr>
+          <w:sz w:val="20"/>
+          <w:szCs w:val="18"/>
+          <w:lang w:val="en-US"/>
+        </w:rPr>
+        <w:t xml:space="preserve"> NO ordering with other operations</w:t>
+      </w:r>
+    </w:p>
+    <w:p>
+      <w:pPr>
+        <w:spacing w:after="40"/>
+        <w:rPr>
+          <w:sz w:val="20"/>
+          <w:szCs w:val="18"/>
+          <w:lang w:val="en-US"/>
+        </w:rPr>
+      </w:pPr>
+      <w:r>
+        <w:rPr>
+          <w:rFonts w:ascii="Segoe UI Symbol" w:hAnsi="Segoe UI Symbol" w:cs="Segoe UI Symbol"/>
+          <w:sz w:val="20"/>
+          <w:szCs w:val="18"/>
+          <w:lang w:val="en-US"/>
+        </w:rPr>
+        <w:t>✗</w:t>
+      </w:r>
+      <w:r>
+        <w:rPr>
+          <w:sz w:val="20"/>
+          <w:szCs w:val="18"/>
+          <w:lang w:val="en-US"/>
+        </w:rPr>
+        <w:t xml:space="preserve"> NO visibility guarantees</w:t>
+      </w:r>
+    </w:p>
+    <w:p>
+      <w:pPr>
+        <w:rPr>
+          <w:sz w:val="20"/>
+          <w:szCs w:val="18"/>
+        </w:rPr>
+      </w:pPr>
+    </w:p>
+    <w:p>
+      <w:pPr>
+        <w:pStyle w:val="ListParagraph"/>
+        <w:numPr>
+          <w:ilvl w:val="0"/>
+          <w:numId w:val="7"/>
+        </w:numPr>
+        <w:rPr>
+          <w:sz w:val="20"/>
+          <w:szCs w:val="18"/>
+        </w:rPr>
+      </w:pPr>
+      <w:proofErr w:type="spellStart"/>
+      <w:r>
+        <w:rPr>
+          <w:sz w:val="20"/>
+          <w:szCs w:val="18"/>
+        </w:rPr>
+        <w:t>memory_order_acquire</w:t>
+      </w:r>
+      <w:proofErr w:type="spellEnd"/>
+      <w:r>
+        <w:rPr>
+          <w:sz w:val="20"/>
+          <w:szCs w:val="18"/>
+        </w:rPr>
+        <w:t xml:space="preserve"> - Reading with Synchronization</w:t>
+      </w:r>
+    </w:p>
+    <w:p>
+      <w:pPr>
+        <w:pStyle w:val="ListParagraph"/>
+        <w:rPr>
+          <w:sz w:val="20"/>
+          <w:szCs w:val="18"/>
+        </w:rPr>
+      </w:pPr>
+    </w:p>
+    <w:p>
+      <w:pPr>
+        <w:shd w:val="clear" w:color="auto" w:fill="1F1F1F"/>
+        <w:spacing w:after="0" w:line="285" w:lineRule="atLeast"/>
+        <w:rPr>
+          <w:rFonts w:ascii="Cascadia Code" w:eastAsia="Times New Roman" w:hAnsi="Cascadia Code" w:cs="Cascadia Code"/>
+          <w:color w:val="CCCCCC"/>
+          <w:kern w:val="0"/>
+          <w:sz w:val="20"/>
+          <w:szCs w:val="20"/>
+          <w:lang w:eastAsia="en-IN"/>
+          <w14:ligatures w14:val="none"/>
+        </w:rPr>
+      </w:pPr>
+      <w:r>
+        <w:rPr>
+          <w:rFonts w:ascii="Cascadia Code" w:eastAsia="Times New Roman" w:hAnsi="Cascadia Code" w:cs="Cascadia Code"/>
+          <w:color w:val="4EC9B0"/>
+          <w:kern w:val="0"/>
+          <w:sz w:val="20"/>
+          <w:szCs w:val="20"/>
+          <w:lang w:eastAsia="en-IN"/>
+          <w14:ligatures w14:val="none"/>
+        </w:rPr>
+        <w:t>atomic</w:t>
+      </w:r>
+      <w:r>
+        <w:rPr>
+          <w:rFonts w:ascii="Cascadia Code" w:eastAsia="Times New Roman" w:hAnsi="Cascadia Code" w:cs="Cascadia Code"/>
+          <w:color w:val="D4D4D4"/>
+          <w:kern w:val="0"/>
+          <w:sz w:val="20"/>
+          <w:szCs w:val="20"/>
+          <w:lang w:eastAsia="en-IN"/>
+          <w14:ligatures w14:val="none"/>
+        </w:rPr>
+        <w:t>&lt;</w:t>
+      </w:r>
+      <w:r>
+        <w:rPr>
+          <w:rFonts w:ascii="Cascadia Code" w:eastAsia="Times New Roman" w:hAnsi="Cascadia Code" w:cs="Cascadia Code"/>
+          <w:color w:val="569CD6"/>
+          <w:kern w:val="0"/>
+          <w:sz w:val="20"/>
+          <w:szCs w:val="20"/>
+          <w:lang w:eastAsia="en-IN"/>
+          <w14:ligatures w14:val="none"/>
+        </w:rPr>
+        <w:t>bool</w:t>
+      </w:r>
+      <w:r>
+        <w:rPr>
+          <w:rFonts w:ascii="Cascadia Code" w:eastAsia="Times New Roman" w:hAnsi="Cascadia Code" w:cs="Cascadia Code"/>
+          <w:color w:val="D4D4D4"/>
+          <w:kern w:val="0"/>
+          <w:sz w:val="20"/>
+          <w:szCs w:val="20"/>
+          <w:lang w:eastAsia="en-IN"/>
+          <w14:ligatures w14:val="none"/>
+        </w:rPr>
+        <w:t>&gt;</w:t>
+      </w:r>
+      <w:r>
+        <w:rPr>
+          <w:rFonts w:ascii="Cascadia Code" w:eastAsia="Times New Roman" w:hAnsi="Cascadia Code" w:cs="Cascadia Code"/>
+          <w:color w:val="CCCCCC"/>
+          <w:kern w:val="0"/>
+          <w:sz w:val="20"/>
+          <w:szCs w:val="20"/>
+          <w:lang w:eastAsia="en-IN"/>
+          <w14:ligatures w14:val="none"/>
+        </w:rPr>
+        <w:t xml:space="preserve"> </w:t>
+      </w:r>
+      <w:r>
+        <w:rPr>
+          <w:rFonts w:ascii="Cascadia Code" w:eastAsia="Times New Roman" w:hAnsi="Cascadia Code" w:cs="Cascadia Code"/>
+          <w:color w:val="9CDCFE"/>
+          <w:kern w:val="0"/>
+          <w:sz w:val="20"/>
+          <w:szCs w:val="20"/>
+          <w:lang w:eastAsia="en-IN"/>
+          <w14:ligatures w14:val="none"/>
+        </w:rPr>
+        <w:t>ready</w:t>
+      </w:r>
+      <w:r>
+        <w:rPr>
+          <w:rFonts w:ascii="Cascadia Code" w:eastAsia="Times New Roman" w:hAnsi="Cascadia Code" w:cs="Cascadia Code"/>
+          <w:color w:val="CCCCCC"/>
+          <w:kern w:val="0"/>
+          <w:sz w:val="20"/>
+          <w:szCs w:val="20"/>
+          <w:lang w:eastAsia="en-IN"/>
+          <w14:ligatures w14:val="none"/>
+        </w:rPr>
+        <w:t>{</w:t>
+      </w:r>
+      <w:r>
+        <w:rPr>
+          <w:rFonts w:ascii="Cascadia Code" w:eastAsia="Times New Roman" w:hAnsi="Cascadia Code" w:cs="Cascadia Code"/>
+          <w:color w:val="569CD6"/>
+          <w:kern w:val="0"/>
+          <w:sz w:val="20"/>
+          <w:szCs w:val="20"/>
+          <w:lang w:eastAsia="en-IN"/>
+          <w14:ligatures w14:val="none"/>
+        </w:rPr>
+        <w:t>false</w:t>
+      </w:r>
+      <w:r>
+        <w:rPr>
+          <w:rFonts w:ascii="Cascadia Code" w:eastAsia="Times New Roman" w:hAnsi="Cascadia Code" w:cs="Cascadia Code"/>
+          <w:color w:val="CCCCCC"/>
+          <w:kern w:val="0"/>
+          <w:sz w:val="20"/>
+          <w:szCs w:val="20"/>
+          <w:lang w:eastAsia="en-IN"/>
+          <w14:ligatures w14:val="none"/>
+        </w:rPr>
+        <w:t>};</w:t>
+      </w:r>
+    </w:p>
+    <w:p>
+      <w:pPr>
+        <w:shd w:val="clear" w:color="auto" w:fill="1F1F1F"/>
+        <w:spacing w:after="0" w:line="285" w:lineRule="atLeast"/>
+        <w:rPr>
+          <w:rFonts w:ascii="Cascadia Code" w:eastAsia="Times New Roman" w:hAnsi="Cascadia Code" w:cs="Cascadia Code"/>
+          <w:color w:val="CCCCCC"/>
+          <w:kern w:val="0"/>
+          <w:sz w:val="20"/>
+          <w:szCs w:val="20"/>
+          <w:lang w:eastAsia="en-IN"/>
+          <w14:ligatures w14:val="none"/>
+        </w:rPr>
+      </w:pPr>
+      <w:r>
+        <w:rPr>
+          <w:rFonts w:ascii="Cascadia Code" w:eastAsia="Times New Roman" w:hAnsi="Cascadia Code" w:cs="Cascadia Code"/>
+          <w:color w:val="569CD6"/>
+          <w:kern w:val="0"/>
+          <w:sz w:val="20"/>
+          <w:szCs w:val="20"/>
+          <w:lang w:eastAsia="en-IN"/>
+          <w14:ligatures w14:val="none"/>
+        </w:rPr>
+        <w:t>int</w:t>
+      </w:r>
+      <w:r>
+        <w:rPr>
+          <w:rFonts w:ascii="Cascadia Code" w:eastAsia="Times New Roman" w:hAnsi="Cascadia Code" w:cs="Cascadia Code"/>
+          <w:color w:val="CCCCCC"/>
+          <w:kern w:val="0"/>
+          <w:sz w:val="20"/>
+          <w:szCs w:val="20"/>
+          <w:lang w:eastAsia="en-IN"/>
+          <w14:ligatures w14:val="none"/>
+        </w:rPr>
+        <w:t xml:space="preserve"> </w:t>
+      </w:r>
+      <w:r>
+        <w:rPr>
+          <w:rFonts w:ascii="Cascadia Code" w:eastAsia="Times New Roman" w:hAnsi="Cascadia Code" w:cs="Cascadia Code"/>
+          <w:color w:val="9CDCFE"/>
+          <w:kern w:val="0"/>
+          <w:sz w:val="20"/>
+          <w:szCs w:val="20"/>
+          <w:lang w:eastAsia="en-IN"/>
+          <w14:ligatures w14:val="none"/>
+        </w:rPr>
+        <w:t>data</w:t>
+      </w:r>
+      <w:r>
+        <w:rPr>
+          <w:rFonts w:ascii="Cascadia Code" w:eastAsia="Times New Roman" w:hAnsi="Cascadia Code" w:cs="Cascadia Code"/>
+          <w:color w:val="CCCCCC"/>
+          <w:kern w:val="0"/>
+          <w:sz w:val="20"/>
+          <w:szCs w:val="20"/>
+          <w:lang w:eastAsia="en-IN"/>
+          <w14:ligatures w14:val="none"/>
+        </w:rPr>
+        <w:t xml:space="preserve"> </w:t>
+      </w:r>
+      <w:r>
+        <w:rPr>
+          <w:rFonts w:ascii="Cascadia Code" w:eastAsia="Times New Roman" w:hAnsi="Cascadia Code" w:cs="Cascadia Code"/>
+          <w:color w:val="D4D4D4"/>
+          <w:kern w:val="0"/>
+          <w:sz w:val="20"/>
+          <w:szCs w:val="20"/>
+          <w:lang w:eastAsia="en-IN"/>
+          <w14:ligatures w14:val="none"/>
+        </w:rPr>
+        <w:t>=</w:t>
+      </w:r>
+      <w:r>
+        <w:rPr>
+          <w:rFonts w:ascii="Cascadia Code" w:eastAsia="Times New Roman" w:hAnsi="Cascadia Code" w:cs="Cascadia Code"/>
+          <w:color w:val="CCCCCC"/>
+          <w:kern w:val="0"/>
+          <w:sz w:val="20"/>
+          <w:szCs w:val="20"/>
+          <w:lang w:eastAsia="en-IN"/>
+          <w14:ligatures w14:val="none"/>
+        </w:rPr>
+        <w:t xml:space="preserve"> </w:t>
+      </w:r>
+      <w:r>
+        <w:rPr>
+          <w:rFonts w:ascii="Cascadia Code" w:eastAsia="Times New Roman" w:hAnsi="Cascadia Code" w:cs="Cascadia Code"/>
+          <w:color w:val="B5CEA8"/>
+          <w:kern w:val="0"/>
+          <w:sz w:val="20"/>
+          <w:szCs w:val="20"/>
+          <w:lang w:eastAsia="en-IN"/>
+          <w14:ligatures w14:val="none"/>
+        </w:rPr>
+        <w:t>0</w:t>
+      </w:r>
+      <w:r>
+        <w:rPr>
+          <w:rFonts w:ascii="Cascadia Code" w:eastAsia="Times New Roman" w:hAnsi="Cascadia Code" w:cs="Cascadia Code"/>
+          <w:color w:val="CCCCCC"/>
+          <w:kern w:val="0"/>
+          <w:sz w:val="20"/>
+          <w:szCs w:val="20"/>
+          <w:lang w:eastAsia="en-IN"/>
+          <w14:ligatures w14:val="none"/>
+        </w:rPr>
+        <w:t>;</w:t>
+      </w:r>
+    </w:p>
+    <w:p>
+      <w:pPr>
+        <w:shd w:val="clear" w:color="auto" w:fill="1F1F1F"/>
+        <w:spacing w:after="0" w:line="285" w:lineRule="atLeast"/>
+        <w:rPr>
+          <w:rFonts w:ascii="Cascadia Code" w:eastAsia="Times New Roman" w:hAnsi="Cascadia Code" w:cs="Cascadia Code"/>
+          <w:color w:val="CCCCCC"/>
+          <w:kern w:val="0"/>
+          <w:sz w:val="20"/>
+          <w:szCs w:val="20"/>
+          <w:lang w:eastAsia="en-IN"/>
+          <w14:ligatures w14:val="none"/>
+        </w:rPr>
+      </w:pPr>
+    </w:p>
+    <w:p>
+      <w:pPr>
+        <w:shd w:val="clear" w:color="auto" w:fill="1F1F1F"/>
+        <w:spacing w:after="0" w:line="285" w:lineRule="atLeast"/>
+        <w:rPr>
+          <w:rFonts w:ascii="Cascadia Code" w:eastAsia="Times New Roman" w:hAnsi="Cascadia Code" w:cs="Cascadia Code"/>
+          <w:color w:val="CCCCCC"/>
+          <w:kern w:val="0"/>
+          <w:sz w:val="20"/>
+          <w:szCs w:val="20"/>
+          <w:lang w:eastAsia="en-IN"/>
+          <w14:ligatures w14:val="none"/>
+        </w:rPr>
+      </w:pPr>
+      <w:r>
+        <w:rPr>
+          <w:rFonts w:ascii="Cascadia Code" w:eastAsia="Times New Roman" w:hAnsi="Cascadia Code" w:cs="Cascadia Code"/>
+          <w:color w:val="6A9955"/>
+          <w:kern w:val="0"/>
+          <w:sz w:val="20"/>
+          <w:szCs w:val="20"/>
+          <w:lang w:eastAsia="en-IN"/>
+          <w14:ligatures w14:val="none"/>
+        </w:rPr>
+        <w:t>// Thread 1 (Producer)</w:t>
+      </w:r>
+    </w:p>
+    <w:p>
+      <w:pPr>
+        <w:shd w:val="clear" w:color="auto" w:fill="1F1F1F"/>
+        <w:spacing w:after="0" w:line="285" w:lineRule="atLeast"/>
+        <w:rPr>
+          <w:rFonts w:ascii="Cascadia Code" w:eastAsia="Times New Roman" w:hAnsi="Cascadia Code" w:cs="Cascadia Code"/>
+          <w:color w:val="CCCCCC"/>
+          <w:kern w:val="0"/>
+          <w:sz w:val="20"/>
+          <w:szCs w:val="20"/>
+          <w:lang w:eastAsia="en-IN"/>
+          <w14:ligatures w14:val="none"/>
+        </w:rPr>
+      </w:pPr>
+      <w:r>
+        <w:rPr>
+          <w:rFonts w:ascii="Cascadia Code" w:eastAsia="Times New Roman" w:hAnsi="Cascadia Code" w:cs="Cascadia Code"/>
+          <w:color w:val="9CDCFE"/>
+          <w:kern w:val="0"/>
+          <w:sz w:val="20"/>
+          <w:szCs w:val="20"/>
+          <w:lang w:eastAsia="en-IN"/>
+          <w14:ligatures w14:val="none"/>
+        </w:rPr>
+        <w:lastRenderedPageBreak/>
+        <w:t>data</w:t>
+      </w:r>
+      <w:r>
+        <w:rPr>
+          <w:rFonts w:ascii="Cascadia Code" w:eastAsia="Times New Roman" w:hAnsi="Cascadia Code" w:cs="Cascadia Code"/>
+          <w:color w:val="CCCCCC"/>
+          <w:kern w:val="0"/>
+          <w:sz w:val="20"/>
+          <w:szCs w:val="20"/>
+          <w:lang w:eastAsia="en-IN"/>
+          <w14:ligatures w14:val="none"/>
+        </w:rPr>
+        <w:t xml:space="preserve"> </w:t>
+      </w:r>
+      <w:r>
+        <w:rPr>
+          <w:rFonts w:ascii="Cascadia Code" w:eastAsia="Times New Roman" w:hAnsi="Cascadia Code" w:cs="Cascadia Code"/>
+          <w:color w:val="D4D4D4"/>
+          <w:kern w:val="0"/>
+          <w:sz w:val="20"/>
+          <w:szCs w:val="20"/>
+          <w:lang w:eastAsia="en-IN"/>
+          <w14:ligatures w14:val="none"/>
+        </w:rPr>
+        <w:t>=</w:t>
+      </w:r>
+      <w:r>
+        <w:rPr>
+          <w:rFonts w:ascii="Cascadia Code" w:eastAsia="Times New Roman" w:hAnsi="Cascadia Code" w:cs="Cascadia Code"/>
+          <w:color w:val="CCCCCC"/>
+          <w:kern w:val="0"/>
+          <w:sz w:val="20"/>
+          <w:szCs w:val="20"/>
+          <w:lang w:eastAsia="en-IN"/>
+          <w14:ligatures w14:val="none"/>
+        </w:rPr>
+        <w:t xml:space="preserve"> </w:t>
+      </w:r>
+      <w:r>
+        <w:rPr>
+          <w:rFonts w:ascii="Cascadia Code" w:eastAsia="Times New Roman" w:hAnsi="Cascadia Code" w:cs="Cascadia Code"/>
+          <w:color w:val="B5CEA8"/>
+          <w:kern w:val="0"/>
+          <w:sz w:val="20"/>
+          <w:szCs w:val="20"/>
+          <w:lang w:eastAsia="en-IN"/>
+          <w14:ligatures w14:val="none"/>
+        </w:rPr>
+        <w:t>42</w:t>
+      </w:r>
+      <w:r>
+        <w:rPr>
+          <w:rFonts w:ascii="Cascadia Code" w:eastAsia="Times New Roman" w:hAnsi="Cascadia Code" w:cs="Cascadia Code"/>
+          <w:color w:val="CCCCCC"/>
+          <w:kern w:val="0"/>
+          <w:sz w:val="20"/>
+          <w:szCs w:val="20"/>
+          <w:lang w:eastAsia="en-IN"/>
+          <w14:ligatures w14:val="none"/>
+        </w:rPr>
+        <w:t>;</w:t>
+      </w:r>
+    </w:p>
+    <w:p>
+      <w:pPr>
+        <w:shd w:val="clear" w:color="auto" w:fill="1F1F1F"/>
+        <w:spacing w:after="0" w:line="285" w:lineRule="atLeast"/>
+        <w:rPr>
+          <w:rFonts w:ascii="Cascadia Code" w:eastAsia="Times New Roman" w:hAnsi="Cascadia Code" w:cs="Cascadia Code"/>
+          <w:color w:val="CCCCCC"/>
+          <w:kern w:val="0"/>
+          <w:sz w:val="20"/>
+          <w:szCs w:val="20"/>
+          <w:lang w:eastAsia="en-IN"/>
+          <w14:ligatures w14:val="none"/>
+        </w:rPr>
+      </w:pPr>
+      <w:proofErr w:type="spellStart"/>
+      <w:proofErr w:type="gramStart"/>
+      <w:r>
+        <w:rPr>
+          <w:rFonts w:ascii="Cascadia Code" w:eastAsia="Times New Roman" w:hAnsi="Cascadia Code" w:cs="Cascadia Code"/>
+          <w:color w:val="9CDCFE"/>
+          <w:kern w:val="0"/>
+          <w:sz w:val="20"/>
+          <w:szCs w:val="20"/>
+          <w:lang w:eastAsia="en-IN"/>
+          <w14:ligatures w14:val="none"/>
+        </w:rPr>
+        <w:t>ready</w:t>
+      </w:r>
+      <w:r>
+        <w:rPr>
+          <w:rFonts w:ascii="Cascadia Code" w:eastAsia="Times New Roman" w:hAnsi="Cascadia Code" w:cs="Cascadia Code"/>
+          <w:color w:val="CCCCCC"/>
+          <w:kern w:val="0"/>
+          <w:sz w:val="20"/>
+          <w:szCs w:val="20"/>
+          <w:lang w:eastAsia="en-IN"/>
+          <w14:ligatures w14:val="none"/>
+        </w:rPr>
+        <w:t>.</w:t>
+      </w:r>
+      <w:r>
+        <w:rPr>
+          <w:rFonts w:ascii="Cascadia Code" w:eastAsia="Times New Roman" w:hAnsi="Cascadia Code" w:cs="Cascadia Code"/>
+          <w:color w:val="DCDCAA"/>
+          <w:kern w:val="0"/>
+          <w:sz w:val="20"/>
+          <w:szCs w:val="20"/>
+          <w:lang w:eastAsia="en-IN"/>
+          <w14:ligatures w14:val="none"/>
+        </w:rPr>
+        <w:t>store</w:t>
+      </w:r>
+      <w:proofErr w:type="spellEnd"/>
+      <w:proofErr w:type="gramEnd"/>
+      <w:r>
+        <w:rPr>
+          <w:rFonts w:ascii="Cascadia Code" w:eastAsia="Times New Roman" w:hAnsi="Cascadia Code" w:cs="Cascadia Code"/>
+          <w:color w:val="CCCCCC"/>
+          <w:kern w:val="0"/>
+          <w:sz w:val="20"/>
+          <w:szCs w:val="20"/>
+          <w:lang w:eastAsia="en-IN"/>
+          <w14:ligatures w14:val="none"/>
+        </w:rPr>
+        <w:t>(</w:t>
+      </w:r>
+      <w:r>
+        <w:rPr>
+          <w:rFonts w:ascii="Cascadia Code" w:eastAsia="Times New Roman" w:hAnsi="Cascadia Code" w:cs="Cascadia Code"/>
+          <w:color w:val="569CD6"/>
+          <w:kern w:val="0"/>
+          <w:sz w:val="20"/>
+          <w:szCs w:val="20"/>
+          <w:lang w:eastAsia="en-IN"/>
+          <w14:ligatures w14:val="none"/>
+        </w:rPr>
+        <w:t>true</w:t>
+      </w:r>
+      <w:r>
+        <w:rPr>
+          <w:rFonts w:ascii="Cascadia Code" w:eastAsia="Times New Roman" w:hAnsi="Cascadia Code" w:cs="Cascadia Code"/>
+          <w:color w:val="CCCCCC"/>
+          <w:kern w:val="0"/>
+          <w:sz w:val="20"/>
+          <w:szCs w:val="20"/>
+          <w:lang w:eastAsia="en-IN"/>
+          <w14:ligatures w14:val="none"/>
+        </w:rPr>
+        <w:t xml:space="preserve">, </w:t>
+      </w:r>
+      <w:proofErr w:type="spellStart"/>
+      <w:r>
+        <w:rPr>
+          <w:rFonts w:ascii="Cascadia Code" w:eastAsia="Times New Roman" w:hAnsi="Cascadia Code" w:cs="Cascadia Code"/>
+          <w:color w:val="9CDCFE"/>
+          <w:kern w:val="0"/>
+          <w:sz w:val="20"/>
+          <w:szCs w:val="20"/>
+          <w:lang w:eastAsia="en-IN"/>
+          <w14:ligatures w14:val="none"/>
+        </w:rPr>
+        <w:t>memory_order_release</w:t>
+      </w:r>
+      <w:proofErr w:type="spellEnd"/>
+      <w:r>
+        <w:rPr>
+          <w:rFonts w:ascii="Cascadia Code" w:eastAsia="Times New Roman" w:hAnsi="Cascadia Code" w:cs="Cascadia Code"/>
+          <w:color w:val="CCCCCC"/>
+          <w:kern w:val="0"/>
+          <w:sz w:val="20"/>
+          <w:szCs w:val="20"/>
+          <w:lang w:eastAsia="en-IN"/>
+          <w14:ligatures w14:val="none"/>
+        </w:rPr>
+        <w:t>);</w:t>
+      </w:r>
+    </w:p>
+    <w:p>
+      <w:pPr>
+        <w:shd w:val="clear" w:color="auto" w:fill="1F1F1F"/>
+        <w:spacing w:after="0" w:line="285" w:lineRule="atLeast"/>
+        <w:rPr>
+          <w:rFonts w:ascii="Cascadia Code" w:eastAsia="Times New Roman" w:hAnsi="Cascadia Code" w:cs="Cascadia Code"/>
+          <w:color w:val="CCCCCC"/>
+          <w:kern w:val="0"/>
+          <w:sz w:val="20"/>
+          <w:szCs w:val="20"/>
+          <w:lang w:eastAsia="en-IN"/>
+          <w14:ligatures w14:val="none"/>
+        </w:rPr>
+      </w:pPr>
+    </w:p>
+    <w:p>
+      <w:pPr>
+        <w:shd w:val="clear" w:color="auto" w:fill="1F1F1F"/>
+        <w:spacing w:after="0" w:line="285" w:lineRule="atLeast"/>
+        <w:rPr>
+          <w:rFonts w:ascii="Cascadia Code" w:eastAsia="Times New Roman" w:hAnsi="Cascadia Code" w:cs="Cascadia Code"/>
+          <w:color w:val="CCCCCC"/>
+          <w:kern w:val="0"/>
+          <w:sz w:val="20"/>
+          <w:szCs w:val="20"/>
+          <w:lang w:eastAsia="en-IN"/>
+          <w14:ligatures w14:val="none"/>
+        </w:rPr>
+      </w:pPr>
+      <w:r>
+        <w:rPr>
+          <w:rFonts w:ascii="Cascadia Code" w:eastAsia="Times New Roman" w:hAnsi="Cascadia Code" w:cs="Cascadia Code"/>
+          <w:color w:val="6A9955"/>
+          <w:kern w:val="0"/>
+          <w:sz w:val="20"/>
+          <w:szCs w:val="20"/>
+          <w:lang w:eastAsia="en-IN"/>
+          <w14:ligatures w14:val="none"/>
+        </w:rPr>
+        <w:t>// Thread 2 (Consumer)</w:t>
+      </w:r>
+    </w:p>
+    <w:p>
+      <w:pPr>
+        <w:shd w:val="clear" w:color="auto" w:fill="1F1F1F"/>
+        <w:spacing w:after="0" w:line="285" w:lineRule="atLeast"/>
+        <w:rPr>
+          <w:rFonts w:ascii="Cascadia Code" w:eastAsia="Times New Roman" w:hAnsi="Cascadia Code" w:cs="Cascadia Code"/>
+          <w:color w:val="CCCCCC"/>
+          <w:kern w:val="0"/>
+          <w:sz w:val="20"/>
+          <w:szCs w:val="20"/>
+          <w:lang w:eastAsia="en-IN"/>
+          <w14:ligatures w14:val="none"/>
+        </w:rPr>
+      </w:pPr>
+      <w:r>
+        <w:rPr>
+          <w:rFonts w:ascii="Cascadia Code" w:eastAsia="Times New Roman" w:hAnsi="Cascadia Code" w:cs="Cascadia Code"/>
+          <w:color w:val="C586C0"/>
+          <w:kern w:val="0"/>
+          <w:sz w:val="20"/>
+          <w:szCs w:val="20"/>
+          <w:lang w:eastAsia="en-IN"/>
+          <w14:ligatures w14:val="none"/>
+        </w:rPr>
+        <w:t>if</w:t>
+      </w:r>
+      <w:r>
+        <w:rPr>
+          <w:rFonts w:ascii="Cascadia Code" w:eastAsia="Times New Roman" w:hAnsi="Cascadia Code" w:cs="Cascadia Code"/>
+          <w:color w:val="CCCCCC"/>
+          <w:kern w:val="0"/>
+          <w:sz w:val="20"/>
+          <w:szCs w:val="20"/>
+          <w:lang w:eastAsia="en-IN"/>
+          <w14:ligatures w14:val="none"/>
+        </w:rPr>
+        <w:t xml:space="preserve"> (</w:t>
+      </w:r>
+      <w:proofErr w:type="spellStart"/>
+      <w:proofErr w:type="gramStart"/>
+      <w:r>
+        <w:rPr>
+          <w:rFonts w:ascii="Cascadia Code" w:eastAsia="Times New Roman" w:hAnsi="Cascadia Code" w:cs="Cascadia Code"/>
+          <w:color w:val="9CDCFE"/>
+          <w:kern w:val="0"/>
+          <w:sz w:val="20"/>
+          <w:szCs w:val="20"/>
+          <w:lang w:eastAsia="en-IN"/>
+          <w14:ligatures w14:val="none"/>
+        </w:rPr>
+        <w:t>ready</w:t>
+      </w:r>
+      <w:r>
+        <w:rPr>
+          <w:rFonts w:ascii="Cascadia Code" w:eastAsia="Times New Roman" w:hAnsi="Cascadia Code" w:cs="Cascadia Code"/>
+          <w:color w:val="CCCCCC"/>
+          <w:kern w:val="0"/>
+          <w:sz w:val="20"/>
+          <w:szCs w:val="20"/>
+          <w:lang w:eastAsia="en-IN"/>
+          <w14:ligatures w14:val="none"/>
+        </w:rPr>
+        <w:t>.</w:t>
+      </w:r>
+      <w:r>
+        <w:rPr>
+          <w:rFonts w:ascii="Cascadia Code" w:eastAsia="Times New Roman" w:hAnsi="Cascadia Code" w:cs="Cascadia Code"/>
+          <w:color w:val="DCDCAA"/>
+          <w:kern w:val="0"/>
+          <w:sz w:val="20"/>
+          <w:szCs w:val="20"/>
+          <w:lang w:eastAsia="en-IN"/>
+          <w14:ligatures w14:val="none"/>
+        </w:rPr>
+        <w:t>load</w:t>
+      </w:r>
+      <w:proofErr w:type="spellEnd"/>
+      <w:proofErr w:type="gramEnd"/>
+      <w:r>
+        <w:rPr>
+          <w:rFonts w:ascii="Cascadia Code" w:eastAsia="Times New Roman" w:hAnsi="Cascadia Code" w:cs="Cascadia Code"/>
+          <w:color w:val="CCCCCC"/>
+          <w:kern w:val="0"/>
+          <w:sz w:val="20"/>
+          <w:szCs w:val="20"/>
+          <w:lang w:eastAsia="en-IN"/>
+          <w14:ligatures w14:val="none"/>
+        </w:rPr>
+        <w:t>(</w:t>
+      </w:r>
+      <w:proofErr w:type="spellStart"/>
+      <w:r>
+        <w:rPr>
+          <w:rFonts w:ascii="Cascadia Code" w:eastAsia="Times New Roman" w:hAnsi="Cascadia Code" w:cs="Cascadia Code"/>
+          <w:color w:val="9CDCFE"/>
+          <w:kern w:val="0"/>
+          <w:sz w:val="20"/>
+          <w:szCs w:val="20"/>
+          <w:lang w:eastAsia="en-IN"/>
+          <w14:ligatures w14:val="none"/>
+        </w:rPr>
+        <w:t>memory_order_acquire</w:t>
+      </w:r>
+      <w:proofErr w:type="spellEnd"/>
+      <w:r>
+        <w:rPr>
+          <w:rFonts w:ascii="Cascadia Code" w:eastAsia="Times New Roman" w:hAnsi="Cascadia Code" w:cs="Cascadia Code"/>
+          <w:color w:val="CCCCCC"/>
+          <w:kern w:val="0"/>
+          <w:sz w:val="20"/>
+          <w:szCs w:val="20"/>
+          <w:lang w:eastAsia="en-IN"/>
+          <w14:ligatures w14:val="none"/>
+        </w:rPr>
+        <w:t xml:space="preserve">)) </w:t>
+      </w:r>
+      <w:proofErr w:type="gramStart"/>
+      <w:r>
+        <w:rPr>
+          <w:rFonts w:ascii="Cascadia Code" w:eastAsia="Times New Roman" w:hAnsi="Cascadia Code" w:cs="Cascadia Code"/>
+          <w:color w:val="CCCCCC"/>
+          <w:kern w:val="0"/>
+          <w:sz w:val="20"/>
+          <w:szCs w:val="20"/>
+          <w:lang w:eastAsia="en-IN"/>
+          <w14:ligatures w14:val="none"/>
+        </w:rPr>
+        <w:t>{</w:t>
+      </w:r>
+      <w:r>
+        <w:rPr>
+          <w:rFonts w:ascii="Cascadia Code" w:eastAsia="Times New Roman" w:hAnsi="Cascadia Code" w:cs="Cascadia Code"/>
+          <w:color w:val="6A9955"/>
+          <w:kern w:val="0"/>
+          <w:sz w:val="20"/>
+          <w:szCs w:val="20"/>
+          <w:lang w:eastAsia="en-IN"/>
+          <w14:ligatures w14:val="none"/>
+        </w:rPr>
+        <w:t xml:space="preserve">  /</w:t>
+      </w:r>
+      <w:proofErr w:type="gramEnd"/>
+      <w:r>
+        <w:rPr>
+          <w:rFonts w:ascii="Cascadia Code" w:eastAsia="Times New Roman" w:hAnsi="Cascadia Code" w:cs="Cascadia Code"/>
+          <w:color w:val="6A9955"/>
+          <w:kern w:val="0"/>
+          <w:sz w:val="20"/>
+          <w:szCs w:val="20"/>
+          <w:lang w:eastAsia="en-IN"/>
+          <w14:ligatures w14:val="none"/>
+        </w:rPr>
+        <w:t>/ Acquire</w:t>
+      </w:r>
+    </w:p>
+    <w:p>
+      <w:pPr>
+        <w:shd w:val="clear" w:color="auto" w:fill="1F1F1F"/>
+        <w:spacing w:after="0" w:line="285" w:lineRule="atLeast"/>
+        <w:rPr>
+          <w:rFonts w:ascii="Cascadia Code" w:eastAsia="Times New Roman" w:hAnsi="Cascadia Code" w:cs="Cascadia Code"/>
+          <w:color w:val="CCCCCC"/>
+          <w:kern w:val="0"/>
+          <w:sz w:val="21"/>
+          <w:szCs w:val="21"/>
+          <w:lang w:eastAsia="en-IN"/>
+          <w14:ligatures w14:val="none"/>
+        </w:rPr>
+      </w:pPr>
+      <w:r>
+        <w:rPr>
+          <w:rFonts w:ascii="Cascadia Code" w:eastAsia="Times New Roman" w:hAnsi="Cascadia Code" w:cs="Cascadia Code"/>
+          <w:color w:val="CCCCCC"/>
+          <w:kern w:val="0"/>
+          <w:sz w:val="20"/>
+          <w:szCs w:val="20"/>
+          <w:lang w:eastAsia="en-IN"/>
+          <w14:ligatures w14:val="none"/>
+        </w:rPr>
+        <w:t xml:space="preserve">    </w:t>
+      </w:r>
+      <w:proofErr w:type="gramStart"/>
+      <w:r>
+        <w:rPr>
+          <w:rFonts w:ascii="Cascadia Code" w:eastAsia="Times New Roman" w:hAnsi="Cascadia Code" w:cs="Cascadia Code"/>
+          <w:color w:val="DCDCAA"/>
+          <w:kern w:val="0"/>
+          <w:sz w:val="20"/>
+          <w:szCs w:val="20"/>
+          <w:lang w:eastAsia="en-IN"/>
+          <w14:ligatures w14:val="none"/>
+        </w:rPr>
+        <w:t>assert</w:t>
+      </w:r>
+      <w:r>
+        <w:rPr>
+          <w:rFonts w:ascii="Cascadia Code" w:eastAsia="Times New Roman" w:hAnsi="Cascadia Code" w:cs="Cascadia Code"/>
+          <w:color w:val="CCCCCC"/>
+          <w:kern w:val="0"/>
+          <w:sz w:val="20"/>
+          <w:szCs w:val="20"/>
+          <w:lang w:eastAsia="en-IN"/>
+          <w14:ligatures w14:val="none"/>
+        </w:rPr>
+        <w:t>(</w:t>
+      </w:r>
+      <w:proofErr w:type="gramEnd"/>
+      <w:r>
+        <w:rPr>
+          <w:rFonts w:ascii="Cascadia Code" w:eastAsia="Times New Roman" w:hAnsi="Cascadia Code" w:cs="Cascadia Code"/>
+          <w:color w:val="9CDCFE"/>
+          <w:kern w:val="0"/>
+          <w:sz w:val="20"/>
+          <w:szCs w:val="20"/>
+          <w:lang w:eastAsia="en-IN"/>
+          <w14:ligatures w14:val="none"/>
+        </w:rPr>
+        <w:t>data</w:t>
+      </w:r>
+      <w:r>
+        <w:rPr>
+          <w:rFonts w:ascii="Cascadia Code" w:eastAsia="Times New Roman" w:hAnsi="Cascadia Code" w:cs="Cascadia Code"/>
+          <w:color w:val="CCCCCC"/>
+          <w:kern w:val="0"/>
+          <w:sz w:val="20"/>
+          <w:szCs w:val="20"/>
+          <w:lang w:eastAsia="en-IN"/>
+          <w14:ligatures w14:val="none"/>
+        </w:rPr>
+        <w:t xml:space="preserve"> </w:t>
+      </w:r>
+      <w:r>
+        <w:rPr>
+          <w:rFonts w:ascii="Cascadia Code" w:eastAsia="Times New Roman" w:hAnsi="Cascadia Code" w:cs="Cascadia Code"/>
+          <w:color w:val="D4D4D4"/>
+          <w:kern w:val="0"/>
+          <w:sz w:val="20"/>
+          <w:szCs w:val="20"/>
+          <w:lang w:eastAsia="en-IN"/>
+          <w14:ligatures w14:val="none"/>
+        </w:rPr>
+        <w:t>==</w:t>
+      </w:r>
+      <w:r>
+        <w:rPr>
+          <w:rFonts w:ascii="Cascadia Code" w:eastAsia="Times New Roman" w:hAnsi="Cascadia Code" w:cs="Cascadia Code"/>
+          <w:color w:val="CCCCCC"/>
+          <w:kern w:val="0"/>
+          <w:sz w:val="20"/>
+          <w:szCs w:val="20"/>
+          <w:lang w:eastAsia="en-IN"/>
+          <w14:ligatures w14:val="none"/>
+        </w:rPr>
+        <w:t xml:space="preserve"> </w:t>
+      </w:r>
+      <w:r>
+        <w:rPr>
+          <w:rFonts w:ascii="Cascadia Code" w:eastAsia="Times New Roman" w:hAnsi="Cascadia Code" w:cs="Cascadia Code"/>
+          <w:color w:val="B5CEA8"/>
+          <w:kern w:val="0"/>
+          <w:sz w:val="20"/>
+          <w:szCs w:val="20"/>
+          <w:lang w:eastAsia="en-IN"/>
+          <w14:ligatures w14:val="none"/>
+        </w:rPr>
+        <w:t>42</w:t>
+      </w:r>
+      <w:proofErr w:type="gramStart"/>
+      <w:r>
+        <w:rPr>
+          <w:rFonts w:ascii="Cascadia Code" w:eastAsia="Times New Roman" w:hAnsi="Cascadia Code" w:cs="Cascadia Code"/>
+          <w:color w:val="CCCCCC"/>
+          <w:kern w:val="0"/>
+          <w:sz w:val="20"/>
+          <w:szCs w:val="20"/>
+          <w:lang w:eastAsia="en-IN"/>
+          <w14:ligatures w14:val="none"/>
+        </w:rPr>
+        <w:t>);</w:t>
+      </w:r>
+      <w:r>
+        <w:rPr>
+          <w:rFonts w:ascii="Cascadia Code" w:eastAsia="Times New Roman" w:hAnsi="Cascadia Code" w:cs="Cascadia Code"/>
+          <w:color w:val="6A9955"/>
+          <w:kern w:val="0"/>
+          <w:sz w:val="20"/>
+          <w:szCs w:val="20"/>
+          <w:lang w:eastAsia="en-IN"/>
+          <w14:ligatures w14:val="none"/>
+        </w:rPr>
+        <w:t xml:space="preserve">  /</w:t>
+      </w:r>
+      <w:proofErr w:type="gramEnd"/>
+      <w:r>
+        <w:rPr>
+          <w:rFonts w:ascii="Cascadia Code" w:eastAsia="Times New Roman" w:hAnsi="Cascadia Code" w:cs="Cascadia Code"/>
+          <w:color w:val="6A9955"/>
+          <w:kern w:val="0"/>
+          <w:sz w:val="20"/>
+          <w:szCs w:val="20"/>
+          <w:lang w:eastAsia="en-IN"/>
+          <w14:ligatures w14:val="none"/>
+        </w:rPr>
+        <w:t xml:space="preserve">/ ✓ Guaranteed </w:t>
+      </w:r>
+      <w:r>
+        <w:rPr>
+          <w:rFonts w:ascii="Cascadia Code" w:eastAsia="Times New Roman" w:hAnsi="Cascadia Code" w:cs="Cascadia Code"/>
+          <w:color w:val="6A9955"/>
+          <w:kern w:val="0"/>
+          <w:sz w:val="21"/>
+          <w:szCs w:val="21"/>
+          <w:lang w:eastAsia="en-IN"/>
+          <w14:ligatures w14:val="none"/>
+        </w:rPr>
+        <w:t>to see 42</w:t>
+      </w:r>
+    </w:p>
+    <w:p>
+      <w:pPr>
+        <w:shd w:val="clear" w:color="auto" w:fill="1F1F1F"/>
+        <w:spacing w:after="0" w:line="285" w:lineRule="atLeast"/>
+        <w:rPr>
+          <w:rFonts w:ascii="Cascadia Code" w:eastAsia="Times New Roman" w:hAnsi="Cascadia Code" w:cs="Cascadia Code"/>
+          <w:color w:val="CCCCCC"/>
+          <w:kern w:val="0"/>
+          <w:sz w:val="21"/>
+          <w:szCs w:val="21"/>
+          <w:lang w:eastAsia="en-IN"/>
+          <w14:ligatures w14:val="none"/>
+        </w:rPr>
+      </w:pPr>
+      <w:r>
+        <w:rPr>
+          <w:rFonts w:ascii="Cascadia Code" w:eastAsia="Times New Roman" w:hAnsi="Cascadia Code" w:cs="Cascadia Code"/>
+          <w:color w:val="CCCCCC"/>
+          <w:kern w:val="0"/>
+          <w:sz w:val="21"/>
+          <w:szCs w:val="21"/>
+          <w:lang w:eastAsia="en-IN"/>
+          <w14:ligatures w14:val="none"/>
+        </w:rPr>
+        <w:t>}</w:t>
+      </w:r>
+    </w:p>
+    <w:p>
+      <w:pPr>
+        <w:pStyle w:val="ListParagraph"/>
+        <w:rPr>
+          <w:sz w:val="20"/>
+          <w:szCs w:val="18"/>
+        </w:rPr>
+      </w:pPr>
+    </w:p>
+    <w:p>
+      <w:pPr>
+        <w:pStyle w:val="ListParagraph"/>
+        <w:rPr>
+          <w:sz w:val="20"/>
+          <w:szCs w:val="18"/>
+        </w:rPr>
+      </w:pPr>
+    </w:p>
+    <w:p>
+      <w:pPr>
+        <w:pStyle w:val="ListParagraph"/>
+        <w:rPr>
+          <w:sz w:val="20"/>
+          <w:szCs w:val="18"/>
+        </w:rPr>
+      </w:pPr>
+      <w:r>
+        <w:rPr>
+          <w:rFonts w:ascii="Segoe UI Symbol" w:hAnsi="Segoe UI Symbol" w:cs="Segoe UI Symbol"/>
+          <w:sz w:val="20"/>
+          <w:szCs w:val="18"/>
+        </w:rPr>
+        <w:t>✓</w:t>
+      </w:r>
+      <w:r>
+        <w:rPr>
+          <w:sz w:val="20"/>
+          <w:szCs w:val="18"/>
+        </w:rPr>
+        <w:t xml:space="preserve"> All writes before a release store are visible after an acquire load</w:t>
+      </w:r>
+    </w:p>
+    <w:p>
+      <w:pPr>
+        <w:pStyle w:val="ListParagraph"/>
+        <w:rPr>
+          <w:sz w:val="20"/>
+          <w:szCs w:val="18"/>
+        </w:rPr>
+      </w:pPr>
+      <w:r>
+        <w:rPr>
+          <w:rFonts w:ascii="Segoe UI Symbol" w:hAnsi="Segoe UI Symbol" w:cs="Segoe UI Symbol"/>
+          <w:sz w:val="20"/>
+          <w:szCs w:val="18"/>
+        </w:rPr>
+        <w:t>✓</w:t>
+      </w:r>
+      <w:r>
+        <w:rPr>
+          <w:sz w:val="20"/>
+          <w:szCs w:val="18"/>
+        </w:rPr>
+        <w:t xml:space="preserve"> Prevents reordering of reads/writes AFTER the acquire</w:t>
+      </w:r>
+    </w:p>
+    <w:p>
+      <w:pPr>
+        <w:pStyle w:val="ListParagraph"/>
+        <w:rPr>
+          <w:sz w:val="20"/>
+          <w:szCs w:val="18"/>
+        </w:rPr>
+      </w:pPr>
+      <w:r>
+        <w:rPr>
+          <w:rFonts w:ascii="Segoe UI Symbol" w:hAnsi="Segoe UI Symbol" w:cs="Segoe UI Symbol"/>
+          <w:sz w:val="20"/>
+          <w:szCs w:val="18"/>
+        </w:rPr>
+        <w:t>✗</w:t>
+      </w:r>
+      <w:r>
+        <w:rPr>
+          <w:sz w:val="20"/>
+          <w:szCs w:val="18"/>
+        </w:rPr>
+        <w:t xml:space="preserve"> Allows reordering BEFORE the acquire</w:t>
+      </w:r>
+    </w:p>
+    <w:p>
+      <w:pPr>
+        <w:pStyle w:val="ListParagraph"/>
+        <w:rPr>
+          <w:sz w:val="20"/>
+          <w:szCs w:val="18"/>
+        </w:rPr>
+      </w:pPr>
+    </w:p>
+    <w:p>
+      <w:pPr>
+        <w:pStyle w:val="ListParagraph"/>
+        <w:rPr>
+          <w:sz w:val="20"/>
+          <w:szCs w:val="18"/>
+        </w:rPr>
+      </w:pPr>
+    </w:p>
+    <w:p>
+      <w:pPr>
+        <w:pStyle w:val="ListParagraph"/>
+        <w:numPr>
+          <w:ilvl w:val="0"/>
+          <w:numId w:val="7"/>
+        </w:numPr>
+        <w:rPr>
+          <w:sz w:val="20"/>
+          <w:szCs w:val="18"/>
+        </w:rPr>
+      </w:pPr>
+      <w:proofErr w:type="spellStart"/>
+      <w:r>
+        <w:rPr>
+          <w:sz w:val="20"/>
+          <w:szCs w:val="18"/>
+        </w:rPr>
+        <w:t>memory_order_release</w:t>
+      </w:r>
+      <w:proofErr w:type="spellEnd"/>
+      <w:r>
+        <w:rPr>
+          <w:sz w:val="20"/>
+          <w:szCs w:val="18"/>
+        </w:rPr>
+        <w:t xml:space="preserve"> - Writing with Synchronization</w:t>
+      </w:r>
+    </w:p>
+    <w:p>
+      <w:pPr>
+        <w:shd w:val="clear" w:color="auto" w:fill="1F1F1F"/>
+        <w:spacing w:after="0" w:line="285" w:lineRule="atLeast"/>
+        <w:rPr>
+          <w:rFonts w:ascii="Cascadia Code" w:eastAsia="Times New Roman" w:hAnsi="Cascadia Code" w:cs="Cascadia Code"/>
+          <w:color w:val="CCCCCC"/>
+          <w:kern w:val="0"/>
+          <w:sz w:val="20"/>
+          <w:szCs w:val="20"/>
+          <w:lang w:eastAsia="en-IN"/>
+          <w14:ligatures w14:val="none"/>
+        </w:rPr>
+      </w:pPr>
+      <w:r>
+        <w:rPr>
+          <w:rFonts w:ascii="Cascadia Code" w:eastAsia="Times New Roman" w:hAnsi="Cascadia Code" w:cs="Cascadia Code"/>
+          <w:color w:val="4EC9B0"/>
+          <w:kern w:val="0"/>
+          <w:sz w:val="20"/>
+          <w:szCs w:val="20"/>
+          <w:lang w:eastAsia="en-IN"/>
+          <w14:ligatures w14:val="none"/>
+        </w:rPr>
+        <w:t>atomic</w:t>
+      </w:r>
+      <w:r>
+        <w:rPr>
+          <w:rFonts w:ascii="Cascadia Code" w:eastAsia="Times New Roman" w:hAnsi="Cascadia Code" w:cs="Cascadia Code"/>
+          <w:color w:val="D4D4D4"/>
+          <w:kern w:val="0"/>
+          <w:sz w:val="20"/>
+          <w:szCs w:val="20"/>
+          <w:lang w:eastAsia="en-IN"/>
+          <w14:ligatures w14:val="none"/>
+        </w:rPr>
+        <w:t>&lt;</w:t>
+      </w:r>
+      <w:r>
+        <w:rPr>
+          <w:rFonts w:ascii="Cascadia Code" w:eastAsia="Times New Roman" w:hAnsi="Cascadia Code" w:cs="Cascadia Code"/>
+          <w:color w:val="CCCCCC"/>
+          <w:kern w:val="0"/>
+          <w:sz w:val="20"/>
+          <w:szCs w:val="20"/>
+          <w:lang w:eastAsia="en-IN"/>
+          <w14:ligatures w14:val="none"/>
+        </w:rPr>
+        <w:t>Data</w:t>
+      </w:r>
+      <w:r>
+        <w:rPr>
+          <w:rFonts w:ascii="Cascadia Code" w:eastAsia="Times New Roman" w:hAnsi="Cascadia Code" w:cs="Cascadia Code"/>
+          <w:color w:val="D4D4D4"/>
+          <w:kern w:val="0"/>
+          <w:sz w:val="20"/>
+          <w:szCs w:val="20"/>
+          <w:lang w:eastAsia="en-IN"/>
+          <w14:ligatures w14:val="none"/>
+        </w:rPr>
+        <w:t>*&gt;</w:t>
+      </w:r>
+      <w:r>
+        <w:rPr>
+          <w:rFonts w:ascii="Cascadia Code" w:eastAsia="Times New Roman" w:hAnsi="Cascadia Code" w:cs="Cascadia Code"/>
+          <w:color w:val="CCCCCC"/>
+          <w:kern w:val="0"/>
+          <w:sz w:val="20"/>
+          <w:szCs w:val="20"/>
+          <w:lang w:eastAsia="en-IN"/>
+          <w14:ligatures w14:val="none"/>
+        </w:rPr>
+        <w:t xml:space="preserve"> </w:t>
+      </w:r>
+      <w:proofErr w:type="spellStart"/>
+      <w:r>
+        <w:rPr>
+          <w:rFonts w:ascii="Cascadia Code" w:eastAsia="Times New Roman" w:hAnsi="Cascadia Code" w:cs="Cascadia Code"/>
+          <w:color w:val="9CDCFE"/>
+          <w:kern w:val="0"/>
+          <w:sz w:val="20"/>
+          <w:szCs w:val="20"/>
+          <w:lang w:eastAsia="en-IN"/>
+          <w14:ligatures w14:val="none"/>
+        </w:rPr>
+        <w:t>ptr</w:t>
+      </w:r>
+      <w:proofErr w:type="spellEnd"/>
+      <w:r>
+        <w:rPr>
+          <w:rFonts w:ascii="Cascadia Code" w:eastAsia="Times New Roman" w:hAnsi="Cascadia Code" w:cs="Cascadia Code"/>
+          <w:color w:val="CCCCCC"/>
+          <w:kern w:val="0"/>
+          <w:sz w:val="20"/>
+          <w:szCs w:val="20"/>
+          <w:lang w:eastAsia="en-IN"/>
+          <w14:ligatures w14:val="none"/>
+        </w:rPr>
+        <w:t>{</w:t>
+      </w:r>
+      <w:proofErr w:type="spellStart"/>
+      <w:r>
+        <w:rPr>
+          <w:rFonts w:ascii="Cascadia Code" w:eastAsia="Times New Roman" w:hAnsi="Cascadia Code" w:cs="Cascadia Code"/>
+          <w:color w:val="569CD6"/>
+          <w:kern w:val="0"/>
+          <w:sz w:val="20"/>
+          <w:szCs w:val="20"/>
+          <w:lang w:eastAsia="en-IN"/>
+          <w14:ligatures w14:val="none"/>
+        </w:rPr>
+        <w:t>nullptr</w:t>
+      </w:r>
+      <w:proofErr w:type="spellEnd"/>
+      <w:r>
+        <w:rPr>
+          <w:rFonts w:ascii="Cascadia Code" w:eastAsia="Times New Roman" w:hAnsi="Cascadia Code" w:cs="Cascadia Code"/>
+          <w:color w:val="CCCCCC"/>
+          <w:kern w:val="0"/>
+          <w:sz w:val="20"/>
+          <w:szCs w:val="20"/>
+          <w:lang w:eastAsia="en-IN"/>
+          <w14:ligatures w14:val="none"/>
+        </w:rPr>
+        <w:t>};</w:t>
+      </w:r>
+    </w:p>
+    <w:p>
+      <w:pPr>
+        <w:shd w:val="clear" w:color="auto" w:fill="1F1F1F"/>
+        <w:spacing w:after="0" w:line="285" w:lineRule="atLeast"/>
+        <w:rPr>
+          <w:rFonts w:ascii="Cascadia Code" w:eastAsia="Times New Roman" w:hAnsi="Cascadia Code" w:cs="Cascadia Code"/>
+          <w:color w:val="CCCCCC"/>
+          <w:kern w:val="0"/>
+          <w:sz w:val="20"/>
+          <w:szCs w:val="20"/>
+          <w:lang w:eastAsia="en-IN"/>
+          <w14:ligatures w14:val="none"/>
+        </w:rPr>
+      </w:pPr>
+    </w:p>
+    <w:p>
+      <w:pPr>
+        <w:shd w:val="clear" w:color="auto" w:fill="1F1F1F"/>
+        <w:spacing w:after="0" w:line="285" w:lineRule="atLeast"/>
+        <w:rPr>
+          <w:rFonts w:ascii="Cascadia Code" w:eastAsia="Times New Roman" w:hAnsi="Cascadia Code" w:cs="Cascadia Code"/>
+          <w:color w:val="CCCCCC"/>
+          <w:kern w:val="0"/>
+          <w:sz w:val="20"/>
+          <w:szCs w:val="20"/>
+          <w:lang w:eastAsia="en-IN"/>
+          <w14:ligatures w14:val="none"/>
+        </w:rPr>
+      </w:pPr>
+      <w:r>
+        <w:rPr>
+          <w:rFonts w:ascii="Cascadia Code" w:eastAsia="Times New Roman" w:hAnsi="Cascadia Code" w:cs="Cascadia Code"/>
+          <w:color w:val="6A9955"/>
+          <w:kern w:val="0"/>
+          <w:sz w:val="20"/>
+          <w:szCs w:val="20"/>
+          <w:lang w:eastAsia="en-IN"/>
+          <w14:ligatures w14:val="none"/>
+        </w:rPr>
+        <w:t>// Thread 1</w:t>
+      </w:r>
+    </w:p>
+    <w:p>
+      <w:pPr>
+        <w:shd w:val="clear" w:color="auto" w:fill="1F1F1F"/>
+        <w:spacing w:after="0" w:line="285" w:lineRule="atLeast"/>
+        <w:rPr>
+          <w:rFonts w:ascii="Cascadia Code" w:eastAsia="Times New Roman" w:hAnsi="Cascadia Code" w:cs="Cascadia Code"/>
+          <w:color w:val="CCCCCC"/>
+          <w:kern w:val="0"/>
+          <w:sz w:val="20"/>
+          <w:szCs w:val="20"/>
+          <w:lang w:eastAsia="en-IN"/>
+          <w14:ligatures w14:val="none"/>
+        </w:rPr>
+      </w:pPr>
+      <w:r>
+        <w:rPr>
+          <w:rFonts w:ascii="Cascadia Code" w:eastAsia="Times New Roman" w:hAnsi="Cascadia Code" w:cs="Cascadia Code"/>
+          <w:color w:val="CCCCCC"/>
+          <w:kern w:val="0"/>
+          <w:sz w:val="20"/>
+          <w:szCs w:val="20"/>
+          <w:lang w:eastAsia="en-IN"/>
+          <w14:ligatures w14:val="none"/>
+        </w:rPr>
+        <w:t>Data</w:t>
+      </w:r>
+      <w:r>
+        <w:rPr>
+          <w:rFonts w:ascii="Cascadia Code" w:eastAsia="Times New Roman" w:hAnsi="Cascadia Code" w:cs="Cascadia Code"/>
+          <w:color w:val="D4D4D4"/>
+          <w:kern w:val="0"/>
+          <w:sz w:val="20"/>
+          <w:szCs w:val="20"/>
+          <w:lang w:eastAsia="en-IN"/>
+          <w14:ligatures w14:val="none"/>
+        </w:rPr>
+        <w:t>*</w:t>
+      </w:r>
+      <w:r>
+        <w:rPr>
+          <w:rFonts w:ascii="Cascadia Code" w:eastAsia="Times New Roman" w:hAnsi="Cascadia Code" w:cs="Cascadia Code"/>
+          <w:color w:val="CCCCCC"/>
+          <w:kern w:val="0"/>
+          <w:sz w:val="20"/>
+          <w:szCs w:val="20"/>
+          <w:lang w:eastAsia="en-IN"/>
+          <w14:ligatures w14:val="none"/>
+        </w:rPr>
+        <w:t xml:space="preserve"> p </w:t>
+      </w:r>
+      <w:r>
+        <w:rPr>
+          <w:rFonts w:ascii="Cascadia Code" w:eastAsia="Times New Roman" w:hAnsi="Cascadia Code" w:cs="Cascadia Code"/>
+          <w:color w:val="D4D4D4"/>
+          <w:kern w:val="0"/>
+          <w:sz w:val="20"/>
+          <w:szCs w:val="20"/>
+          <w:lang w:eastAsia="en-IN"/>
+          <w14:ligatures w14:val="none"/>
+        </w:rPr>
+        <w:t>=</w:t>
+      </w:r>
+      <w:r>
+        <w:rPr>
+          <w:rFonts w:ascii="Cascadia Code" w:eastAsia="Times New Roman" w:hAnsi="Cascadia Code" w:cs="Cascadia Code"/>
+          <w:color w:val="CCCCCC"/>
+          <w:kern w:val="0"/>
+          <w:sz w:val="20"/>
+          <w:szCs w:val="20"/>
+          <w:lang w:eastAsia="en-IN"/>
+          <w14:ligatures w14:val="none"/>
+        </w:rPr>
+        <w:t xml:space="preserve"> </w:t>
+      </w:r>
+      <w:r>
+        <w:rPr>
+          <w:rFonts w:ascii="Cascadia Code" w:eastAsia="Times New Roman" w:hAnsi="Cascadia Code" w:cs="Cascadia Code"/>
+          <w:color w:val="C586C0"/>
+          <w:kern w:val="0"/>
+          <w:sz w:val="20"/>
+          <w:szCs w:val="20"/>
+          <w:lang w:eastAsia="en-IN"/>
+          <w14:ligatures w14:val="none"/>
+        </w:rPr>
+        <w:t>new</w:t>
+      </w:r>
+      <w:r>
+        <w:rPr>
+          <w:rFonts w:ascii="Cascadia Code" w:eastAsia="Times New Roman" w:hAnsi="Cascadia Code" w:cs="Cascadia Code"/>
+          <w:color w:val="CCCCCC"/>
+          <w:kern w:val="0"/>
+          <w:sz w:val="20"/>
+          <w:szCs w:val="20"/>
+          <w:lang w:eastAsia="en-IN"/>
+          <w14:ligatures w14:val="none"/>
+        </w:rPr>
+        <w:t xml:space="preserve"> </w:t>
+      </w:r>
+      <w:proofErr w:type="gramStart"/>
+      <w:r>
+        <w:rPr>
+          <w:rFonts w:ascii="Cascadia Code" w:eastAsia="Times New Roman" w:hAnsi="Cascadia Code" w:cs="Cascadia Code"/>
+          <w:color w:val="DCDCAA"/>
+          <w:kern w:val="0"/>
+          <w:sz w:val="20"/>
+          <w:szCs w:val="20"/>
+          <w:lang w:eastAsia="en-IN"/>
+          <w14:ligatures w14:val="none"/>
+        </w:rPr>
+        <w:t>Data</w:t>
+      </w:r>
+      <w:r>
+        <w:rPr>
+          <w:rFonts w:ascii="Cascadia Code" w:eastAsia="Times New Roman" w:hAnsi="Cascadia Code" w:cs="Cascadia Code"/>
+          <w:color w:val="CCCCCC"/>
+          <w:kern w:val="0"/>
+          <w:sz w:val="20"/>
+          <w:szCs w:val="20"/>
+          <w:lang w:eastAsia="en-IN"/>
+          <w14:ligatures w14:val="none"/>
+        </w:rPr>
+        <w:t>(</w:t>
+      </w:r>
+      <w:proofErr w:type="gramEnd"/>
+      <w:r>
+        <w:rPr>
+          <w:rFonts w:ascii="Cascadia Code" w:eastAsia="Times New Roman" w:hAnsi="Cascadia Code" w:cs="Cascadia Code"/>
+          <w:color w:val="CCCCCC"/>
+          <w:kern w:val="0"/>
+          <w:sz w:val="20"/>
+          <w:szCs w:val="20"/>
+          <w:lang w:eastAsia="en-IN"/>
+          <w14:ligatures w14:val="none"/>
+        </w:rPr>
+        <w:t>);</w:t>
+      </w:r>
+    </w:p>
+    <w:p>
+      <w:pPr>
+        <w:shd w:val="clear" w:color="auto" w:fill="1F1F1F"/>
+        <w:spacing w:after="0" w:line="285" w:lineRule="atLeast"/>
+        <w:rPr>
+          <w:rFonts w:ascii="Cascadia Code" w:eastAsia="Times New Roman" w:hAnsi="Cascadia Code" w:cs="Cascadia Code"/>
+          <w:color w:val="CCCCCC"/>
+          <w:kern w:val="0"/>
+          <w:sz w:val="20"/>
+          <w:szCs w:val="20"/>
+          <w:lang w:eastAsia="en-IN"/>
+          <w14:ligatures w14:val="none"/>
+        </w:rPr>
+      </w:pPr>
+      <w:r>
+        <w:rPr>
+          <w:rFonts w:ascii="Cascadia Code" w:eastAsia="Times New Roman" w:hAnsi="Cascadia Code" w:cs="Cascadia Code"/>
+          <w:color w:val="9CDCFE"/>
+          <w:kern w:val="0"/>
+          <w:sz w:val="20"/>
+          <w:szCs w:val="20"/>
+          <w:lang w:eastAsia="en-IN"/>
+          <w14:ligatures w14:val="none"/>
+        </w:rPr>
+        <w:t>p</w:t>
+      </w:r>
+      <w:r>
+        <w:rPr>
+          <w:rFonts w:ascii="Cascadia Code" w:eastAsia="Times New Roman" w:hAnsi="Cascadia Code" w:cs="Cascadia Code"/>
+          <w:color w:val="CCCCCC"/>
+          <w:kern w:val="0"/>
+          <w:sz w:val="20"/>
+          <w:szCs w:val="20"/>
+          <w:lang w:eastAsia="en-IN"/>
+          <w14:ligatures w14:val="none"/>
+        </w:rPr>
+        <w:t>-&gt;</w:t>
+      </w:r>
+      <w:r>
+        <w:rPr>
+          <w:rFonts w:ascii="Cascadia Code" w:eastAsia="Times New Roman" w:hAnsi="Cascadia Code" w:cs="Cascadia Code"/>
+          <w:color w:val="9CDCFE"/>
+          <w:kern w:val="0"/>
+          <w:sz w:val="20"/>
+          <w:szCs w:val="20"/>
+          <w:lang w:eastAsia="en-IN"/>
+          <w14:ligatures w14:val="none"/>
+        </w:rPr>
+        <w:t>value</w:t>
+      </w:r>
+      <w:r>
+        <w:rPr>
+          <w:rFonts w:ascii="Cascadia Code" w:eastAsia="Times New Roman" w:hAnsi="Cascadia Code" w:cs="Cascadia Code"/>
+          <w:color w:val="CCCCCC"/>
+          <w:kern w:val="0"/>
+          <w:sz w:val="20"/>
+          <w:szCs w:val="20"/>
+          <w:lang w:eastAsia="en-IN"/>
+          <w14:ligatures w14:val="none"/>
+        </w:rPr>
+        <w:t xml:space="preserve"> </w:t>
+      </w:r>
+      <w:r>
+        <w:rPr>
+          <w:rFonts w:ascii="Cascadia Code" w:eastAsia="Times New Roman" w:hAnsi="Cascadia Code" w:cs="Cascadia Code"/>
+          <w:color w:val="D4D4D4"/>
+          <w:kern w:val="0"/>
+          <w:sz w:val="20"/>
+          <w:szCs w:val="20"/>
+          <w:lang w:eastAsia="en-IN"/>
+          <w14:ligatures w14:val="none"/>
+        </w:rPr>
+        <w:t>=</w:t>
+      </w:r>
+      <w:r>
+        <w:rPr>
+          <w:rFonts w:ascii="Cascadia Code" w:eastAsia="Times New Roman" w:hAnsi="Cascadia Code" w:cs="Cascadia Code"/>
+          <w:color w:val="CCCCCC"/>
+          <w:kern w:val="0"/>
+          <w:sz w:val="20"/>
+          <w:szCs w:val="20"/>
+          <w:lang w:eastAsia="en-IN"/>
+          <w14:ligatures w14:val="none"/>
+        </w:rPr>
+        <w:t xml:space="preserve"> </w:t>
+      </w:r>
+      <w:proofErr w:type="gramStart"/>
+      <w:r>
+        <w:rPr>
+          <w:rFonts w:ascii="Cascadia Code" w:eastAsia="Times New Roman" w:hAnsi="Cascadia Code" w:cs="Cascadia Code"/>
+          <w:color w:val="B5CEA8"/>
+          <w:kern w:val="0"/>
+          <w:sz w:val="20"/>
+          <w:szCs w:val="20"/>
+          <w:lang w:eastAsia="en-IN"/>
+          <w14:ligatures w14:val="none"/>
+        </w:rPr>
+        <w:t>42</w:t>
+      </w:r>
+      <w:r>
+        <w:rPr>
+          <w:rFonts w:ascii="Cascadia Code" w:eastAsia="Times New Roman" w:hAnsi="Cascadia Code" w:cs="Cascadia Code"/>
+          <w:color w:val="CCCCCC"/>
+          <w:kern w:val="0"/>
+          <w:sz w:val="20"/>
+          <w:szCs w:val="20"/>
+          <w:lang w:eastAsia="en-IN"/>
+          <w14:ligatures w14:val="none"/>
+        </w:rPr>
+        <w:t>;</w:t>
+      </w:r>
+      <w:r>
+        <w:rPr>
+          <w:rFonts w:ascii="Cascadia Code" w:eastAsia="Times New Roman" w:hAnsi="Cascadia Code" w:cs="Cascadia Code"/>
+          <w:color w:val="6A9955"/>
+          <w:kern w:val="0"/>
+          <w:sz w:val="20"/>
+          <w:szCs w:val="20"/>
+          <w:lang w:eastAsia="en-IN"/>
+          <w14:ligatures w14:val="none"/>
+        </w:rPr>
+        <w:t xml:space="preserve">   </w:t>
+      </w:r>
+      <w:proofErr w:type="gramEnd"/>
+      <w:r>
+        <w:rPr>
+          <w:rFonts w:ascii="Cascadia Code" w:eastAsia="Times New Roman" w:hAnsi="Cascadia Code" w:cs="Cascadia Code"/>
+          <w:color w:val="6A9955"/>
+          <w:kern w:val="0"/>
+          <w:sz w:val="20"/>
+          <w:szCs w:val="20"/>
+          <w:lang w:eastAsia="en-IN"/>
+          <w14:ligatures w14:val="none"/>
+        </w:rPr>
+        <w:t>                     // Must happen before...</w:t>
+      </w:r>
+    </w:p>
+    <w:p>
+      <w:pPr>
+        <w:shd w:val="clear" w:color="auto" w:fill="1F1F1F"/>
+        <w:spacing w:after="0" w:line="285" w:lineRule="atLeast"/>
+        <w:rPr>
+          <w:rFonts w:ascii="Cascadia Code" w:eastAsia="Times New Roman" w:hAnsi="Cascadia Code" w:cs="Cascadia Code"/>
+          <w:color w:val="CCCCCC"/>
+          <w:kern w:val="0"/>
+          <w:sz w:val="20"/>
+          <w:szCs w:val="20"/>
+          <w:lang w:eastAsia="en-IN"/>
+          <w14:ligatures w14:val="none"/>
+        </w:rPr>
+      </w:pPr>
+      <w:proofErr w:type="spellStart"/>
+      <w:proofErr w:type="gramStart"/>
+      <w:r>
+        <w:rPr>
+          <w:rFonts w:ascii="Cascadia Code" w:eastAsia="Times New Roman" w:hAnsi="Cascadia Code" w:cs="Cascadia Code"/>
+          <w:color w:val="9CDCFE"/>
+          <w:kern w:val="0"/>
+          <w:sz w:val="20"/>
+          <w:szCs w:val="20"/>
+          <w:lang w:eastAsia="en-IN"/>
+          <w14:ligatures w14:val="none"/>
+        </w:rPr>
+        <w:t>ptr</w:t>
+      </w:r>
+      <w:r>
+        <w:rPr>
+          <w:rFonts w:ascii="Cascadia Code" w:eastAsia="Times New Roman" w:hAnsi="Cascadia Code" w:cs="Cascadia Code"/>
+          <w:color w:val="CCCCCC"/>
+          <w:kern w:val="0"/>
+          <w:sz w:val="20"/>
+          <w:szCs w:val="20"/>
+          <w:lang w:eastAsia="en-IN"/>
+          <w14:ligatures w14:val="none"/>
+        </w:rPr>
+        <w:t>.</w:t>
+      </w:r>
+      <w:r>
+        <w:rPr>
+          <w:rFonts w:ascii="Cascadia Code" w:eastAsia="Times New Roman" w:hAnsi="Cascadia Code" w:cs="Cascadia Code"/>
+          <w:color w:val="DCDCAA"/>
+          <w:kern w:val="0"/>
+          <w:sz w:val="20"/>
+          <w:szCs w:val="20"/>
+          <w:lang w:eastAsia="en-IN"/>
+          <w14:ligatures w14:val="none"/>
+        </w:rPr>
+        <w:t>store</w:t>
+      </w:r>
+      <w:proofErr w:type="spellEnd"/>
+      <w:proofErr w:type="gramEnd"/>
+      <w:r>
+        <w:rPr>
+          <w:rFonts w:ascii="Cascadia Code" w:eastAsia="Times New Roman" w:hAnsi="Cascadia Code" w:cs="Cascadia Code"/>
+          <w:color w:val="CCCCCC"/>
+          <w:kern w:val="0"/>
+          <w:sz w:val="20"/>
+          <w:szCs w:val="20"/>
+          <w:lang w:eastAsia="en-IN"/>
+          <w14:ligatures w14:val="none"/>
+        </w:rPr>
+        <w:t xml:space="preserve">(p, </w:t>
+      </w:r>
+      <w:proofErr w:type="spellStart"/>
+      <w:r>
+        <w:rPr>
+          <w:rFonts w:ascii="Cascadia Code" w:eastAsia="Times New Roman" w:hAnsi="Cascadia Code" w:cs="Cascadia Code"/>
+          <w:color w:val="9CDCFE"/>
+          <w:kern w:val="0"/>
+          <w:sz w:val="20"/>
+          <w:szCs w:val="20"/>
+          <w:lang w:eastAsia="en-IN"/>
+          <w14:ligatures w14:val="none"/>
+        </w:rPr>
+        <w:t>memory_order_release</w:t>
+      </w:r>
+      <w:proofErr w:type="spellEnd"/>
+      <w:proofErr w:type="gramStart"/>
+      <w:r>
+        <w:rPr>
+          <w:rFonts w:ascii="Cascadia Code" w:eastAsia="Times New Roman" w:hAnsi="Cascadia Code" w:cs="Cascadia Code"/>
+          <w:color w:val="CCCCCC"/>
+          <w:kern w:val="0"/>
+          <w:sz w:val="20"/>
+          <w:szCs w:val="20"/>
+          <w:lang w:eastAsia="en-IN"/>
+          <w14:ligatures w14:val="none"/>
+        </w:rPr>
+        <w:t>);</w:t>
+      </w:r>
+      <w:r>
+        <w:rPr>
+          <w:rFonts w:ascii="Cascadia Code" w:eastAsia="Times New Roman" w:hAnsi="Cascadia Code" w:cs="Cascadia Code"/>
+          <w:color w:val="6A9955"/>
+          <w:kern w:val="0"/>
+          <w:sz w:val="20"/>
+          <w:szCs w:val="20"/>
+          <w:lang w:eastAsia="en-IN"/>
+          <w14:ligatures w14:val="none"/>
+        </w:rPr>
+        <w:t xml:space="preserve">   </w:t>
+      </w:r>
+      <w:proofErr w:type="gramEnd"/>
+      <w:r>
+        <w:rPr>
+          <w:rFonts w:ascii="Cascadia Code" w:eastAsia="Times New Roman" w:hAnsi="Cascadia Code" w:cs="Cascadia Code"/>
+          <w:color w:val="6A9955"/>
+          <w:kern w:val="0"/>
+          <w:sz w:val="20"/>
+          <w:szCs w:val="20"/>
+          <w:lang w:eastAsia="en-IN"/>
+          <w14:ligatures w14:val="none"/>
+        </w:rPr>
+        <w:t>// ...this release</w:t>
+      </w:r>
+    </w:p>
+    <w:p>
+      <w:pPr>
+        <w:shd w:val="clear" w:color="auto" w:fill="1F1F1F"/>
+        <w:spacing w:after="0" w:line="285" w:lineRule="atLeast"/>
+        <w:rPr>
+          <w:rFonts w:ascii="Cascadia Code" w:eastAsia="Times New Roman" w:hAnsi="Cascadia Code" w:cs="Cascadia Code"/>
+          <w:color w:val="CCCCCC"/>
+          <w:kern w:val="0"/>
+          <w:sz w:val="20"/>
+          <w:szCs w:val="20"/>
+          <w:lang w:eastAsia="en-IN"/>
+          <w14:ligatures w14:val="none"/>
+        </w:rPr>
+      </w:pPr>
+    </w:p>
+    <w:p>
+      <w:pPr>
+        <w:shd w:val="clear" w:color="auto" w:fill="1F1F1F"/>
+        <w:spacing w:after="0" w:line="285" w:lineRule="atLeast"/>
+        <w:rPr>
+          <w:rFonts w:ascii="Cascadia Code" w:eastAsia="Times New Roman" w:hAnsi="Cascadia Code" w:cs="Cascadia Code"/>
+          <w:color w:val="CCCCCC"/>
+          <w:kern w:val="0"/>
+          <w:sz w:val="20"/>
+          <w:szCs w:val="20"/>
+          <w:lang w:eastAsia="en-IN"/>
+          <w14:ligatures w14:val="none"/>
+        </w:rPr>
+      </w:pPr>
+      <w:r>
+        <w:rPr>
+          <w:rFonts w:ascii="Cascadia Code" w:eastAsia="Times New Roman" w:hAnsi="Cascadia Code" w:cs="Cascadia Code"/>
+          <w:color w:val="6A9955"/>
+          <w:kern w:val="0"/>
+          <w:sz w:val="20"/>
+          <w:szCs w:val="20"/>
+          <w:lang w:eastAsia="en-IN"/>
+          <w14:ligatures w14:val="none"/>
+        </w:rPr>
+        <w:t>// Thread 2</w:t>
+      </w:r>
+    </w:p>
+    <w:p>
+      <w:pPr>
+        <w:shd w:val="clear" w:color="auto" w:fill="1F1F1F"/>
+        <w:spacing w:after="0" w:line="285" w:lineRule="atLeast"/>
+        <w:rPr>
+          <w:rFonts w:ascii="Cascadia Code" w:eastAsia="Times New Roman" w:hAnsi="Cascadia Code" w:cs="Cascadia Code"/>
+          <w:color w:val="CCCCCC"/>
+          <w:kern w:val="0"/>
+          <w:sz w:val="20"/>
+          <w:szCs w:val="20"/>
+          <w:lang w:eastAsia="en-IN"/>
+          <w14:ligatures w14:val="none"/>
+        </w:rPr>
+      </w:pPr>
+      <w:r>
+        <w:rPr>
+          <w:rFonts w:ascii="Cascadia Code" w:eastAsia="Times New Roman" w:hAnsi="Cascadia Code" w:cs="Cascadia Code"/>
+          <w:color w:val="CCCCCC"/>
+          <w:kern w:val="0"/>
+          <w:sz w:val="20"/>
+          <w:szCs w:val="20"/>
+          <w:lang w:eastAsia="en-IN"/>
+          <w14:ligatures w14:val="none"/>
+        </w:rPr>
+        <w:t>Data</w:t>
+      </w:r>
+      <w:r>
+        <w:rPr>
+          <w:rFonts w:ascii="Cascadia Code" w:eastAsia="Times New Roman" w:hAnsi="Cascadia Code" w:cs="Cascadia Code"/>
+          <w:color w:val="D4D4D4"/>
+          <w:kern w:val="0"/>
+          <w:sz w:val="20"/>
+          <w:szCs w:val="20"/>
+          <w:lang w:eastAsia="en-IN"/>
+          <w14:ligatures w14:val="none"/>
+        </w:rPr>
+        <w:t>*</w:t>
+      </w:r>
+      <w:r>
+        <w:rPr>
+          <w:rFonts w:ascii="Cascadia Code" w:eastAsia="Times New Roman" w:hAnsi="Cascadia Code" w:cs="Cascadia Code"/>
+          <w:color w:val="CCCCCC"/>
+          <w:kern w:val="0"/>
+          <w:sz w:val="20"/>
+          <w:szCs w:val="20"/>
+          <w:lang w:eastAsia="en-IN"/>
+          <w14:ligatures w14:val="none"/>
+        </w:rPr>
+        <w:t xml:space="preserve"> p </w:t>
+      </w:r>
+      <w:r>
+        <w:rPr>
+          <w:rFonts w:ascii="Cascadia Code" w:eastAsia="Times New Roman" w:hAnsi="Cascadia Code" w:cs="Cascadia Code"/>
+          <w:color w:val="D4D4D4"/>
+          <w:kern w:val="0"/>
+          <w:sz w:val="20"/>
+          <w:szCs w:val="20"/>
+          <w:lang w:eastAsia="en-IN"/>
+          <w14:ligatures w14:val="none"/>
+        </w:rPr>
+        <w:t>=</w:t>
+      </w:r>
+      <w:r>
+        <w:rPr>
+          <w:rFonts w:ascii="Cascadia Code" w:eastAsia="Times New Roman" w:hAnsi="Cascadia Code" w:cs="Cascadia Code"/>
+          <w:color w:val="CCCCCC"/>
+          <w:kern w:val="0"/>
+          <w:sz w:val="20"/>
+          <w:szCs w:val="20"/>
+          <w:lang w:eastAsia="en-IN"/>
+          <w14:ligatures w14:val="none"/>
+        </w:rPr>
+        <w:t xml:space="preserve"> </w:t>
+      </w:r>
+      <w:proofErr w:type="spellStart"/>
+      <w:proofErr w:type="gramStart"/>
+      <w:r>
+        <w:rPr>
+          <w:rFonts w:ascii="Cascadia Code" w:eastAsia="Times New Roman" w:hAnsi="Cascadia Code" w:cs="Cascadia Code"/>
+          <w:color w:val="9CDCFE"/>
+          <w:kern w:val="0"/>
+          <w:sz w:val="20"/>
+          <w:szCs w:val="20"/>
+          <w:lang w:eastAsia="en-IN"/>
+          <w14:ligatures w14:val="none"/>
+        </w:rPr>
+        <w:t>ptr</w:t>
+      </w:r>
+      <w:r>
+        <w:rPr>
+          <w:rFonts w:ascii="Cascadia Code" w:eastAsia="Times New Roman" w:hAnsi="Cascadia Code" w:cs="Cascadia Code"/>
+          <w:color w:val="CCCCCC"/>
+          <w:kern w:val="0"/>
+          <w:sz w:val="20"/>
+          <w:szCs w:val="20"/>
+          <w:lang w:eastAsia="en-IN"/>
+          <w14:ligatures w14:val="none"/>
+        </w:rPr>
+        <w:t>.</w:t>
+      </w:r>
+      <w:r>
+        <w:rPr>
+          <w:rFonts w:ascii="Cascadia Code" w:eastAsia="Times New Roman" w:hAnsi="Cascadia Code" w:cs="Cascadia Code"/>
+          <w:color w:val="DCDCAA"/>
+          <w:kern w:val="0"/>
+          <w:sz w:val="20"/>
+          <w:szCs w:val="20"/>
+          <w:lang w:eastAsia="en-IN"/>
+          <w14:ligatures w14:val="none"/>
+        </w:rPr>
+        <w:t>load</w:t>
+      </w:r>
+      <w:proofErr w:type="spellEnd"/>
+      <w:proofErr w:type="gramEnd"/>
+      <w:r>
+        <w:rPr>
+          <w:rFonts w:ascii="Cascadia Code" w:eastAsia="Times New Roman" w:hAnsi="Cascadia Code" w:cs="Cascadia Code"/>
+          <w:color w:val="CCCCCC"/>
+          <w:kern w:val="0"/>
+          <w:sz w:val="20"/>
+          <w:szCs w:val="20"/>
+          <w:lang w:eastAsia="en-IN"/>
+          <w14:ligatures w14:val="none"/>
+        </w:rPr>
+        <w:t>(</w:t>
+      </w:r>
+      <w:proofErr w:type="spellStart"/>
+      <w:r>
+        <w:rPr>
+          <w:rFonts w:ascii="Cascadia Code" w:eastAsia="Times New Roman" w:hAnsi="Cascadia Code" w:cs="Cascadia Code"/>
+          <w:color w:val="9CDCFE"/>
+          <w:kern w:val="0"/>
+          <w:sz w:val="20"/>
+          <w:szCs w:val="20"/>
+          <w:lang w:eastAsia="en-IN"/>
+          <w14:ligatures w14:val="none"/>
+        </w:rPr>
+        <w:t>memory_order_acquire</w:t>
+      </w:r>
+      <w:proofErr w:type="spellEnd"/>
+      <w:r>
+        <w:rPr>
+          <w:rFonts w:ascii="Cascadia Code" w:eastAsia="Times New Roman" w:hAnsi="Cascadia Code" w:cs="Cascadia Code"/>
+          <w:color w:val="CCCCCC"/>
+          <w:kern w:val="0"/>
+          <w:sz w:val="20"/>
+          <w:szCs w:val="20"/>
+          <w:lang w:eastAsia="en-IN"/>
+          <w14:ligatures w14:val="none"/>
+        </w:rPr>
+        <w:t>);</w:t>
+      </w:r>
+    </w:p>
+    <w:p>
+      <w:pPr>
+        <w:shd w:val="clear" w:color="auto" w:fill="1F1F1F"/>
+        <w:spacing w:after="0" w:line="285" w:lineRule="atLeast"/>
+        <w:rPr>
+          <w:rFonts w:ascii="Cascadia Code" w:eastAsia="Times New Roman" w:hAnsi="Cascadia Code" w:cs="Cascadia Code"/>
+          <w:color w:val="CCCCCC"/>
+          <w:kern w:val="0"/>
+          <w:sz w:val="20"/>
+          <w:szCs w:val="20"/>
+          <w:lang w:eastAsia="en-IN"/>
+          <w14:ligatures w14:val="none"/>
+        </w:rPr>
+      </w:pPr>
+      <w:r>
+        <w:rPr>
+          <w:rFonts w:ascii="Cascadia Code" w:eastAsia="Times New Roman" w:hAnsi="Cascadia Code" w:cs="Cascadia Code"/>
+          <w:color w:val="C586C0"/>
+          <w:kern w:val="0"/>
+          <w:sz w:val="20"/>
+          <w:szCs w:val="20"/>
+          <w:lang w:eastAsia="en-IN"/>
+          <w14:ligatures w14:val="none"/>
+        </w:rPr>
+        <w:t>if</w:t>
+      </w:r>
+      <w:r>
+        <w:rPr>
+          <w:rFonts w:ascii="Cascadia Code" w:eastAsia="Times New Roman" w:hAnsi="Cascadia Code" w:cs="Cascadia Code"/>
+          <w:color w:val="CCCCCC"/>
+          <w:kern w:val="0"/>
+          <w:sz w:val="20"/>
+          <w:szCs w:val="20"/>
+          <w:lang w:eastAsia="en-IN"/>
+          <w14:ligatures w14:val="none"/>
+        </w:rPr>
+        <w:t xml:space="preserve"> (</w:t>
+      </w:r>
+      <w:proofErr w:type="gramStart"/>
+      <w:r>
+        <w:rPr>
+          <w:rFonts w:ascii="Cascadia Code" w:eastAsia="Times New Roman" w:hAnsi="Cascadia Code" w:cs="Cascadia Code"/>
+          <w:color w:val="CCCCCC"/>
+          <w:kern w:val="0"/>
+          <w:sz w:val="20"/>
+          <w:szCs w:val="20"/>
+          <w:lang w:eastAsia="en-IN"/>
+          <w14:ligatures w14:val="none"/>
+        </w:rPr>
+        <w:t xml:space="preserve">p </w:t>
+      </w:r>
+      <w:r>
+        <w:rPr>
+          <w:rFonts w:ascii="Cascadia Code" w:eastAsia="Times New Roman" w:hAnsi="Cascadia Code" w:cs="Cascadia Code"/>
+          <w:color w:val="D4D4D4"/>
+          <w:kern w:val="0"/>
+          <w:sz w:val="20"/>
+          <w:szCs w:val="20"/>
+          <w:lang w:eastAsia="en-IN"/>
+          <w14:ligatures w14:val="none"/>
+        </w:rPr>
+        <w:t>!</w:t>
+      </w:r>
+      <w:proofErr w:type="gramEnd"/>
+      <w:r>
+        <w:rPr>
+          <w:rFonts w:ascii="Cascadia Code" w:eastAsia="Times New Roman" w:hAnsi="Cascadia Code" w:cs="Cascadia Code"/>
+          <w:color w:val="D4D4D4"/>
+          <w:kern w:val="0"/>
+          <w:sz w:val="20"/>
+          <w:szCs w:val="20"/>
+          <w:lang w:eastAsia="en-IN"/>
+          <w14:ligatures w14:val="none"/>
+        </w:rPr>
+        <w:t>=</w:t>
+      </w:r>
+      <w:r>
+        <w:rPr>
+          <w:rFonts w:ascii="Cascadia Code" w:eastAsia="Times New Roman" w:hAnsi="Cascadia Code" w:cs="Cascadia Code"/>
+          <w:color w:val="CCCCCC"/>
+          <w:kern w:val="0"/>
+          <w:sz w:val="20"/>
+          <w:szCs w:val="20"/>
+          <w:lang w:eastAsia="en-IN"/>
+          <w14:ligatures w14:val="none"/>
+        </w:rPr>
+        <w:t xml:space="preserve"> </w:t>
+      </w:r>
+      <w:proofErr w:type="spellStart"/>
+      <w:r>
+        <w:rPr>
+          <w:rFonts w:ascii="Cascadia Code" w:eastAsia="Times New Roman" w:hAnsi="Cascadia Code" w:cs="Cascadia Code"/>
+          <w:color w:val="569CD6"/>
+          <w:kern w:val="0"/>
+          <w:sz w:val="20"/>
+          <w:szCs w:val="20"/>
+          <w:lang w:eastAsia="en-IN"/>
+          <w14:ligatures w14:val="none"/>
+        </w:rPr>
+        <w:t>nullptr</w:t>
+      </w:r>
+      <w:proofErr w:type="spellEnd"/>
+      <w:r>
+        <w:rPr>
+          <w:rFonts w:ascii="Cascadia Code" w:eastAsia="Times New Roman" w:hAnsi="Cascadia Code" w:cs="Cascadia Code"/>
+          <w:color w:val="CCCCCC"/>
+          <w:kern w:val="0"/>
+          <w:sz w:val="20"/>
+          <w:szCs w:val="20"/>
+          <w:lang w:eastAsia="en-IN"/>
+          <w14:ligatures w14:val="none"/>
+        </w:rPr>
+        <w:t>) {</w:t>
+      </w:r>
+    </w:p>
+    <w:p>
+      <w:pPr>
+        <w:shd w:val="clear" w:color="auto" w:fill="1F1F1F"/>
+        <w:spacing w:after="0" w:line="285" w:lineRule="atLeast"/>
+        <w:rPr>
+          <w:rFonts w:ascii="Cascadia Code" w:eastAsia="Times New Roman" w:hAnsi="Cascadia Code" w:cs="Cascadia Code"/>
+          <w:color w:val="CCCCCC"/>
+          <w:kern w:val="0"/>
+          <w:sz w:val="20"/>
+          <w:szCs w:val="20"/>
+          <w:lang w:eastAsia="en-IN"/>
+          <w14:ligatures w14:val="none"/>
+        </w:rPr>
+      </w:pPr>
+      <w:r>
+        <w:rPr>
+          <w:rFonts w:ascii="Cascadia Code" w:eastAsia="Times New Roman" w:hAnsi="Cascadia Code" w:cs="Cascadia Code"/>
+          <w:color w:val="CCCCCC"/>
+          <w:kern w:val="0"/>
+          <w:sz w:val="20"/>
+          <w:szCs w:val="20"/>
+          <w:lang w:eastAsia="en-IN"/>
+          <w14:ligatures w14:val="none"/>
+        </w:rPr>
+        <w:t xml:space="preserve">    </w:t>
+      </w:r>
+      <w:r>
+        <w:rPr>
+          <w:rFonts w:ascii="Cascadia Code" w:eastAsia="Times New Roman" w:hAnsi="Cascadia Code" w:cs="Cascadia Code"/>
+          <w:color w:val="DCDCAA"/>
+          <w:kern w:val="0"/>
+          <w:sz w:val="20"/>
+          <w:szCs w:val="20"/>
+          <w:lang w:eastAsia="en-IN"/>
+          <w14:ligatures w14:val="none"/>
+        </w:rPr>
+        <w:t>assert</w:t>
+      </w:r>
+      <w:r>
+        <w:rPr>
+          <w:rFonts w:ascii="Cascadia Code" w:eastAsia="Times New Roman" w:hAnsi="Cascadia Code" w:cs="Cascadia Code"/>
+          <w:color w:val="CCCCCC"/>
+          <w:kern w:val="0"/>
+          <w:sz w:val="20"/>
+          <w:szCs w:val="20"/>
+          <w:lang w:eastAsia="en-IN"/>
+          <w14:ligatures w14:val="none"/>
+        </w:rPr>
+        <w:t>(</w:t>
+      </w:r>
+      <w:r>
+        <w:rPr>
+          <w:rFonts w:ascii="Cascadia Code" w:eastAsia="Times New Roman" w:hAnsi="Cascadia Code" w:cs="Cascadia Code"/>
+          <w:color w:val="9CDCFE"/>
+          <w:kern w:val="0"/>
+          <w:sz w:val="20"/>
+          <w:szCs w:val="20"/>
+          <w:lang w:eastAsia="en-IN"/>
+          <w14:ligatures w14:val="none"/>
+        </w:rPr>
+        <w:t>p</w:t>
+      </w:r>
+      <w:r>
+        <w:rPr>
+          <w:rFonts w:ascii="Cascadia Code" w:eastAsia="Times New Roman" w:hAnsi="Cascadia Code" w:cs="Cascadia Code"/>
+          <w:color w:val="CCCCCC"/>
+          <w:kern w:val="0"/>
+          <w:sz w:val="20"/>
+          <w:szCs w:val="20"/>
+          <w:lang w:eastAsia="en-IN"/>
+          <w14:ligatures w14:val="none"/>
+        </w:rPr>
+        <w:t>-&gt;</w:t>
+      </w:r>
+      <w:r>
+        <w:rPr>
+          <w:rFonts w:ascii="Cascadia Code" w:eastAsia="Times New Roman" w:hAnsi="Cascadia Code" w:cs="Cascadia Code"/>
+          <w:color w:val="9CDCFE"/>
+          <w:kern w:val="0"/>
+          <w:sz w:val="20"/>
+          <w:szCs w:val="20"/>
+          <w:lang w:eastAsia="en-IN"/>
+          <w14:ligatures w14:val="none"/>
+        </w:rPr>
+        <w:t>value</w:t>
+      </w:r>
+      <w:r>
+        <w:rPr>
+          <w:rFonts w:ascii="Cascadia Code" w:eastAsia="Times New Roman" w:hAnsi="Cascadia Code" w:cs="Cascadia Code"/>
+          <w:color w:val="CCCCCC"/>
+          <w:kern w:val="0"/>
+          <w:sz w:val="20"/>
+          <w:szCs w:val="20"/>
+          <w:lang w:eastAsia="en-IN"/>
+          <w14:ligatures w14:val="none"/>
+        </w:rPr>
+        <w:t xml:space="preserve"> </w:t>
+      </w:r>
+      <w:r>
+        <w:rPr>
+          <w:rFonts w:ascii="Cascadia Code" w:eastAsia="Times New Roman" w:hAnsi="Cascadia Code" w:cs="Cascadia Code"/>
+          <w:color w:val="D4D4D4"/>
+          <w:kern w:val="0"/>
+          <w:sz w:val="20"/>
+          <w:szCs w:val="20"/>
+          <w:lang w:eastAsia="en-IN"/>
+          <w14:ligatures w14:val="none"/>
+        </w:rPr>
+        <w:t>==</w:t>
+      </w:r>
+      <w:r>
+        <w:rPr>
+          <w:rFonts w:ascii="Cascadia Code" w:eastAsia="Times New Roman" w:hAnsi="Cascadia Code" w:cs="Cascadia Code"/>
+          <w:color w:val="CCCCCC"/>
+          <w:kern w:val="0"/>
+          <w:sz w:val="20"/>
+          <w:szCs w:val="20"/>
+          <w:lang w:eastAsia="en-IN"/>
+          <w14:ligatures w14:val="none"/>
+        </w:rPr>
+        <w:t xml:space="preserve"> </w:t>
+      </w:r>
+      <w:r>
+        <w:rPr>
+          <w:rFonts w:ascii="Cascadia Code" w:eastAsia="Times New Roman" w:hAnsi="Cascadia Code" w:cs="Cascadia Code"/>
+          <w:color w:val="B5CEA8"/>
+          <w:kern w:val="0"/>
+          <w:sz w:val="20"/>
+          <w:szCs w:val="20"/>
+          <w:lang w:eastAsia="en-IN"/>
+          <w14:ligatures w14:val="none"/>
+        </w:rPr>
+        <w:t>42</w:t>
+      </w:r>
+      <w:proofErr w:type="gramStart"/>
+      <w:r>
+        <w:rPr>
+          <w:rFonts w:ascii="Cascadia Code" w:eastAsia="Times New Roman" w:hAnsi="Cascadia Code" w:cs="Cascadia Code"/>
+          <w:color w:val="CCCCCC"/>
+          <w:kern w:val="0"/>
+          <w:sz w:val="20"/>
+          <w:szCs w:val="20"/>
+          <w:lang w:eastAsia="en-IN"/>
+          <w14:ligatures w14:val="none"/>
+        </w:rPr>
+        <w:t>);</w:t>
+      </w:r>
+      <w:r>
+        <w:rPr>
+          <w:rFonts w:ascii="Cascadia Code" w:eastAsia="Times New Roman" w:hAnsi="Cascadia Code" w:cs="Cascadia Code"/>
+          <w:color w:val="6A9955"/>
+          <w:kern w:val="0"/>
+          <w:sz w:val="20"/>
+          <w:szCs w:val="20"/>
+          <w:lang w:eastAsia="en-IN"/>
+          <w14:ligatures w14:val="none"/>
+        </w:rPr>
+        <w:t xml:space="preserve">  /</w:t>
+      </w:r>
+      <w:proofErr w:type="gramEnd"/>
+      <w:r>
+        <w:rPr>
+          <w:rFonts w:ascii="Cascadia Code" w:eastAsia="Times New Roman" w:hAnsi="Cascadia Code" w:cs="Cascadia Code"/>
+          <w:color w:val="6A9955"/>
+          <w:kern w:val="0"/>
+          <w:sz w:val="20"/>
+          <w:szCs w:val="20"/>
+          <w:lang w:eastAsia="en-IN"/>
+          <w14:ligatures w14:val="none"/>
+        </w:rPr>
+        <w:t>/ ✓ Guaranteed</w:t>
+      </w:r>
+    </w:p>
+    <w:p>
+      <w:pPr>
+        <w:shd w:val="clear" w:color="auto" w:fill="1F1F1F"/>
+        <w:spacing w:after="0" w:line="285" w:lineRule="atLeast"/>
+        <w:rPr>
+          <w:rFonts w:ascii="Cascadia Code" w:eastAsia="Times New Roman" w:hAnsi="Cascadia Code" w:cs="Cascadia Code"/>
+          <w:color w:val="CCCCCC"/>
+          <w:kern w:val="0"/>
+          <w:sz w:val="20"/>
+          <w:szCs w:val="20"/>
+          <w:lang w:eastAsia="en-IN"/>
+          <w14:ligatures w14:val="none"/>
+        </w:rPr>
+      </w:pPr>
+      <w:r>
+        <w:rPr>
+          <w:rFonts w:ascii="Cascadia Code" w:eastAsia="Times New Roman" w:hAnsi="Cascadia Code" w:cs="Cascadia Code"/>
+          <w:color w:val="CCCCCC"/>
+          <w:kern w:val="0"/>
+          <w:sz w:val="20"/>
+          <w:szCs w:val="20"/>
+          <w:lang w:eastAsia="en-IN"/>
+          <w14:ligatures w14:val="none"/>
+        </w:rPr>
+        <w:t>}</w:t>
+      </w:r>
+    </w:p>
+    <w:p>
+      <w:pPr>
+        <w:pStyle w:val="ListParagraph"/>
+        <w:rPr>
+          <w:sz w:val="20"/>
+          <w:szCs w:val="18"/>
+        </w:rPr>
+      </w:pPr>
+    </w:p>
+    <w:p>
+      <w:pPr>
+        <w:pStyle w:val="ListParagraph"/>
+        <w:rPr>
+          <w:sz w:val="20"/>
+          <w:szCs w:val="18"/>
+        </w:rPr>
+      </w:pPr>
+      <w:r>
+        <w:rPr>
+          <w:rFonts w:ascii="Segoe UI Symbol" w:hAnsi="Segoe UI Symbol" w:cs="Segoe UI Symbol"/>
+          <w:sz w:val="20"/>
+          <w:szCs w:val="18"/>
+        </w:rPr>
+        <w:t>✓</w:t>
+      </w:r>
+      <w:r>
+        <w:rPr>
+          <w:sz w:val="20"/>
+          <w:szCs w:val="18"/>
+        </w:rPr>
+        <w:t xml:space="preserve"> All writes BEFORE the release are visible to acquire loads</w:t>
+      </w:r>
+    </w:p>
+    <w:p>
+      <w:pPr>
+        <w:pStyle w:val="ListParagraph"/>
+        <w:rPr>
+          <w:sz w:val="20"/>
+          <w:szCs w:val="18"/>
+        </w:rPr>
+      </w:pPr>
+      <w:r>
+        <w:rPr>
+          <w:rFonts w:ascii="Segoe UI Symbol" w:hAnsi="Segoe UI Symbol" w:cs="Segoe UI Symbol"/>
+          <w:sz w:val="20"/>
+          <w:szCs w:val="18"/>
+        </w:rPr>
+        <w:t>✓</w:t>
+      </w:r>
+      <w:r>
+        <w:rPr>
+          <w:sz w:val="20"/>
+          <w:szCs w:val="18"/>
+        </w:rPr>
+        <w:t xml:space="preserve"> Prevents reordering of reads/writes BEFORE the release</w:t>
+      </w:r>
+    </w:p>
+    <w:p>
+      <w:pPr>
+        <w:pStyle w:val="ListParagraph"/>
+        <w:rPr>
+          <w:sz w:val="20"/>
+          <w:szCs w:val="18"/>
+        </w:rPr>
+      </w:pPr>
+      <w:r>
+        <w:rPr>
+          <w:rFonts w:ascii="Segoe UI Symbol" w:hAnsi="Segoe UI Symbol" w:cs="Segoe UI Symbol"/>
+          <w:sz w:val="20"/>
+          <w:szCs w:val="18"/>
+        </w:rPr>
+        <w:t>✗</w:t>
+      </w:r>
+      <w:r>
+        <w:rPr>
+          <w:sz w:val="20"/>
+          <w:szCs w:val="18"/>
+        </w:rPr>
+        <w:t xml:space="preserve"> Allows reordering AFTER the rele</w:t>
+      </w:r>
+      <w:r>
+        <w:rPr>
+          <w:sz w:val="20"/>
+          <w:szCs w:val="18"/>
+        </w:rPr>
+        <w:t>ase.</w:t>
+      </w:r>
+    </w:p>
+    <w:p>
+      <w:pPr>
+        <w:pStyle w:val="ListParagraph"/>
+        <w:rPr>
+          <w:sz w:val="20"/>
+          <w:szCs w:val="18"/>
+        </w:rPr>
+      </w:pPr>
+    </w:p>
+    <w:p>
+      <w:pPr>
+        <w:pStyle w:val="ListParagraph"/>
+        <w:rPr>
+          <w:sz w:val="20"/>
+          <w:szCs w:val="18"/>
+        </w:rPr>
+      </w:pPr>
+    </w:p>
+    <w:p>
+      <w:pPr>
+        <w:pStyle w:val="ListParagraph"/>
+        <w:numPr>
+          <w:ilvl w:val="0"/>
+          <w:numId w:val="7"/>
+        </w:numPr>
+        <w:rPr>
+          <w:sz w:val="20"/>
+          <w:szCs w:val="18"/>
+        </w:rPr>
+      </w:pPr>
+      <w:proofErr w:type="spellStart"/>
+      <w:r>
+        <w:rPr>
+          <w:sz w:val="20"/>
+          <w:szCs w:val="18"/>
+        </w:rPr>
+        <w:t>memory_order_acq_rel</w:t>
+      </w:r>
+      <w:proofErr w:type="spellEnd"/>
+      <w:r>
+        <w:rPr>
+          <w:sz w:val="20"/>
+          <w:szCs w:val="18"/>
+        </w:rPr>
+        <w:t xml:space="preserve"> - Both Acquire and Release</w:t>
+      </w:r>
+    </w:p>
+    <w:p>
+      <w:pPr>
+        <w:shd w:val="clear" w:color="auto" w:fill="1F1F1F"/>
+        <w:spacing w:after="0" w:line="285" w:lineRule="atLeast"/>
+        <w:rPr>
+          <w:rFonts w:ascii="Cascadia Code" w:eastAsia="Times New Roman" w:hAnsi="Cascadia Code" w:cs="Cascadia Code"/>
+          <w:color w:val="CCCCCC"/>
+          <w:kern w:val="0"/>
+          <w:sz w:val="20"/>
+          <w:szCs w:val="20"/>
+          <w:lang w:eastAsia="en-IN"/>
+          <w14:ligatures w14:val="none"/>
+        </w:rPr>
+      </w:pPr>
+      <w:r>
+        <w:rPr>
+          <w:rFonts w:ascii="Cascadia Code" w:eastAsia="Times New Roman" w:hAnsi="Cascadia Code" w:cs="Cascadia Code"/>
+          <w:color w:val="4EC9B0"/>
+          <w:kern w:val="0"/>
+          <w:sz w:val="20"/>
+          <w:szCs w:val="20"/>
+          <w:lang w:eastAsia="en-IN"/>
+          <w14:ligatures w14:val="none"/>
+        </w:rPr>
+        <w:t>atomic</w:t>
+      </w:r>
+      <w:r>
+        <w:rPr>
+          <w:rFonts w:ascii="Cascadia Code" w:eastAsia="Times New Roman" w:hAnsi="Cascadia Code" w:cs="Cascadia Code"/>
+          <w:color w:val="D4D4D4"/>
+          <w:kern w:val="0"/>
+          <w:sz w:val="20"/>
+          <w:szCs w:val="20"/>
+          <w:lang w:eastAsia="en-IN"/>
+          <w14:ligatures w14:val="none"/>
+        </w:rPr>
+        <w:t>&lt;</w:t>
+      </w:r>
+      <w:r>
+        <w:rPr>
+          <w:rFonts w:ascii="Cascadia Code" w:eastAsia="Times New Roman" w:hAnsi="Cascadia Code" w:cs="Cascadia Code"/>
+          <w:color w:val="569CD6"/>
+          <w:kern w:val="0"/>
+          <w:sz w:val="20"/>
+          <w:szCs w:val="20"/>
+          <w:lang w:eastAsia="en-IN"/>
+          <w14:ligatures w14:val="none"/>
+        </w:rPr>
+        <w:t>int</w:t>
+      </w:r>
+      <w:r>
+        <w:rPr>
+          <w:rFonts w:ascii="Cascadia Code" w:eastAsia="Times New Roman" w:hAnsi="Cascadia Code" w:cs="Cascadia Code"/>
+          <w:color w:val="D4D4D4"/>
+          <w:kern w:val="0"/>
+          <w:sz w:val="20"/>
+          <w:szCs w:val="20"/>
+          <w:lang w:eastAsia="en-IN"/>
+          <w14:ligatures w14:val="none"/>
+        </w:rPr>
+        <w:t>&gt;</w:t>
+      </w:r>
+      <w:r>
+        <w:rPr>
+          <w:rFonts w:ascii="Cascadia Code" w:eastAsia="Times New Roman" w:hAnsi="Cascadia Code" w:cs="Cascadia Code"/>
+          <w:color w:val="CCCCCC"/>
+          <w:kern w:val="0"/>
+          <w:sz w:val="20"/>
+          <w:szCs w:val="20"/>
+          <w:lang w:eastAsia="en-IN"/>
+          <w14:ligatures w14:val="none"/>
+        </w:rPr>
+        <w:t xml:space="preserve"> </w:t>
+      </w:r>
+      <w:proofErr w:type="gramStart"/>
+      <w:r>
+        <w:rPr>
+          <w:rFonts w:ascii="Cascadia Code" w:eastAsia="Times New Roman" w:hAnsi="Cascadia Code" w:cs="Cascadia Code"/>
+          <w:color w:val="9CDCFE"/>
+          <w:kern w:val="0"/>
+          <w:sz w:val="20"/>
+          <w:szCs w:val="20"/>
+          <w:lang w:eastAsia="en-IN"/>
+          <w14:ligatures w14:val="none"/>
+        </w:rPr>
+        <w:t>value</w:t>
+      </w:r>
+      <w:r>
+        <w:rPr>
+          <w:rFonts w:ascii="Cascadia Code" w:eastAsia="Times New Roman" w:hAnsi="Cascadia Code" w:cs="Cascadia Code"/>
+          <w:color w:val="CCCCCC"/>
+          <w:kern w:val="0"/>
+          <w:sz w:val="20"/>
+          <w:szCs w:val="20"/>
+          <w:lang w:eastAsia="en-IN"/>
+          <w14:ligatures w14:val="none"/>
+        </w:rPr>
+        <w:t>{</w:t>
+      </w:r>
+      <w:proofErr w:type="gramEnd"/>
+      <w:r>
+        <w:rPr>
+          <w:rFonts w:ascii="Cascadia Code" w:eastAsia="Times New Roman" w:hAnsi="Cascadia Code" w:cs="Cascadia Code"/>
+          <w:color w:val="B5CEA8"/>
+          <w:kern w:val="0"/>
+          <w:sz w:val="20"/>
+          <w:szCs w:val="20"/>
+          <w:lang w:eastAsia="en-IN"/>
+          <w14:ligatures w14:val="none"/>
+        </w:rPr>
+        <w:t>0</w:t>
+      </w:r>
+      <w:r>
+        <w:rPr>
+          <w:rFonts w:ascii="Cascadia Code" w:eastAsia="Times New Roman" w:hAnsi="Cascadia Code" w:cs="Cascadia Code"/>
+          <w:color w:val="CCCCCC"/>
+          <w:kern w:val="0"/>
+          <w:sz w:val="20"/>
+          <w:szCs w:val="20"/>
+          <w:lang w:eastAsia="en-IN"/>
+          <w14:ligatures w14:val="none"/>
+        </w:rPr>
+        <w:t>};</w:t>
+      </w:r>
+    </w:p>
+    <w:p>
+      <w:pPr>
+        <w:shd w:val="clear" w:color="auto" w:fill="1F1F1F"/>
+        <w:spacing w:after="0" w:line="285" w:lineRule="atLeast"/>
+        <w:rPr>
+          <w:rFonts w:ascii="Cascadia Code" w:eastAsia="Times New Roman" w:hAnsi="Cascadia Code" w:cs="Cascadia Code"/>
+          <w:color w:val="CCCCCC"/>
+          <w:kern w:val="0"/>
+          <w:sz w:val="20"/>
+          <w:szCs w:val="20"/>
+          <w:lang w:eastAsia="en-IN"/>
+          <w14:ligatures w14:val="none"/>
+        </w:rPr>
+      </w:pPr>
+    </w:p>
+    <w:p>
+      <w:pPr>
+        <w:shd w:val="clear" w:color="auto" w:fill="1F1F1F"/>
+        <w:spacing w:after="0" w:line="285" w:lineRule="atLeast"/>
+        <w:rPr>
+          <w:rFonts w:ascii="Cascadia Code" w:eastAsia="Times New Roman" w:hAnsi="Cascadia Code" w:cs="Cascadia Code"/>
+          <w:color w:val="CCCCCC"/>
+          <w:kern w:val="0"/>
+          <w:sz w:val="20"/>
+          <w:szCs w:val="20"/>
+          <w:lang w:eastAsia="en-IN"/>
+          <w14:ligatures w14:val="none"/>
+        </w:rPr>
+      </w:pPr>
+      <w:r>
+        <w:rPr>
+          <w:rFonts w:ascii="Cascadia Code" w:eastAsia="Times New Roman" w:hAnsi="Cascadia Code" w:cs="Cascadia Code"/>
+          <w:color w:val="6A9955"/>
+          <w:kern w:val="0"/>
+          <w:sz w:val="20"/>
+          <w:szCs w:val="20"/>
+          <w:lang w:eastAsia="en-IN"/>
+          <w14:ligatures w14:val="none"/>
+        </w:rPr>
+        <w:t>// Read-Modify-Write operation needs both!</w:t>
+      </w:r>
+    </w:p>
+    <w:p>
+      <w:pPr>
+        <w:shd w:val="clear" w:color="auto" w:fill="1F1F1F"/>
+        <w:spacing w:after="0" w:line="285" w:lineRule="atLeast"/>
+        <w:rPr>
+          <w:rFonts w:ascii="Cascadia Code" w:eastAsia="Times New Roman" w:hAnsi="Cascadia Code" w:cs="Cascadia Code"/>
+          <w:color w:val="CCCCCC"/>
+          <w:kern w:val="0"/>
+          <w:sz w:val="20"/>
+          <w:szCs w:val="20"/>
+          <w:lang w:eastAsia="en-IN"/>
+          <w14:ligatures w14:val="none"/>
+        </w:rPr>
+      </w:pPr>
+      <w:r>
+        <w:rPr>
+          <w:rFonts w:ascii="Cascadia Code" w:eastAsia="Times New Roman" w:hAnsi="Cascadia Code" w:cs="Cascadia Code"/>
+          <w:color w:val="569CD6"/>
+          <w:kern w:val="0"/>
+          <w:sz w:val="20"/>
+          <w:szCs w:val="20"/>
+          <w:lang w:eastAsia="en-IN"/>
+          <w14:ligatures w14:val="none"/>
+        </w:rPr>
+        <w:t>int</w:t>
+      </w:r>
+      <w:r>
+        <w:rPr>
+          <w:rFonts w:ascii="Cascadia Code" w:eastAsia="Times New Roman" w:hAnsi="Cascadia Code" w:cs="Cascadia Code"/>
+          <w:color w:val="CCCCCC"/>
+          <w:kern w:val="0"/>
+          <w:sz w:val="20"/>
+          <w:szCs w:val="20"/>
+          <w:lang w:eastAsia="en-IN"/>
+          <w14:ligatures w14:val="none"/>
+        </w:rPr>
+        <w:t xml:space="preserve"> </w:t>
+      </w:r>
+      <w:r>
+        <w:rPr>
+          <w:rFonts w:ascii="Cascadia Code" w:eastAsia="Times New Roman" w:hAnsi="Cascadia Code" w:cs="Cascadia Code"/>
+          <w:color w:val="9CDCFE"/>
+          <w:kern w:val="0"/>
+          <w:sz w:val="20"/>
+          <w:szCs w:val="20"/>
+          <w:lang w:eastAsia="en-IN"/>
+          <w14:ligatures w14:val="none"/>
+        </w:rPr>
+        <w:t>old</w:t>
+      </w:r>
+      <w:r>
+        <w:rPr>
+          <w:rFonts w:ascii="Cascadia Code" w:eastAsia="Times New Roman" w:hAnsi="Cascadia Code" w:cs="Cascadia Code"/>
+          <w:color w:val="CCCCCC"/>
+          <w:kern w:val="0"/>
+          <w:sz w:val="20"/>
+          <w:szCs w:val="20"/>
+          <w:lang w:eastAsia="en-IN"/>
+          <w14:ligatures w14:val="none"/>
+        </w:rPr>
+        <w:t xml:space="preserve"> </w:t>
+      </w:r>
+      <w:r>
+        <w:rPr>
+          <w:rFonts w:ascii="Cascadia Code" w:eastAsia="Times New Roman" w:hAnsi="Cascadia Code" w:cs="Cascadia Code"/>
+          <w:color w:val="D4D4D4"/>
+          <w:kern w:val="0"/>
+          <w:sz w:val="20"/>
+          <w:szCs w:val="20"/>
+          <w:lang w:eastAsia="en-IN"/>
+          <w14:ligatures w14:val="none"/>
+        </w:rPr>
+        <w:t>=</w:t>
+      </w:r>
+      <w:r>
+        <w:rPr>
+          <w:rFonts w:ascii="Cascadia Code" w:eastAsia="Times New Roman" w:hAnsi="Cascadia Code" w:cs="Cascadia Code"/>
+          <w:color w:val="CCCCCC"/>
+          <w:kern w:val="0"/>
+          <w:sz w:val="20"/>
+          <w:szCs w:val="20"/>
+          <w:lang w:eastAsia="en-IN"/>
+          <w14:ligatures w14:val="none"/>
+        </w:rPr>
+        <w:t xml:space="preserve"> </w:t>
+      </w:r>
+      <w:proofErr w:type="spellStart"/>
+      <w:proofErr w:type="gramStart"/>
+      <w:r>
+        <w:rPr>
+          <w:rFonts w:ascii="Cascadia Code" w:eastAsia="Times New Roman" w:hAnsi="Cascadia Code" w:cs="Cascadia Code"/>
+          <w:color w:val="9CDCFE"/>
+          <w:kern w:val="0"/>
+          <w:sz w:val="20"/>
+          <w:szCs w:val="20"/>
+          <w:lang w:eastAsia="en-IN"/>
+          <w14:ligatures w14:val="none"/>
+        </w:rPr>
+        <w:t>value</w:t>
+      </w:r>
+      <w:r>
+        <w:rPr>
+          <w:rFonts w:ascii="Cascadia Code" w:eastAsia="Times New Roman" w:hAnsi="Cascadia Code" w:cs="Cascadia Code"/>
+          <w:color w:val="CCCCCC"/>
+          <w:kern w:val="0"/>
+          <w:sz w:val="20"/>
+          <w:szCs w:val="20"/>
+          <w:lang w:eastAsia="en-IN"/>
+          <w14:ligatures w14:val="none"/>
+        </w:rPr>
+        <w:t>.</w:t>
+      </w:r>
+      <w:r>
+        <w:rPr>
+          <w:rFonts w:ascii="Cascadia Code" w:eastAsia="Times New Roman" w:hAnsi="Cascadia Code" w:cs="Cascadia Code"/>
+          <w:color w:val="DCDCAA"/>
+          <w:kern w:val="0"/>
+          <w:sz w:val="20"/>
+          <w:szCs w:val="20"/>
+          <w:lang w:eastAsia="en-IN"/>
+          <w14:ligatures w14:val="none"/>
+        </w:rPr>
+        <w:t>fetch</w:t>
+      </w:r>
+      <w:proofErr w:type="gramEnd"/>
+      <w:r>
+        <w:rPr>
+          <w:rFonts w:ascii="Cascadia Code" w:eastAsia="Times New Roman" w:hAnsi="Cascadia Code" w:cs="Cascadia Code"/>
+          <w:color w:val="DCDCAA"/>
+          <w:kern w:val="0"/>
+          <w:sz w:val="20"/>
+          <w:szCs w:val="20"/>
+          <w:lang w:eastAsia="en-IN"/>
+          <w14:ligatures w14:val="none"/>
+        </w:rPr>
+        <w:t>_</w:t>
+      </w:r>
+      <w:proofErr w:type="gramStart"/>
+      <w:r>
+        <w:rPr>
+          <w:rFonts w:ascii="Cascadia Code" w:eastAsia="Times New Roman" w:hAnsi="Cascadia Code" w:cs="Cascadia Code"/>
+          <w:color w:val="DCDCAA"/>
+          <w:kern w:val="0"/>
+          <w:sz w:val="20"/>
+          <w:szCs w:val="20"/>
+          <w:lang w:eastAsia="en-IN"/>
+          <w14:ligatures w14:val="none"/>
+        </w:rPr>
+        <w:t>add</w:t>
+      </w:r>
+      <w:proofErr w:type="spellEnd"/>
+      <w:r>
+        <w:rPr>
+          <w:rFonts w:ascii="Cascadia Code" w:eastAsia="Times New Roman" w:hAnsi="Cascadia Code" w:cs="Cascadia Code"/>
+          <w:color w:val="CCCCCC"/>
+          <w:kern w:val="0"/>
+          <w:sz w:val="20"/>
+          <w:szCs w:val="20"/>
+          <w:lang w:eastAsia="en-IN"/>
+          <w14:ligatures w14:val="none"/>
+        </w:rPr>
+        <w:t>(</w:t>
+      </w:r>
+      <w:proofErr w:type="gramEnd"/>
+      <w:r>
+        <w:rPr>
+          <w:rFonts w:ascii="Cascadia Code" w:eastAsia="Times New Roman" w:hAnsi="Cascadia Code" w:cs="Cascadia Code"/>
+          <w:color w:val="B5CEA8"/>
+          <w:kern w:val="0"/>
+          <w:sz w:val="20"/>
+          <w:szCs w:val="20"/>
+          <w:lang w:eastAsia="en-IN"/>
+          <w14:ligatures w14:val="none"/>
+        </w:rPr>
+        <w:t>1</w:t>
+      </w:r>
+      <w:r>
+        <w:rPr>
+          <w:rFonts w:ascii="Cascadia Code" w:eastAsia="Times New Roman" w:hAnsi="Cascadia Code" w:cs="Cascadia Code"/>
+          <w:color w:val="CCCCCC"/>
+          <w:kern w:val="0"/>
+          <w:sz w:val="20"/>
+          <w:szCs w:val="20"/>
+          <w:lang w:eastAsia="en-IN"/>
+          <w14:ligatures w14:val="none"/>
+        </w:rPr>
+        <w:t xml:space="preserve">, </w:t>
+      </w:r>
+      <w:proofErr w:type="spellStart"/>
+      <w:r>
+        <w:rPr>
+          <w:rFonts w:ascii="Cascadia Code" w:eastAsia="Times New Roman" w:hAnsi="Cascadia Code" w:cs="Cascadia Code"/>
+          <w:color w:val="9CDCFE"/>
+          <w:kern w:val="0"/>
+          <w:sz w:val="20"/>
+          <w:szCs w:val="20"/>
+          <w:lang w:eastAsia="en-IN"/>
+          <w14:ligatures w14:val="none"/>
+        </w:rPr>
+        <w:t>memory_order_acq_rel</w:t>
+      </w:r>
+      <w:proofErr w:type="spellEnd"/>
+      <w:r>
+        <w:rPr>
+          <w:rFonts w:ascii="Cascadia Code" w:eastAsia="Times New Roman" w:hAnsi="Cascadia Code" w:cs="Cascadia Code"/>
+          <w:color w:val="CCCCCC"/>
+          <w:kern w:val="0"/>
+          <w:sz w:val="20"/>
+          <w:szCs w:val="20"/>
+          <w:lang w:eastAsia="en-IN"/>
+          <w14:ligatures w14:val="none"/>
+        </w:rPr>
+        <w:t>);</w:t>
+      </w:r>
+    </w:p>
+    <w:p>
+      <w:pPr>
+        <w:shd w:val="clear" w:color="auto" w:fill="1F1F1F"/>
+        <w:spacing w:after="0" w:line="285" w:lineRule="atLeast"/>
+        <w:rPr>
+          <w:rFonts w:ascii="Cascadia Code" w:eastAsia="Times New Roman" w:hAnsi="Cascadia Code" w:cs="Cascadia Code"/>
+          <w:color w:val="CCCCCC"/>
+          <w:kern w:val="0"/>
+          <w:sz w:val="20"/>
+          <w:szCs w:val="20"/>
+          <w:lang w:eastAsia="en-IN"/>
+          <w14:ligatures w14:val="none"/>
+        </w:rPr>
+      </w:pPr>
+    </w:p>
+    <w:p>
+      <w:pPr>
+        <w:shd w:val="clear" w:color="auto" w:fill="1F1F1F"/>
+        <w:spacing w:after="0" w:line="285" w:lineRule="atLeast"/>
+        <w:rPr>
+          <w:rFonts w:ascii="Cascadia Code" w:eastAsia="Times New Roman" w:hAnsi="Cascadia Code" w:cs="Cascadia Code"/>
+          <w:color w:val="CCCCCC"/>
+          <w:kern w:val="0"/>
+          <w:sz w:val="20"/>
+          <w:szCs w:val="20"/>
+          <w:lang w:eastAsia="en-IN"/>
+          <w14:ligatures w14:val="none"/>
+        </w:rPr>
+      </w:pPr>
+      <w:r>
+        <w:rPr>
+          <w:rFonts w:ascii="Cascadia Code" w:eastAsia="Times New Roman" w:hAnsi="Cascadia Code" w:cs="Cascadia Code"/>
+          <w:color w:val="6A9955"/>
+          <w:kern w:val="0"/>
+          <w:sz w:val="20"/>
+          <w:szCs w:val="20"/>
+          <w:lang w:eastAsia="en-IN"/>
+          <w14:ligatures w14:val="none"/>
+        </w:rPr>
+        <w:t xml:space="preserve">// Or </w:t>
+      </w:r>
+      <w:proofErr w:type="spellStart"/>
+      <w:r>
+        <w:rPr>
+          <w:rFonts w:ascii="Cascadia Code" w:eastAsia="Times New Roman" w:hAnsi="Cascadia Code" w:cs="Cascadia Code"/>
+          <w:color w:val="6A9955"/>
+          <w:kern w:val="0"/>
+          <w:sz w:val="20"/>
+          <w:szCs w:val="20"/>
+          <w:lang w:eastAsia="en-IN"/>
+          <w14:ligatures w14:val="none"/>
+        </w:rPr>
+        <w:t>compare_exchange</w:t>
+      </w:r>
+      <w:proofErr w:type="spellEnd"/>
+    </w:p>
+    <w:p>
+      <w:pPr>
+        <w:shd w:val="clear" w:color="auto" w:fill="1F1F1F"/>
+        <w:spacing w:after="0" w:line="285" w:lineRule="atLeast"/>
+        <w:rPr>
+          <w:rFonts w:ascii="Cascadia Code" w:eastAsia="Times New Roman" w:hAnsi="Cascadia Code" w:cs="Cascadia Code"/>
+          <w:color w:val="CCCCCC"/>
+          <w:kern w:val="0"/>
+          <w:sz w:val="20"/>
+          <w:szCs w:val="20"/>
+          <w:lang w:eastAsia="en-IN"/>
+          <w14:ligatures w14:val="none"/>
+        </w:rPr>
+      </w:pPr>
+      <w:r>
+        <w:rPr>
+          <w:rFonts w:ascii="Cascadia Code" w:eastAsia="Times New Roman" w:hAnsi="Cascadia Code" w:cs="Cascadia Code"/>
+          <w:color w:val="569CD6"/>
+          <w:kern w:val="0"/>
+          <w:sz w:val="20"/>
+          <w:szCs w:val="20"/>
+          <w:lang w:eastAsia="en-IN"/>
+          <w14:ligatures w14:val="none"/>
+        </w:rPr>
+        <w:t>int</w:t>
+      </w:r>
+      <w:r>
+        <w:rPr>
+          <w:rFonts w:ascii="Cascadia Code" w:eastAsia="Times New Roman" w:hAnsi="Cascadia Code" w:cs="Cascadia Code"/>
+          <w:color w:val="CCCCCC"/>
+          <w:kern w:val="0"/>
+          <w:sz w:val="20"/>
+          <w:szCs w:val="20"/>
+          <w:lang w:eastAsia="en-IN"/>
+          <w14:ligatures w14:val="none"/>
+        </w:rPr>
+        <w:t xml:space="preserve"> </w:t>
+      </w:r>
+      <w:r>
+        <w:rPr>
+          <w:rFonts w:ascii="Cascadia Code" w:eastAsia="Times New Roman" w:hAnsi="Cascadia Code" w:cs="Cascadia Code"/>
+          <w:color w:val="9CDCFE"/>
+          <w:kern w:val="0"/>
+          <w:sz w:val="20"/>
+          <w:szCs w:val="20"/>
+          <w:lang w:eastAsia="en-IN"/>
+          <w14:ligatures w14:val="none"/>
+        </w:rPr>
+        <w:t>expected</w:t>
+      </w:r>
+      <w:r>
+        <w:rPr>
+          <w:rFonts w:ascii="Cascadia Code" w:eastAsia="Times New Roman" w:hAnsi="Cascadia Code" w:cs="Cascadia Code"/>
+          <w:color w:val="CCCCCC"/>
+          <w:kern w:val="0"/>
+          <w:sz w:val="20"/>
+          <w:szCs w:val="20"/>
+          <w:lang w:eastAsia="en-IN"/>
+          <w14:ligatures w14:val="none"/>
+        </w:rPr>
+        <w:t xml:space="preserve"> </w:t>
+      </w:r>
+      <w:r>
+        <w:rPr>
+          <w:rFonts w:ascii="Cascadia Code" w:eastAsia="Times New Roman" w:hAnsi="Cascadia Code" w:cs="Cascadia Code"/>
+          <w:color w:val="D4D4D4"/>
+          <w:kern w:val="0"/>
+          <w:sz w:val="20"/>
+          <w:szCs w:val="20"/>
+          <w:lang w:eastAsia="en-IN"/>
+          <w14:ligatures w14:val="none"/>
+        </w:rPr>
+        <w:t>=</w:t>
+      </w:r>
+      <w:r>
+        <w:rPr>
+          <w:rFonts w:ascii="Cascadia Code" w:eastAsia="Times New Roman" w:hAnsi="Cascadia Code" w:cs="Cascadia Code"/>
+          <w:color w:val="CCCCCC"/>
+          <w:kern w:val="0"/>
+          <w:sz w:val="20"/>
+          <w:szCs w:val="20"/>
+          <w:lang w:eastAsia="en-IN"/>
+          <w14:ligatures w14:val="none"/>
+        </w:rPr>
+        <w:t xml:space="preserve"> </w:t>
+      </w:r>
+      <w:r>
+        <w:rPr>
+          <w:rFonts w:ascii="Cascadia Code" w:eastAsia="Times New Roman" w:hAnsi="Cascadia Code" w:cs="Cascadia Code"/>
+          <w:color w:val="B5CEA8"/>
+          <w:kern w:val="0"/>
+          <w:sz w:val="20"/>
+          <w:szCs w:val="20"/>
+          <w:lang w:eastAsia="en-IN"/>
+          <w14:ligatures w14:val="none"/>
+        </w:rPr>
+        <w:t>5</w:t>
+      </w:r>
+      <w:r>
+        <w:rPr>
+          <w:rFonts w:ascii="Cascadia Code" w:eastAsia="Times New Roman" w:hAnsi="Cascadia Code" w:cs="Cascadia Code"/>
+          <w:color w:val="CCCCCC"/>
+          <w:kern w:val="0"/>
+          <w:sz w:val="20"/>
+          <w:szCs w:val="20"/>
+          <w:lang w:eastAsia="en-IN"/>
+          <w14:ligatures w14:val="none"/>
+        </w:rPr>
+        <w:t>;</w:t>
+      </w:r>
+    </w:p>
+    <w:p>
+      <w:pPr>
+        <w:shd w:val="clear" w:color="auto" w:fill="1F1F1F"/>
+        <w:spacing w:after="0" w:line="285" w:lineRule="atLeast"/>
+        <w:rPr>
+          <w:rFonts w:ascii="Cascadia Code" w:eastAsia="Times New Roman" w:hAnsi="Cascadia Code" w:cs="Cascadia Code"/>
+          <w:color w:val="CCCCCC"/>
+          <w:kern w:val="0"/>
+          <w:sz w:val="20"/>
+          <w:szCs w:val="20"/>
+          <w:lang w:eastAsia="en-IN"/>
+          <w14:ligatures w14:val="none"/>
+        </w:rPr>
+      </w:pPr>
+      <w:proofErr w:type="spellStart"/>
+      <w:proofErr w:type="gramStart"/>
+      <w:r>
+        <w:rPr>
+          <w:rFonts w:ascii="Cascadia Code" w:eastAsia="Times New Roman" w:hAnsi="Cascadia Code" w:cs="Cascadia Code"/>
+          <w:color w:val="9CDCFE"/>
+          <w:kern w:val="0"/>
+          <w:sz w:val="20"/>
+          <w:szCs w:val="20"/>
+          <w:lang w:eastAsia="en-IN"/>
+          <w14:ligatures w14:val="none"/>
+        </w:rPr>
+        <w:t>value</w:t>
+      </w:r>
+      <w:r>
+        <w:rPr>
+          <w:rFonts w:ascii="Cascadia Code" w:eastAsia="Times New Roman" w:hAnsi="Cascadia Code" w:cs="Cascadia Code"/>
+          <w:color w:val="CCCCCC"/>
+          <w:kern w:val="0"/>
+          <w:sz w:val="20"/>
+          <w:szCs w:val="20"/>
+          <w:lang w:eastAsia="en-IN"/>
+          <w14:ligatures w14:val="none"/>
+        </w:rPr>
+        <w:t>.</w:t>
+      </w:r>
+      <w:r>
+        <w:rPr>
+          <w:rFonts w:ascii="Cascadia Code" w:eastAsia="Times New Roman" w:hAnsi="Cascadia Code" w:cs="Cascadia Code"/>
+          <w:color w:val="DCDCAA"/>
+          <w:kern w:val="0"/>
+          <w:sz w:val="20"/>
+          <w:szCs w:val="20"/>
+          <w:lang w:eastAsia="en-IN"/>
+          <w14:ligatures w14:val="none"/>
+        </w:rPr>
+        <w:t>compare</w:t>
+      </w:r>
+      <w:proofErr w:type="gramEnd"/>
+      <w:r>
+        <w:rPr>
+          <w:rFonts w:ascii="Cascadia Code" w:eastAsia="Times New Roman" w:hAnsi="Cascadia Code" w:cs="Cascadia Code"/>
+          <w:color w:val="DCDCAA"/>
+          <w:kern w:val="0"/>
+          <w:sz w:val="20"/>
+          <w:szCs w:val="20"/>
+          <w:lang w:eastAsia="en-IN"/>
+          <w14:ligatures w14:val="none"/>
+        </w:rPr>
+        <w:t>_exchange_</w:t>
+      </w:r>
+      <w:proofErr w:type="gramStart"/>
+      <w:r>
+        <w:rPr>
+          <w:rFonts w:ascii="Cascadia Code" w:eastAsia="Times New Roman" w:hAnsi="Cascadia Code" w:cs="Cascadia Code"/>
+          <w:color w:val="DCDCAA"/>
+          <w:kern w:val="0"/>
+          <w:sz w:val="20"/>
+          <w:szCs w:val="20"/>
+          <w:lang w:eastAsia="en-IN"/>
+          <w14:ligatures w14:val="none"/>
+        </w:rPr>
+        <w:t>strong</w:t>
+      </w:r>
+      <w:proofErr w:type="spellEnd"/>
+      <w:r>
+        <w:rPr>
+          <w:rFonts w:ascii="Cascadia Code" w:eastAsia="Times New Roman" w:hAnsi="Cascadia Code" w:cs="Cascadia Code"/>
+          <w:color w:val="CCCCCC"/>
+          <w:kern w:val="0"/>
+          <w:sz w:val="20"/>
+          <w:szCs w:val="20"/>
+          <w:lang w:eastAsia="en-IN"/>
+          <w14:ligatures w14:val="none"/>
+        </w:rPr>
+        <w:t>(</w:t>
+      </w:r>
+      <w:proofErr w:type="gramEnd"/>
+      <w:r>
+        <w:rPr>
+          <w:rFonts w:ascii="Cascadia Code" w:eastAsia="Times New Roman" w:hAnsi="Cascadia Code" w:cs="Cascadia Code"/>
+          <w:color w:val="9CDCFE"/>
+          <w:kern w:val="0"/>
+          <w:sz w:val="20"/>
+          <w:szCs w:val="20"/>
+          <w:lang w:eastAsia="en-IN"/>
+          <w14:ligatures w14:val="none"/>
+        </w:rPr>
+        <w:t>expected</w:t>
+      </w:r>
+      <w:r>
+        <w:rPr>
+          <w:rFonts w:ascii="Cascadia Code" w:eastAsia="Times New Roman" w:hAnsi="Cascadia Code" w:cs="Cascadia Code"/>
+          <w:color w:val="CCCCCC"/>
+          <w:kern w:val="0"/>
+          <w:sz w:val="20"/>
+          <w:szCs w:val="20"/>
+          <w:lang w:eastAsia="en-IN"/>
+          <w14:ligatures w14:val="none"/>
+        </w:rPr>
+        <w:t xml:space="preserve">, </w:t>
+      </w:r>
+      <w:r>
+        <w:rPr>
+          <w:rFonts w:ascii="Cascadia Code" w:eastAsia="Times New Roman" w:hAnsi="Cascadia Code" w:cs="Cascadia Code"/>
+          <w:color w:val="B5CEA8"/>
+          <w:kern w:val="0"/>
+          <w:sz w:val="20"/>
+          <w:szCs w:val="20"/>
+          <w:lang w:eastAsia="en-IN"/>
+          <w14:ligatures w14:val="none"/>
+        </w:rPr>
+        <w:t>10</w:t>
+      </w:r>
+      <w:r>
+        <w:rPr>
+          <w:rFonts w:ascii="Cascadia Code" w:eastAsia="Times New Roman" w:hAnsi="Cascadia Code" w:cs="Cascadia Code"/>
+          <w:color w:val="CCCCCC"/>
+          <w:kern w:val="0"/>
+          <w:sz w:val="20"/>
+          <w:szCs w:val="20"/>
+          <w:lang w:eastAsia="en-IN"/>
+          <w14:ligatures w14:val="none"/>
+        </w:rPr>
+        <w:t xml:space="preserve">, </w:t>
+      </w:r>
+      <w:proofErr w:type="spellStart"/>
+      <w:r>
+        <w:rPr>
+          <w:rFonts w:ascii="Cascadia Code" w:eastAsia="Times New Roman" w:hAnsi="Cascadia Code" w:cs="Cascadia Code"/>
+          <w:color w:val="9CDCFE"/>
+          <w:kern w:val="0"/>
+          <w:sz w:val="20"/>
+          <w:szCs w:val="20"/>
+          <w:lang w:eastAsia="en-IN"/>
+          <w14:ligatures w14:val="none"/>
+        </w:rPr>
+        <w:t>memory_order_acq_rel</w:t>
+      </w:r>
+      <w:proofErr w:type="spellEnd"/>
+      <w:proofErr w:type="gramStart"/>
+      <w:r>
+        <w:rPr>
+          <w:rFonts w:ascii="Cascadia Code" w:eastAsia="Times New Roman" w:hAnsi="Cascadia Code" w:cs="Cascadia Code"/>
+          <w:color w:val="CCCCCC"/>
+          <w:kern w:val="0"/>
+          <w:sz w:val="20"/>
+          <w:szCs w:val="20"/>
+          <w:lang w:eastAsia="en-IN"/>
+          <w14:ligatures w14:val="none"/>
+        </w:rPr>
+        <w:t>);</w:t>
+      </w:r>
+      <w:r>
+        <w:rPr>
+          <w:rFonts w:ascii="Cascadia Code" w:eastAsia="Times New Roman" w:hAnsi="Cascadia Code" w:cs="Cascadia Code"/>
+          <w:color w:val="6A9955"/>
+          <w:kern w:val="0"/>
+          <w:sz w:val="20"/>
+          <w:szCs w:val="20"/>
+          <w:lang w:eastAsia="en-IN"/>
+          <w14:ligatures w14:val="none"/>
+        </w:rPr>
+        <w:t xml:space="preserve">  /</w:t>
+      </w:r>
+      <w:proofErr w:type="gramEnd"/>
+      <w:r>
+        <w:rPr>
+          <w:rFonts w:ascii="Cascadia Code" w:eastAsia="Times New Roman" w:hAnsi="Cascadia Code" w:cs="Cascadia Code"/>
+          <w:color w:val="6A9955"/>
+          <w:kern w:val="0"/>
+          <w:sz w:val="20"/>
+          <w:szCs w:val="20"/>
+          <w:lang w:eastAsia="en-IN"/>
+          <w14:ligatures w14:val="none"/>
+        </w:rPr>
+        <w:t>/ Success order</w:t>
+      </w:r>
+    </w:p>
+    <w:p>
+      <w:pPr>
+        <w:pStyle w:val="ListParagraph"/>
+        <w:rPr>
+          <w:sz w:val="20"/>
+          <w:szCs w:val="18"/>
+        </w:rPr>
+      </w:pPr>
+    </w:p>
+    <w:p>
+      <w:pPr>
+        <w:pStyle w:val="ListParagraph"/>
+        <w:rPr>
+          <w:sz w:val="20"/>
+          <w:szCs w:val="18"/>
+        </w:rPr>
+      </w:pPr>
+      <w:r>
+        <w:rPr>
+          <w:rFonts w:ascii="Segoe UI Symbol" w:hAnsi="Segoe UI Symbol" w:cs="Segoe UI Symbol"/>
+          <w:sz w:val="20"/>
+          <w:szCs w:val="18"/>
+        </w:rPr>
+        <w:t>✓</w:t>
+      </w:r>
+      <w:r>
+        <w:rPr>
+          <w:sz w:val="20"/>
+          <w:szCs w:val="18"/>
+        </w:rPr>
+        <w:t xml:space="preserve"> Acquire semantics for the read part</w:t>
+      </w:r>
+    </w:p>
+    <w:p>
+      <w:pPr>
+        <w:pStyle w:val="ListParagraph"/>
+        <w:rPr>
+          <w:sz w:val="20"/>
+          <w:szCs w:val="18"/>
+        </w:rPr>
+      </w:pPr>
+      <w:r>
+        <w:rPr>
+          <w:rFonts w:ascii="Segoe UI Symbol" w:hAnsi="Segoe UI Symbol" w:cs="Segoe UI Symbol"/>
+          <w:sz w:val="20"/>
+          <w:szCs w:val="18"/>
+        </w:rPr>
+        <w:t>✓</w:t>
+      </w:r>
+      <w:r>
+        <w:rPr>
+          <w:sz w:val="20"/>
+          <w:szCs w:val="18"/>
+        </w:rPr>
+        <w:t xml:space="preserve"> Release semantics for the write part</w:t>
+      </w:r>
+    </w:p>
+    <w:p>
+      <w:pPr>
+        <w:pStyle w:val="ListParagraph"/>
+        <w:rPr>
+          <w:sz w:val="20"/>
+          <w:szCs w:val="18"/>
+        </w:rPr>
+      </w:pPr>
+      <w:r>
+        <w:rPr>
+          <w:rFonts w:ascii="Segoe UI Symbol" w:hAnsi="Segoe UI Symbol" w:cs="Segoe UI Symbol"/>
+          <w:sz w:val="20"/>
+          <w:szCs w:val="18"/>
+        </w:rPr>
+        <w:t>✓</w:t>
+      </w:r>
+      <w:r>
+        <w:rPr>
+          <w:sz w:val="20"/>
+          <w:szCs w:val="18"/>
+        </w:rPr>
+        <w:t xml:space="preserve"> Creates synchronization point</w:t>
+      </w:r>
+    </w:p>
+    <w:p>
+      <w:pPr>
+        <w:pStyle w:val="ListParagraph"/>
+        <w:rPr>
+          <w:sz w:val="20"/>
+          <w:szCs w:val="18"/>
+        </w:rPr>
+      </w:pPr>
+    </w:p>
+    <w:p>
+      <w:pPr>
+        <w:pStyle w:val="ListParagraph"/>
+        <w:rPr>
+          <w:sz w:val="20"/>
+          <w:szCs w:val="18"/>
+        </w:rPr>
+      </w:pPr>
+    </w:p>
+    <w:p>
+      <w:pPr>
+        <w:pStyle w:val="ListParagraph"/>
+        <w:rPr>
+          <w:sz w:val="20"/>
+          <w:szCs w:val="18"/>
+        </w:rPr>
+      </w:pPr>
+    </w:p>
+    <w:p>
+      <w:pPr>
+        <w:pStyle w:val="ListParagraph"/>
+        <w:rPr>
+          <w:sz w:val="20"/>
+          <w:szCs w:val="18"/>
+        </w:rPr>
+      </w:pPr>
+    </w:p>
+    <w:p>
+      <w:pPr>
+        <w:pStyle w:val="ListParagraph"/>
+        <w:rPr>
+          <w:sz w:val="20"/>
+          <w:szCs w:val="18"/>
+        </w:rPr>
+      </w:pPr>
+    </w:p>
+    <w:p>
+      <w:pPr>
+        <w:pStyle w:val="ListParagraph"/>
+        <w:rPr>
+          <w:sz w:val="20"/>
+          <w:szCs w:val="18"/>
+        </w:rPr>
+      </w:pPr>
+    </w:p>
+    <w:p>
+      <w:pPr>
+        <w:pStyle w:val="ListParagraph"/>
+        <w:rPr>
+          <w:sz w:val="20"/>
+          <w:szCs w:val="18"/>
+        </w:rPr>
+      </w:pPr>
+    </w:p>
+    <w:p>
+      <w:pPr>
+        <w:pStyle w:val="ListParagraph"/>
+        <w:rPr>
+          <w:sz w:val="20"/>
+          <w:szCs w:val="18"/>
+        </w:rPr>
+      </w:pPr>
+    </w:p>
+    <w:p>
+      <w:pPr>
+        <w:pStyle w:val="ListParagraph"/>
+        <w:rPr>
+          <w:sz w:val="20"/>
+          <w:szCs w:val="18"/>
+        </w:rPr>
+      </w:pPr>
+    </w:p>
+    <w:p>
+      <w:pPr>
+        <w:pStyle w:val="ListParagraph"/>
+        <w:numPr>
+          <w:ilvl w:val="0"/>
+          <w:numId w:val="7"/>
+        </w:numPr>
+        <w:rPr>
+          <w:sz w:val="20"/>
+          <w:szCs w:val="18"/>
+        </w:rPr>
+      </w:pPr>
+      <w:proofErr w:type="spellStart"/>
+      <w:r>
+        <w:rPr>
+          <w:sz w:val="20"/>
+          <w:szCs w:val="18"/>
+        </w:rPr>
+        <w:lastRenderedPageBreak/>
+        <w:t>memory_order_seq_cst</w:t>
+      </w:r>
+      <w:proofErr w:type="spellEnd"/>
+      <w:r>
+        <w:rPr>
+          <w:sz w:val="20"/>
+          <w:szCs w:val="18"/>
+        </w:rPr>
+        <w:t xml:space="preserve"> - Sequential Consistency (Default)</w:t>
+      </w:r>
+    </w:p>
+    <w:p>
+      <w:pPr>
+        <w:shd w:val="clear" w:color="auto" w:fill="1F1F1F"/>
+        <w:spacing w:after="0" w:line="285" w:lineRule="atLeast"/>
+        <w:rPr>
+          <w:rFonts w:ascii="Cascadia Code" w:eastAsia="Times New Roman" w:hAnsi="Cascadia Code" w:cs="Cascadia Code"/>
+          <w:color w:val="CCCCCC"/>
+          <w:kern w:val="0"/>
+          <w:sz w:val="20"/>
+          <w:szCs w:val="20"/>
+          <w:lang w:eastAsia="en-IN"/>
+          <w14:ligatures w14:val="none"/>
+        </w:rPr>
+      </w:pPr>
+      <w:r>
+        <w:rPr>
+          <w:rFonts w:ascii="Cascadia Code" w:eastAsia="Times New Roman" w:hAnsi="Cascadia Code" w:cs="Cascadia Code"/>
+          <w:color w:val="4EC9B0"/>
+          <w:kern w:val="0"/>
+          <w:sz w:val="20"/>
+          <w:szCs w:val="20"/>
+          <w:lang w:eastAsia="en-IN"/>
+          <w14:ligatures w14:val="none"/>
+        </w:rPr>
+        <w:t>atomic</w:t>
+      </w:r>
+      <w:r>
+        <w:rPr>
+          <w:rFonts w:ascii="Cascadia Code" w:eastAsia="Times New Roman" w:hAnsi="Cascadia Code" w:cs="Cascadia Code"/>
+          <w:color w:val="D4D4D4"/>
+          <w:kern w:val="0"/>
+          <w:sz w:val="20"/>
+          <w:szCs w:val="20"/>
+          <w:lang w:eastAsia="en-IN"/>
+          <w14:ligatures w14:val="none"/>
+        </w:rPr>
+        <w:t>&lt;</w:t>
+      </w:r>
+      <w:r>
+        <w:rPr>
+          <w:rFonts w:ascii="Cascadia Code" w:eastAsia="Times New Roman" w:hAnsi="Cascadia Code" w:cs="Cascadia Code"/>
+          <w:color w:val="569CD6"/>
+          <w:kern w:val="0"/>
+          <w:sz w:val="20"/>
+          <w:szCs w:val="20"/>
+          <w:lang w:eastAsia="en-IN"/>
+          <w14:ligatures w14:val="none"/>
+        </w:rPr>
+        <w:t>int</w:t>
+      </w:r>
+      <w:r>
+        <w:rPr>
+          <w:rFonts w:ascii="Cascadia Code" w:eastAsia="Times New Roman" w:hAnsi="Cascadia Code" w:cs="Cascadia Code"/>
+          <w:color w:val="D4D4D4"/>
+          <w:kern w:val="0"/>
+          <w:sz w:val="20"/>
+          <w:szCs w:val="20"/>
+          <w:lang w:eastAsia="en-IN"/>
+          <w14:ligatures w14:val="none"/>
+        </w:rPr>
+        <w:t>&gt;</w:t>
+      </w:r>
+      <w:r>
+        <w:rPr>
+          <w:rFonts w:ascii="Cascadia Code" w:eastAsia="Times New Roman" w:hAnsi="Cascadia Code" w:cs="Cascadia Code"/>
+          <w:color w:val="CCCCCC"/>
+          <w:kern w:val="0"/>
+          <w:sz w:val="20"/>
+          <w:szCs w:val="20"/>
+          <w:lang w:eastAsia="en-IN"/>
+          <w14:ligatures w14:val="none"/>
+        </w:rPr>
+        <w:t xml:space="preserve"> </w:t>
+      </w:r>
+      <w:proofErr w:type="gramStart"/>
+      <w:r>
+        <w:rPr>
+          <w:rFonts w:ascii="Cascadia Code" w:eastAsia="Times New Roman" w:hAnsi="Cascadia Code" w:cs="Cascadia Code"/>
+          <w:color w:val="9CDCFE"/>
+          <w:kern w:val="0"/>
+          <w:sz w:val="20"/>
+          <w:szCs w:val="20"/>
+          <w:lang w:eastAsia="en-IN"/>
+          <w14:ligatures w14:val="none"/>
+        </w:rPr>
+        <w:t>x</w:t>
+      </w:r>
+      <w:r>
+        <w:rPr>
+          <w:rFonts w:ascii="Cascadia Code" w:eastAsia="Times New Roman" w:hAnsi="Cascadia Code" w:cs="Cascadia Code"/>
+          <w:color w:val="CCCCCC"/>
+          <w:kern w:val="0"/>
+          <w:sz w:val="20"/>
+          <w:szCs w:val="20"/>
+          <w:lang w:eastAsia="en-IN"/>
+          <w14:ligatures w14:val="none"/>
+        </w:rPr>
+        <w:t>{</w:t>
+      </w:r>
+      <w:proofErr w:type="gramEnd"/>
+      <w:r>
+        <w:rPr>
+          <w:rFonts w:ascii="Cascadia Code" w:eastAsia="Times New Roman" w:hAnsi="Cascadia Code" w:cs="Cascadia Code"/>
+          <w:color w:val="B5CEA8"/>
+          <w:kern w:val="0"/>
+          <w:sz w:val="20"/>
+          <w:szCs w:val="20"/>
+          <w:lang w:eastAsia="en-IN"/>
+          <w14:ligatures w14:val="none"/>
+        </w:rPr>
+        <w:t>0</w:t>
+      </w:r>
+      <w:r>
+        <w:rPr>
+          <w:rFonts w:ascii="Cascadia Code" w:eastAsia="Times New Roman" w:hAnsi="Cascadia Code" w:cs="Cascadia Code"/>
+          <w:color w:val="CCCCCC"/>
+          <w:kern w:val="0"/>
+          <w:sz w:val="20"/>
+          <w:szCs w:val="20"/>
+          <w:lang w:eastAsia="en-IN"/>
+          <w14:ligatures w14:val="none"/>
+        </w:rPr>
+        <w:t xml:space="preserve">}, </w:t>
+      </w:r>
+      <w:proofErr w:type="gramStart"/>
+      <w:r>
+        <w:rPr>
+          <w:rFonts w:ascii="Cascadia Code" w:eastAsia="Times New Roman" w:hAnsi="Cascadia Code" w:cs="Cascadia Code"/>
+          <w:color w:val="9CDCFE"/>
+          <w:kern w:val="0"/>
+          <w:sz w:val="20"/>
+          <w:szCs w:val="20"/>
+          <w:lang w:eastAsia="en-IN"/>
+          <w14:ligatures w14:val="none"/>
+        </w:rPr>
+        <w:t>y</w:t>
+      </w:r>
+      <w:r>
+        <w:rPr>
+          <w:rFonts w:ascii="Cascadia Code" w:eastAsia="Times New Roman" w:hAnsi="Cascadia Code" w:cs="Cascadia Code"/>
+          <w:color w:val="CCCCCC"/>
+          <w:kern w:val="0"/>
+          <w:sz w:val="20"/>
+          <w:szCs w:val="20"/>
+          <w:lang w:eastAsia="en-IN"/>
+          <w14:ligatures w14:val="none"/>
+        </w:rPr>
+        <w:t>{</w:t>
+      </w:r>
+      <w:proofErr w:type="gramEnd"/>
+      <w:r>
+        <w:rPr>
+          <w:rFonts w:ascii="Cascadia Code" w:eastAsia="Times New Roman" w:hAnsi="Cascadia Code" w:cs="Cascadia Code"/>
+          <w:color w:val="B5CEA8"/>
+          <w:kern w:val="0"/>
+          <w:sz w:val="20"/>
+          <w:szCs w:val="20"/>
+          <w:lang w:eastAsia="en-IN"/>
+          <w14:ligatures w14:val="none"/>
+        </w:rPr>
+        <w:t>0</w:t>
+      </w:r>
+      <w:r>
+        <w:rPr>
+          <w:rFonts w:ascii="Cascadia Code" w:eastAsia="Times New Roman" w:hAnsi="Cascadia Code" w:cs="Cascadia Code"/>
+          <w:color w:val="CCCCCC"/>
+          <w:kern w:val="0"/>
+          <w:sz w:val="20"/>
+          <w:szCs w:val="20"/>
+          <w:lang w:eastAsia="en-IN"/>
+          <w14:ligatures w14:val="none"/>
+        </w:rPr>
+        <w:t>};</w:t>
+      </w:r>
+    </w:p>
+    <w:p>
+      <w:pPr>
+        <w:shd w:val="clear" w:color="auto" w:fill="1F1F1F"/>
+        <w:spacing w:after="0" w:line="285" w:lineRule="atLeast"/>
+        <w:rPr>
+          <w:rFonts w:ascii="Cascadia Code" w:eastAsia="Times New Roman" w:hAnsi="Cascadia Code" w:cs="Cascadia Code"/>
+          <w:color w:val="CCCCCC"/>
+          <w:kern w:val="0"/>
+          <w:sz w:val="20"/>
+          <w:szCs w:val="20"/>
+          <w:lang w:eastAsia="en-IN"/>
+          <w14:ligatures w14:val="none"/>
+        </w:rPr>
+      </w:pPr>
+      <w:r>
+        <w:rPr>
+          <w:rFonts w:ascii="Cascadia Code" w:eastAsia="Times New Roman" w:hAnsi="Cascadia Code" w:cs="Cascadia Code"/>
+          <w:color w:val="4EC9B0"/>
+          <w:kern w:val="0"/>
+          <w:sz w:val="20"/>
+          <w:szCs w:val="20"/>
+          <w:lang w:eastAsia="en-IN"/>
+          <w14:ligatures w14:val="none"/>
+        </w:rPr>
+        <w:t>atomic</w:t>
+      </w:r>
+      <w:r>
+        <w:rPr>
+          <w:rFonts w:ascii="Cascadia Code" w:eastAsia="Times New Roman" w:hAnsi="Cascadia Code" w:cs="Cascadia Code"/>
+          <w:color w:val="D4D4D4"/>
+          <w:kern w:val="0"/>
+          <w:sz w:val="20"/>
+          <w:szCs w:val="20"/>
+          <w:lang w:eastAsia="en-IN"/>
+          <w14:ligatures w14:val="none"/>
+        </w:rPr>
+        <w:t>&lt;</w:t>
+      </w:r>
+      <w:r>
+        <w:rPr>
+          <w:rFonts w:ascii="Cascadia Code" w:eastAsia="Times New Roman" w:hAnsi="Cascadia Code" w:cs="Cascadia Code"/>
+          <w:color w:val="569CD6"/>
+          <w:kern w:val="0"/>
+          <w:sz w:val="20"/>
+          <w:szCs w:val="20"/>
+          <w:lang w:eastAsia="en-IN"/>
+          <w14:ligatures w14:val="none"/>
+        </w:rPr>
+        <w:t>int</w:t>
+      </w:r>
+      <w:r>
+        <w:rPr>
+          <w:rFonts w:ascii="Cascadia Code" w:eastAsia="Times New Roman" w:hAnsi="Cascadia Code" w:cs="Cascadia Code"/>
+          <w:color w:val="D4D4D4"/>
+          <w:kern w:val="0"/>
+          <w:sz w:val="20"/>
+          <w:szCs w:val="20"/>
+          <w:lang w:eastAsia="en-IN"/>
+          <w14:ligatures w14:val="none"/>
+        </w:rPr>
+        <w:t>&gt;</w:t>
+      </w:r>
+      <w:r>
+        <w:rPr>
+          <w:rFonts w:ascii="Cascadia Code" w:eastAsia="Times New Roman" w:hAnsi="Cascadia Code" w:cs="Cascadia Code"/>
+          <w:color w:val="CCCCCC"/>
+          <w:kern w:val="0"/>
+          <w:sz w:val="20"/>
+          <w:szCs w:val="20"/>
+          <w:lang w:eastAsia="en-IN"/>
+          <w14:ligatures w14:val="none"/>
+        </w:rPr>
+        <w:t xml:space="preserve"> </w:t>
+      </w:r>
+      <w:proofErr w:type="gramStart"/>
+      <w:r>
+        <w:rPr>
+          <w:rFonts w:ascii="Cascadia Code" w:eastAsia="Times New Roman" w:hAnsi="Cascadia Code" w:cs="Cascadia Code"/>
+          <w:color w:val="9CDCFE"/>
+          <w:kern w:val="0"/>
+          <w:sz w:val="20"/>
+          <w:szCs w:val="20"/>
+          <w:lang w:eastAsia="en-IN"/>
+          <w14:ligatures w14:val="none"/>
+        </w:rPr>
+        <w:t>z</w:t>
+      </w:r>
+      <w:r>
+        <w:rPr>
+          <w:rFonts w:ascii="Cascadia Code" w:eastAsia="Times New Roman" w:hAnsi="Cascadia Code" w:cs="Cascadia Code"/>
+          <w:color w:val="CCCCCC"/>
+          <w:kern w:val="0"/>
+          <w:sz w:val="20"/>
+          <w:szCs w:val="20"/>
+          <w:lang w:eastAsia="en-IN"/>
+          <w14:ligatures w14:val="none"/>
+        </w:rPr>
+        <w:t>{</w:t>
+      </w:r>
+      <w:proofErr w:type="gramEnd"/>
+      <w:r>
+        <w:rPr>
+          <w:rFonts w:ascii="Cascadia Code" w:eastAsia="Times New Roman" w:hAnsi="Cascadia Code" w:cs="Cascadia Code"/>
+          <w:color w:val="B5CEA8"/>
+          <w:kern w:val="0"/>
+          <w:sz w:val="20"/>
+          <w:szCs w:val="20"/>
+          <w:lang w:eastAsia="en-IN"/>
+          <w14:ligatures w14:val="none"/>
+        </w:rPr>
+        <w:t>0</w:t>
+      </w:r>
+      <w:r>
+        <w:rPr>
+          <w:rFonts w:ascii="Cascadia Code" w:eastAsia="Times New Roman" w:hAnsi="Cascadia Code" w:cs="Cascadia Code"/>
+          <w:color w:val="CCCCCC"/>
+          <w:kern w:val="0"/>
+          <w:sz w:val="20"/>
+          <w:szCs w:val="20"/>
+          <w:lang w:eastAsia="en-IN"/>
+          <w14:ligatures w14:val="none"/>
+        </w:rPr>
+        <w:t>};</w:t>
+      </w:r>
+    </w:p>
+    <w:p>
+      <w:pPr>
+        <w:shd w:val="clear" w:color="auto" w:fill="1F1F1F"/>
+        <w:spacing w:after="0" w:line="285" w:lineRule="atLeast"/>
+        <w:rPr>
+          <w:rFonts w:ascii="Cascadia Code" w:eastAsia="Times New Roman" w:hAnsi="Cascadia Code" w:cs="Cascadia Code"/>
+          <w:color w:val="CCCCCC"/>
+          <w:kern w:val="0"/>
+          <w:sz w:val="20"/>
+          <w:szCs w:val="20"/>
+          <w:lang w:eastAsia="en-IN"/>
+          <w14:ligatures w14:val="none"/>
+        </w:rPr>
+      </w:pPr>
+    </w:p>
+    <w:p>
+      <w:pPr>
+        <w:shd w:val="clear" w:color="auto" w:fill="1F1F1F"/>
+        <w:spacing w:after="0" w:line="285" w:lineRule="atLeast"/>
+        <w:rPr>
+          <w:rFonts w:ascii="Cascadia Code" w:eastAsia="Times New Roman" w:hAnsi="Cascadia Code" w:cs="Cascadia Code"/>
+          <w:color w:val="CCCCCC"/>
+          <w:kern w:val="0"/>
+          <w:sz w:val="20"/>
+          <w:szCs w:val="20"/>
+          <w:lang w:eastAsia="en-IN"/>
+          <w14:ligatures w14:val="none"/>
+        </w:rPr>
+      </w:pPr>
+      <w:r>
+        <w:rPr>
+          <w:rFonts w:ascii="Cascadia Code" w:eastAsia="Times New Roman" w:hAnsi="Cascadia Code" w:cs="Cascadia Code"/>
+          <w:color w:val="6A9955"/>
+          <w:kern w:val="0"/>
+          <w:sz w:val="20"/>
+          <w:szCs w:val="20"/>
+          <w:lang w:eastAsia="en-IN"/>
+          <w14:ligatures w14:val="none"/>
+        </w:rPr>
+        <w:t>// All operations see a single global order</w:t>
+      </w:r>
+    </w:p>
+    <w:p>
+      <w:pPr>
+        <w:shd w:val="clear" w:color="auto" w:fill="1F1F1F"/>
+        <w:spacing w:after="0" w:line="285" w:lineRule="atLeast"/>
+        <w:rPr>
+          <w:rFonts w:ascii="Cascadia Code" w:eastAsia="Times New Roman" w:hAnsi="Cascadia Code" w:cs="Cascadia Code"/>
+          <w:color w:val="CCCCCC"/>
+          <w:kern w:val="0"/>
+          <w:sz w:val="20"/>
+          <w:szCs w:val="20"/>
+          <w:lang w:eastAsia="en-IN"/>
+          <w14:ligatures w14:val="none"/>
+        </w:rPr>
+      </w:pPr>
+      <w:proofErr w:type="spellStart"/>
+      <w:r>
+        <w:rPr>
+          <w:rFonts w:ascii="Cascadia Code" w:eastAsia="Times New Roman" w:hAnsi="Cascadia Code" w:cs="Cascadia Code"/>
+          <w:color w:val="9CDCFE"/>
+          <w:kern w:val="0"/>
+          <w:sz w:val="20"/>
+          <w:szCs w:val="20"/>
+          <w:lang w:eastAsia="en-IN"/>
+          <w14:ligatures w14:val="none"/>
+        </w:rPr>
+        <w:t>x</w:t>
+      </w:r>
+      <w:r>
+        <w:rPr>
+          <w:rFonts w:ascii="Cascadia Code" w:eastAsia="Times New Roman" w:hAnsi="Cascadia Code" w:cs="Cascadia Code"/>
+          <w:color w:val="CCCCCC"/>
+          <w:kern w:val="0"/>
+          <w:sz w:val="20"/>
+          <w:szCs w:val="20"/>
+          <w:lang w:eastAsia="en-IN"/>
+          <w14:ligatures w14:val="none"/>
+        </w:rPr>
+        <w:t>.</w:t>
+      </w:r>
+      <w:proofErr w:type="gramStart"/>
+      <w:r>
+        <w:rPr>
+          <w:rFonts w:ascii="Cascadia Code" w:eastAsia="Times New Roman" w:hAnsi="Cascadia Code" w:cs="Cascadia Code"/>
+          <w:color w:val="DCDCAA"/>
+          <w:kern w:val="0"/>
+          <w:sz w:val="20"/>
+          <w:szCs w:val="20"/>
+          <w:lang w:eastAsia="en-IN"/>
+          <w14:ligatures w14:val="none"/>
+        </w:rPr>
+        <w:t>store</w:t>
+      </w:r>
+      <w:proofErr w:type="spellEnd"/>
+      <w:r>
+        <w:rPr>
+          <w:rFonts w:ascii="Cascadia Code" w:eastAsia="Times New Roman" w:hAnsi="Cascadia Code" w:cs="Cascadia Code"/>
+          <w:color w:val="CCCCCC"/>
+          <w:kern w:val="0"/>
+          <w:sz w:val="20"/>
+          <w:szCs w:val="20"/>
+          <w:lang w:eastAsia="en-IN"/>
+          <w14:ligatures w14:val="none"/>
+        </w:rPr>
+        <w:t>(</w:t>
+      </w:r>
+      <w:proofErr w:type="gramEnd"/>
+      <w:r>
+        <w:rPr>
+          <w:rFonts w:ascii="Cascadia Code" w:eastAsia="Times New Roman" w:hAnsi="Cascadia Code" w:cs="Cascadia Code"/>
+          <w:color w:val="B5CEA8"/>
+          <w:kern w:val="0"/>
+          <w:sz w:val="20"/>
+          <w:szCs w:val="20"/>
+          <w:lang w:eastAsia="en-IN"/>
+          <w14:ligatures w14:val="none"/>
+        </w:rPr>
+        <w:t>1</w:t>
+      </w:r>
+      <w:r>
+        <w:rPr>
+          <w:rFonts w:ascii="Cascadia Code" w:eastAsia="Times New Roman" w:hAnsi="Cascadia Code" w:cs="Cascadia Code"/>
+          <w:color w:val="CCCCCC"/>
+          <w:kern w:val="0"/>
+          <w:sz w:val="20"/>
+          <w:szCs w:val="20"/>
+          <w:lang w:eastAsia="en-IN"/>
+          <w14:ligatures w14:val="none"/>
+        </w:rPr>
+        <w:t xml:space="preserve">, </w:t>
+      </w:r>
+      <w:proofErr w:type="spellStart"/>
+      <w:r>
+        <w:rPr>
+          <w:rFonts w:ascii="Cascadia Code" w:eastAsia="Times New Roman" w:hAnsi="Cascadia Code" w:cs="Cascadia Code"/>
+          <w:color w:val="9CDCFE"/>
+          <w:kern w:val="0"/>
+          <w:sz w:val="20"/>
+          <w:szCs w:val="20"/>
+          <w:lang w:eastAsia="en-IN"/>
+          <w14:ligatures w14:val="none"/>
+        </w:rPr>
+        <w:t>memory_order_seq_cst</w:t>
+      </w:r>
+      <w:proofErr w:type="spellEnd"/>
+      <w:r>
+        <w:rPr>
+          <w:rFonts w:ascii="Cascadia Code" w:eastAsia="Times New Roman" w:hAnsi="Cascadia Code" w:cs="Cascadia Code"/>
+          <w:color w:val="CCCCCC"/>
+          <w:kern w:val="0"/>
+          <w:sz w:val="20"/>
+          <w:szCs w:val="20"/>
+          <w:lang w:eastAsia="en-IN"/>
+          <w14:ligatures w14:val="none"/>
+        </w:rPr>
+        <w:t>);</w:t>
+      </w:r>
+    </w:p>
+    <w:p>
+      <w:pPr>
+        <w:shd w:val="clear" w:color="auto" w:fill="1F1F1F"/>
+        <w:spacing w:after="0" w:line="285" w:lineRule="atLeast"/>
+        <w:rPr>
+          <w:rFonts w:ascii="Cascadia Code" w:eastAsia="Times New Roman" w:hAnsi="Cascadia Code" w:cs="Cascadia Code"/>
+          <w:color w:val="CCCCCC"/>
+          <w:kern w:val="0"/>
+          <w:sz w:val="20"/>
+          <w:szCs w:val="20"/>
+          <w:lang w:eastAsia="en-IN"/>
+          <w14:ligatures w14:val="none"/>
+        </w:rPr>
+      </w:pPr>
+      <w:proofErr w:type="spellStart"/>
+      <w:proofErr w:type="gramStart"/>
+      <w:r>
+        <w:rPr>
+          <w:rFonts w:ascii="Cascadia Code" w:eastAsia="Times New Roman" w:hAnsi="Cascadia Code" w:cs="Cascadia Code"/>
+          <w:color w:val="9CDCFE"/>
+          <w:kern w:val="0"/>
+          <w:sz w:val="20"/>
+          <w:szCs w:val="20"/>
+          <w:lang w:eastAsia="en-IN"/>
+          <w14:ligatures w14:val="none"/>
+        </w:rPr>
+        <w:t>y</w:t>
+      </w:r>
+      <w:r>
+        <w:rPr>
+          <w:rFonts w:ascii="Cascadia Code" w:eastAsia="Times New Roman" w:hAnsi="Cascadia Code" w:cs="Cascadia Code"/>
+          <w:color w:val="CCCCCC"/>
+          <w:kern w:val="0"/>
+          <w:sz w:val="20"/>
+          <w:szCs w:val="20"/>
+          <w:lang w:eastAsia="en-IN"/>
+          <w14:ligatures w14:val="none"/>
+        </w:rPr>
+        <w:t>.</w:t>
+      </w:r>
+      <w:r>
+        <w:rPr>
+          <w:rFonts w:ascii="Cascadia Code" w:eastAsia="Times New Roman" w:hAnsi="Cascadia Code" w:cs="Cascadia Code"/>
+          <w:color w:val="DCDCAA"/>
+          <w:kern w:val="0"/>
+          <w:sz w:val="20"/>
+          <w:szCs w:val="20"/>
+          <w:lang w:eastAsia="en-IN"/>
+          <w14:ligatures w14:val="none"/>
+        </w:rPr>
+        <w:t>store</w:t>
+      </w:r>
+      <w:proofErr w:type="spellEnd"/>
+      <w:proofErr w:type="gramEnd"/>
+      <w:r>
+        <w:rPr>
+          <w:rFonts w:ascii="Cascadia Code" w:eastAsia="Times New Roman" w:hAnsi="Cascadia Code" w:cs="Cascadia Code"/>
+          <w:color w:val="CCCCCC"/>
+          <w:kern w:val="0"/>
+          <w:sz w:val="20"/>
+          <w:szCs w:val="20"/>
+          <w:lang w:eastAsia="en-IN"/>
+          <w14:ligatures w14:val="none"/>
+        </w:rPr>
+        <w:t>(</w:t>
+      </w:r>
+      <w:r>
+        <w:rPr>
+          <w:rFonts w:ascii="Cascadia Code" w:eastAsia="Times New Roman" w:hAnsi="Cascadia Code" w:cs="Cascadia Code"/>
+          <w:color w:val="B5CEA8"/>
+          <w:kern w:val="0"/>
+          <w:sz w:val="20"/>
+          <w:szCs w:val="20"/>
+          <w:lang w:eastAsia="en-IN"/>
+          <w14:ligatures w14:val="none"/>
+        </w:rPr>
+        <w:t>1</w:t>
+      </w:r>
+      <w:r>
+        <w:rPr>
+          <w:rFonts w:ascii="Cascadia Code" w:eastAsia="Times New Roman" w:hAnsi="Cascadia Code" w:cs="Cascadia Code"/>
+          <w:color w:val="CCCCCC"/>
+          <w:kern w:val="0"/>
+          <w:sz w:val="20"/>
+          <w:szCs w:val="20"/>
+          <w:lang w:eastAsia="en-IN"/>
+          <w14:ligatures w14:val="none"/>
+        </w:rPr>
+        <w:t xml:space="preserve">, </w:t>
+      </w:r>
+      <w:proofErr w:type="spellStart"/>
+      <w:r>
+        <w:rPr>
+          <w:rFonts w:ascii="Cascadia Code" w:eastAsia="Times New Roman" w:hAnsi="Cascadia Code" w:cs="Cascadia Code"/>
+          <w:color w:val="9CDCFE"/>
+          <w:kern w:val="0"/>
+          <w:sz w:val="20"/>
+          <w:szCs w:val="20"/>
+          <w:lang w:eastAsia="en-IN"/>
+          <w14:ligatures w14:val="none"/>
+        </w:rPr>
+        <w:t>memory_order_seq_cst</w:t>
+      </w:r>
+      <w:proofErr w:type="spellEnd"/>
+      <w:r>
+        <w:rPr>
+          <w:rFonts w:ascii="Cascadia Code" w:eastAsia="Times New Roman" w:hAnsi="Cascadia Code" w:cs="Cascadia Code"/>
+          <w:color w:val="CCCCCC"/>
+          <w:kern w:val="0"/>
+          <w:sz w:val="20"/>
+          <w:szCs w:val="20"/>
+          <w:lang w:eastAsia="en-IN"/>
+          <w14:ligatures w14:val="none"/>
+        </w:rPr>
+        <w:t>);</w:t>
+      </w:r>
+    </w:p>
+    <w:p>
+      <w:pPr>
+        <w:pStyle w:val="ListParagraph"/>
+        <w:rPr>
+          <w:sz w:val="20"/>
+          <w:szCs w:val="18"/>
+        </w:rPr>
+      </w:pPr>
+    </w:p>
+    <w:p>
+      <w:pPr>
+        <w:pStyle w:val="ListParagraph"/>
+        <w:rPr>
+          <w:sz w:val="20"/>
+          <w:szCs w:val="18"/>
+        </w:rPr>
+      </w:pPr>
+      <w:r>
+        <w:rPr>
+          <w:rFonts w:ascii="Segoe UI Symbol" w:hAnsi="Segoe UI Symbol" w:cs="Segoe UI Symbol"/>
+          <w:sz w:val="20"/>
+          <w:szCs w:val="18"/>
+        </w:rPr>
+        <w:t>✓</w:t>
+      </w:r>
+      <w:r>
+        <w:rPr>
+          <w:sz w:val="20"/>
+          <w:szCs w:val="18"/>
+        </w:rPr>
+        <w:t xml:space="preserve"> Strongest ordering (acquire + release + global order)</w:t>
+      </w:r>
+    </w:p>
+    <w:p>
+      <w:pPr>
+        <w:pStyle w:val="ListParagraph"/>
+        <w:rPr>
+          <w:sz w:val="20"/>
+          <w:szCs w:val="18"/>
+        </w:rPr>
+      </w:pPr>
+      <w:r>
+        <w:rPr>
+          <w:rFonts w:ascii="Segoe UI Symbol" w:hAnsi="Segoe UI Symbol" w:cs="Segoe UI Symbol"/>
+          <w:sz w:val="20"/>
+          <w:szCs w:val="18"/>
+        </w:rPr>
+        <w:t>✓</w:t>
+      </w:r>
+      <w:r>
+        <w:rPr>
+          <w:sz w:val="20"/>
+          <w:szCs w:val="18"/>
+        </w:rPr>
+        <w:t xml:space="preserve"> All threads see all </w:t>
+      </w:r>
+      <w:proofErr w:type="spellStart"/>
+      <w:r>
+        <w:rPr>
+          <w:sz w:val="20"/>
+          <w:szCs w:val="18"/>
+        </w:rPr>
+        <w:t>seq_cst</w:t>
+      </w:r>
+      <w:proofErr w:type="spellEnd"/>
+      <w:r>
+        <w:rPr>
+          <w:sz w:val="20"/>
+          <w:szCs w:val="18"/>
+        </w:rPr>
+        <w:t xml:space="preserve"> operations in the same order</w:t>
+      </w:r>
+    </w:p>
+    <w:p>
+      <w:pPr>
+        <w:pStyle w:val="ListParagraph"/>
+        <w:rPr>
+          <w:sz w:val="20"/>
+          <w:szCs w:val="18"/>
+        </w:rPr>
+      </w:pPr>
+      <w:r>
+        <w:rPr>
+          <w:rFonts w:ascii="Segoe UI Symbol" w:hAnsi="Segoe UI Symbol" w:cs="Segoe UI Symbol"/>
+          <w:sz w:val="20"/>
+          <w:szCs w:val="18"/>
+        </w:rPr>
+        <w:t>✗</w:t>
+      </w:r>
+      <w:r>
+        <w:rPr>
+          <w:sz w:val="20"/>
+          <w:szCs w:val="18"/>
+        </w:rPr>
+        <w:t xml:space="preserve"> Slowest (requires memory barriers)</w:t>
+      </w:r>
+    </w:p>
+    <w:p>
+      <w:pPr>
+        <w:pStyle w:val="ListParagraph"/>
+        <w:rPr>
+          <w:sz w:val="20"/>
+          <w:szCs w:val="18"/>
+        </w:rPr>
+      </w:pPr>
+    </w:p>
     <w:sectPr>
       <w:pgSz w:w="11906" w:h="16838"/>
       <w:pgMar w:top="720" w:right="720" w:bottom="720" w:left="720" w:header="708" w:footer="708" w:gutter="0"/>
@@ -7276,7 +12768,7 @@
 </file>
 
 <file path=word/endnotes.xml><?xml version="1.0" encoding="utf-8"?>
-<w:endnotes xmlns:wpc="http://schemas.microsoft.com/office/word/2010/wordprocessingCanvas" xmlns:cx="http://schemas.microsoft.com/office/drawing/2014/chartex" xmlns:cx1="http://schemas.microsoft.com/office/drawing/2015/9/8/chartex" xmlns:cx2="http://schemas.microsoft.com/office/drawing/2015/10/21/chartex" xmlns:cx3="http://schemas.microsoft.com/office/drawing/2016/5/9/chartex" xmlns:cx4="http://schemas.microsoft.com/office/drawing/2016/5/10/chartex" xmlns:cx5="http://schemas.microsoft.com/office/drawing/2016/5/11/chartex" xmlns:cx6="http://schemas.microsoft.com/office/drawing/2016/5/12/chartex" xmlns:cx7="http://schemas.microsoft.com/office/drawing/2016/5/13/chartex" xmlns:cx8="http://schemas.microsoft.com/office/drawing/2016/5/14/chartex" xmlns:mc="http://schemas.openxmlformats.org/markup-compatibility/2006" xmlns:aink="http://schemas.microsoft.com/office/drawing/2016/ink" xmlns:am3d="http://schemas.microsoft.com/office/drawing/2017/model3d" xmlns:o="urn:schemas-microsoft-com:office:office" xmlns:oel="http://schemas.microsoft.com/office/2019/extlst" xmlns:r="http://schemas.openxmlformats.org/officeDocument/2006/relationships" xmlns:m="http://schemas.openxmlformats.org/officeDocument/2006/math" xmlns:v="urn:schemas-microsoft-com:vml" xmlns:wp14="http://schemas.microsoft.com/office/word/2010/wordprocessingDrawing" xmlns:wp="http://schemas.openxmlformats.org/drawingml/2006/wordprocessingDrawing" xmlns:w10="urn:schemas-microsoft-com:office:word" xmlns:w="http://schemas.openxmlformats.org/wordprocessingml/2006/main" xmlns:w14="http://schemas.microsoft.com/office/word/2010/wordml" xmlns:w15="http://schemas.microsoft.com/office/word/2012/wordml" xmlns:w16cex="http://schemas.microsoft.com/office/word/2018/wordml/cex" xmlns:w16cid="http://schemas.microsoft.com/office/word/2016/wordml/cid" xmlns:w16="http://schemas.microsoft.com/office/word/2018/wordml" xmlns:w16sdtdh="http://schemas.microsoft.com/office/word/2020/wordml/sdtdatahash" xmlns:w16se="http://schemas.microsoft.com/office/word/2015/wordml/symex" xmlns:wpg="http://schemas.microsoft.com/office/word/2010/wordprocessingGroup" xmlns:wpi="http://schemas.microsoft.com/office/word/2010/wordprocessingInk" xmlns:wne="http://schemas.microsoft.com/office/word/2006/wordml" xmlns:wps="http://schemas.microsoft.com/office/word/2010/wordprocessingShape" mc:Ignorable="w14 w15 w16se w16cid w16 w16cex w16sdtdh wp14">
+<w:endnotes xmlns:wpc="http://schemas.microsoft.com/office/word/2010/wordprocessingCanvas" xmlns:cx="http://schemas.microsoft.com/office/drawing/2014/chartex" xmlns:cx1="http://schemas.microsoft.com/office/drawing/2015/9/8/chartex" xmlns:cx2="http://schemas.microsoft.com/office/drawing/2015/10/21/chartex" xmlns:cx3="http://schemas.microsoft.com/office/drawing/2016/5/9/chartex" xmlns:cx4="http://schemas.microsoft.com/office/drawing/2016/5/10/chartex" xmlns:cx5="http://schemas.microsoft.com/office/drawing/2016/5/11/chartex" xmlns:cx6="http://schemas.microsoft.com/office/drawing/2016/5/12/chartex" xmlns:cx7="http://schemas.microsoft.com/office/drawing/2016/5/13/chartex" xmlns:cx8="http://schemas.microsoft.com/office/drawing/2016/5/14/chartex" xmlns:mc="http://schemas.openxmlformats.org/markup-compatibility/2006" xmlns:aink="http://schemas.microsoft.com/office/drawing/2016/ink" xmlns:am3d="http://schemas.microsoft.com/office/drawing/2017/model3d" xmlns:o="urn:schemas-microsoft-com:office:office" xmlns:oel="http://schemas.microsoft.com/office/2019/extlst" xmlns:r="http://schemas.openxmlformats.org/officeDocument/2006/relationships" xmlns:m="http://schemas.openxmlformats.org/officeDocument/2006/math" xmlns:v="urn:schemas-microsoft-com:vml" xmlns:wp14="http://schemas.microsoft.com/office/word/2010/wordprocessingDrawing" xmlns:wp="http://schemas.openxmlformats.org/drawingml/2006/wordprocessingDrawing" xmlns:w10="urn:schemas-microsoft-com:office:word" xmlns:w="http://schemas.openxmlformats.org/wordprocessingml/2006/main" xmlns:w14="http://schemas.microsoft.com/office/word/2010/wordml" xmlns:w15="http://schemas.microsoft.com/office/word/2012/wordml" xmlns:w16cex="http://schemas.microsoft.com/office/word/2018/wordml/cex" xmlns:w16cid="http://schemas.microsoft.com/office/word/2016/wordml/cid" xmlns:w16="http://schemas.microsoft.com/office/word/2018/wordml" xmlns:w16du="http://schemas.microsoft.com/office/word/2023/wordml/word16du" xmlns:w16sdtdh="http://schemas.microsoft.com/office/word/2020/wordml/sdtdatahash" xmlns:w16sdtfl="http://schemas.microsoft.com/office/word/2024/wordml/sdtformatlock" xmlns:w16se="http://schemas.microsoft.com/office/word/2015/wordml/symex" xmlns:wpg="http://schemas.microsoft.com/office/word/2010/wordprocessingGroup" xmlns:wpi="http://schemas.microsoft.com/office/word/2010/wordprocessingInk" xmlns:wne="http://schemas.microsoft.com/office/word/2006/wordml" xmlns:wps="http://schemas.microsoft.com/office/word/2010/wordprocessingShape" mc:Ignorable="w14 w15 w16se w16cid w16 w16cex w16sdtdh w16sdtfl w16du wp14">
   <w:endnote w:type="separator" w:id="-1">
     <w:p>
       <w:pPr>
@@ -7301,7 +12793,7 @@
 </file>
 
 <file path=word/footnotes.xml><?xml version="1.0" encoding="utf-8"?>
-<w:footnotes xmlns:wpc="http://schemas.microsoft.com/office/word/2010/wordprocessingCanvas" xmlns:cx="http://schemas.microsoft.com/office/drawing/2014/chartex" xmlns:cx1="http://schemas.microsoft.com/office/drawing/2015/9/8/chartex" xmlns:cx2="http://schemas.microsoft.com/office/drawing/2015/10/21/chartex" xmlns:cx3="http://schemas.microsoft.com/office/drawing/2016/5/9/chartex" xmlns:cx4="http://schemas.microsoft.com/office/drawing/2016/5/10/chartex" xmlns:cx5="http://schemas.microsoft.com/office/drawing/2016/5/11/chartex" xmlns:cx6="http://schemas.microsoft.com/office/drawing/2016/5/12/chartex" xmlns:cx7="http://schemas.microsoft.com/office/drawing/2016/5/13/chartex" xmlns:cx8="http://schemas.microsoft.com/office/drawing/2016/5/14/chartex" xmlns:mc="http://schemas.openxmlformats.org/markup-compatibility/2006" xmlns:aink="http://schemas.microsoft.com/office/drawing/2016/ink" xmlns:am3d="http://schemas.microsoft.com/office/drawing/2017/model3d" xmlns:o="urn:schemas-microsoft-com:office:office" xmlns:oel="http://schemas.microsoft.com/office/2019/extlst" xmlns:r="http://schemas.openxmlformats.org/officeDocument/2006/relationships" xmlns:m="http://schemas.openxmlformats.org/officeDocument/2006/math" xmlns:v="urn:schemas-microsoft-com:vml" xmlns:wp14="http://schemas.microsoft.com/office/word/2010/wordprocessingDrawing" xmlns:wp="http://schemas.openxmlformats.org/drawingml/2006/wordprocessingDrawing" xmlns:w10="urn:schemas-microsoft-com:office:word" xmlns:w="http://schemas.openxmlformats.org/wordprocessingml/2006/main" xmlns:w14="http://schemas.microsoft.com/office/word/2010/wordml" xmlns:w15="http://schemas.microsoft.com/office/word/2012/wordml" xmlns:w16cex="http://schemas.microsoft.com/office/word/2018/wordml/cex" xmlns:w16cid="http://schemas.microsoft.com/office/word/2016/wordml/cid" xmlns:w16="http://schemas.microsoft.com/office/word/2018/wordml" xmlns:w16sdtdh="http://schemas.microsoft.com/office/word/2020/wordml/sdtdatahash" xmlns:w16se="http://schemas.microsoft.com/office/word/2015/wordml/symex" xmlns:wpg="http://schemas.microsoft.com/office/word/2010/wordprocessingGroup" xmlns:wpi="http://schemas.microsoft.com/office/word/2010/wordprocessingInk" xmlns:wne="http://schemas.microsoft.com/office/word/2006/wordml" xmlns:wps="http://schemas.microsoft.com/office/word/2010/wordprocessingShape" mc:Ignorable="w14 w15 w16se w16cid w16 w16cex w16sdtdh wp14">
+<w:footnotes xmlns:wpc="http://schemas.microsoft.com/office/word/2010/wordprocessingCanvas" xmlns:cx="http://schemas.microsoft.com/office/drawing/2014/chartex" xmlns:cx1="http://schemas.microsoft.com/office/drawing/2015/9/8/chartex" xmlns:cx2="http://schemas.microsoft.com/office/drawing/2015/10/21/chartex" xmlns:cx3="http://schemas.microsoft.com/office/drawing/2016/5/9/chartex" xmlns:cx4="http://schemas.microsoft.com/office/drawing/2016/5/10/chartex" xmlns:cx5="http://schemas.microsoft.com/office/drawing/2016/5/11/chartex" xmlns:cx6="http://schemas.microsoft.com/office/drawing/2016/5/12/chartex" xmlns:cx7="http://schemas.microsoft.com/office/drawing/2016/5/13/chartex" xmlns:cx8="http://schemas.microsoft.com/office/drawing/2016/5/14/chartex" xmlns:mc="http://schemas.openxmlformats.org/markup-compatibility/2006" xmlns:aink="http://schemas.microsoft.com/office/drawing/2016/ink" xmlns:am3d="http://schemas.microsoft.com/office/drawing/2017/model3d" xmlns:o="urn:schemas-microsoft-com:office:office" xmlns:oel="http://schemas.microsoft.com/office/2019/extlst" xmlns:r="http://schemas.openxmlformats.org/officeDocument/2006/relationships" xmlns:m="http://schemas.openxmlformats.org/officeDocument/2006/math" xmlns:v="urn:schemas-microsoft-com:vml" xmlns:wp14="http://schemas.microsoft.com/office/word/2010/wordprocessingDrawing" xmlns:wp="http://schemas.openxmlformats.org/drawingml/2006/wordprocessingDrawing" xmlns:w10="urn:schemas-microsoft-com:office:word" xmlns:w="http://schemas.openxmlformats.org/wordprocessingml/2006/main" xmlns:w14="http://schemas.microsoft.com/office/word/2010/wordml" xmlns:w15="http://schemas.microsoft.com/office/word/2012/wordml" xmlns:w16cex="http://schemas.microsoft.com/office/word/2018/wordml/cex" xmlns:w16cid="http://schemas.microsoft.com/office/word/2016/wordml/cid" xmlns:w16="http://schemas.microsoft.com/office/word/2018/wordml" xmlns:w16du="http://schemas.microsoft.com/office/word/2023/wordml/word16du" xmlns:w16sdtdh="http://schemas.microsoft.com/office/word/2020/wordml/sdtdatahash" xmlns:w16sdtfl="http://schemas.microsoft.com/office/word/2024/wordml/sdtformatlock" xmlns:w16se="http://schemas.microsoft.com/office/word/2015/wordml/symex" xmlns:wpg="http://schemas.microsoft.com/office/word/2010/wordprocessingGroup" xmlns:wpi="http://schemas.microsoft.com/office/word/2010/wordprocessingInk" xmlns:wne="http://schemas.microsoft.com/office/word/2006/wordml" xmlns:wps="http://schemas.microsoft.com/office/word/2010/wordprocessingShape" mc:Ignorable="w14 w15 w16se w16cid w16 w16cex w16sdtdh w16sdtfl w16du wp14">
   <w:footnote w:type="separator" w:id="-1">
     <w:p>
       <w:pPr>
@@ -7326,7 +12818,7 @@
 </file>
 
 <file path=word/numbering.xml><?xml version="1.0" encoding="utf-8"?>
-<w:numbering xmlns:wpc="http://schemas.microsoft.com/office/word/2010/wordprocessingCanvas" xmlns:cx="http://schemas.microsoft.com/office/drawing/2014/chartex" xmlns:cx1="http://schemas.microsoft.com/office/drawing/2015/9/8/chartex" xmlns:cx2="http://schemas.microsoft.com/office/drawing/2015/10/21/chartex" xmlns:cx3="http://schemas.microsoft.com/office/drawing/2016/5/9/chartex" xmlns:cx4="http://schemas.microsoft.com/office/drawing/2016/5/10/chartex" xmlns:cx5="http://schemas.microsoft.com/office/drawing/2016/5/11/chartex" xmlns:cx6="http://schemas.microsoft.com/office/drawing/2016/5/12/chartex" xmlns:cx7="http://schemas.microsoft.com/office/drawing/2016/5/13/chartex" xmlns:cx8="http://schemas.microsoft.com/office/drawing/2016/5/14/chartex" xmlns:mc="http://schemas.openxmlformats.org/markup-compatibility/2006" xmlns:aink="http://schemas.microsoft.com/office/drawing/2016/ink" xmlns:am3d="http://schemas.microsoft.com/office/drawing/2017/model3d" xmlns:o="urn:schemas-microsoft-com:office:office" xmlns:oel="http://schemas.microsoft.com/office/2019/extlst" xmlns:r="http://schemas.openxmlformats.org/officeDocument/2006/relationships" xmlns:m="http://schemas.openxmlformats.org/officeDocument/2006/math" xmlns:v="urn:schemas-microsoft-com:vml" xmlns:wp14="http://schemas.microsoft.com/office/word/2010/wordprocessingDrawing" xmlns:wp="http://schemas.openxmlformats.org/drawingml/2006/wordprocessingDrawing" xmlns:w10="urn:schemas-microsoft-com:office:word" xmlns:w="http://schemas.openxmlformats.org/wordprocessingml/2006/main" xmlns:w14="http://schemas.microsoft.com/office/word/2010/wordml" xmlns:w15="http://schemas.microsoft.com/office/word/2012/wordml" xmlns:w16cex="http://schemas.microsoft.com/office/word/2018/wordml/cex" xmlns:w16cid="http://schemas.microsoft.com/office/word/2016/wordml/cid" xmlns:w16="http://schemas.microsoft.com/office/word/2018/wordml" xmlns:w16sdtdh="http://schemas.microsoft.com/office/word/2020/wordml/sdtdatahash" xmlns:w16se="http://schemas.microsoft.com/office/word/2015/wordml/symex" xmlns:wpg="http://schemas.microsoft.com/office/word/2010/wordprocessingGroup" xmlns:wpi="http://schemas.microsoft.com/office/word/2010/wordprocessingInk" xmlns:wne="http://schemas.microsoft.com/office/word/2006/wordml" xmlns:wps="http://schemas.microsoft.com/office/word/2010/wordprocessingShape" mc:Ignorable="w14 w15 w16se w16cid w16 w16cex w16sdtdh wp14">
+<w:numbering xmlns:wpc="http://schemas.microsoft.com/office/word/2010/wordprocessingCanvas" xmlns:cx="http://schemas.microsoft.com/office/drawing/2014/chartex" xmlns:cx1="http://schemas.microsoft.com/office/drawing/2015/9/8/chartex" xmlns:cx2="http://schemas.microsoft.com/office/drawing/2015/10/21/chartex" xmlns:cx3="http://schemas.microsoft.com/office/drawing/2016/5/9/chartex" xmlns:cx4="http://schemas.microsoft.com/office/drawing/2016/5/10/chartex" xmlns:cx5="http://schemas.microsoft.com/office/drawing/2016/5/11/chartex" xmlns:cx6="http://schemas.microsoft.com/office/drawing/2016/5/12/chartex" xmlns:cx7="http://schemas.microsoft.com/office/drawing/2016/5/13/chartex" xmlns:cx8="http://schemas.microsoft.com/office/drawing/2016/5/14/chartex" xmlns:mc="http://schemas.openxmlformats.org/markup-compatibility/2006" xmlns:aink="http://schemas.microsoft.com/office/drawing/2016/ink" xmlns:am3d="http://schemas.microsoft.com/office/drawing/2017/model3d" xmlns:o="urn:schemas-microsoft-com:office:office" xmlns:oel="http://schemas.microsoft.com/office/2019/extlst" xmlns:r="http://schemas.openxmlformats.org/officeDocument/2006/relationships" xmlns:m="http://schemas.openxmlformats.org/officeDocument/2006/math" xmlns:v="urn:schemas-microsoft-com:vml" xmlns:wp14="http://schemas.microsoft.com/office/word/2010/wordprocessingDrawing" xmlns:wp="http://schemas.openxmlformats.org/drawingml/2006/wordprocessingDrawing" xmlns:w10="urn:schemas-microsoft-com:office:word" xmlns:w="http://schemas.openxmlformats.org/wordprocessingml/2006/main" xmlns:w14="http://schemas.microsoft.com/office/word/2010/wordml" xmlns:w15="http://schemas.microsoft.com/office/word/2012/wordml" xmlns:w16cex="http://schemas.microsoft.com/office/word/2018/wordml/cex" xmlns:w16cid="http://schemas.microsoft.com/office/word/2016/wordml/cid" xmlns:w16="http://schemas.microsoft.com/office/word/2018/wordml" xmlns:w16du="http://schemas.microsoft.com/office/word/2023/wordml/word16du" xmlns:w16sdtdh="http://schemas.microsoft.com/office/word/2020/wordml/sdtdatahash" xmlns:w16sdtfl="http://schemas.microsoft.com/office/word/2024/wordml/sdtformatlock" xmlns:w16se="http://schemas.microsoft.com/office/word/2015/wordml/symex" xmlns:wpg="http://schemas.microsoft.com/office/word/2010/wordprocessingGroup" xmlns:wpi="http://schemas.microsoft.com/office/word/2010/wordprocessingInk" xmlns:wne="http://schemas.microsoft.com/office/word/2006/wordml" xmlns:wps="http://schemas.microsoft.com/office/word/2010/wordprocessingShape" mc:Ignorable="w14 w15 w16se w16cid w16 w16cex w16sdtdh w16sdtfl w16du wp14">
   <w:abstractNum w:abstractNumId="0" w15:restartNumberingAfterBreak="0">
     <w:nsid w:val="10791FE7"/>
     <w:multiLevelType w:val="hybridMultilevel"/>
@@ -7773,16 +13265,16 @@
     </w:lvl>
   </w:abstractNum>
   <w:abstractNum w:abstractNumId="5" w15:restartNumberingAfterBreak="0">
-    <w:nsid w:val="7977198A"/>
+    <w:nsid w:val="4DB5687B"/>
     <w:multiLevelType w:val="hybridMultilevel"/>
-    <w:tmpl w:val="E0B28E60"/>
-    <w:lvl w:ilvl="0" w:tplc="57745CF6">
+    <w:tmpl w:val="2E2EFAB0"/>
+    <w:lvl w:ilvl="0" w:tplc="40090011">
       <w:start w:val="1"/>
       <w:numFmt w:val="decimal"/>
-      <w:lvlText w:val="%1&gt;"/>
+      <w:lvlText w:val="%1)"/>
       <w:lvlJc w:val="left"/>
       <w:pPr>
-        <w:ind w:left="1080" w:hanging="360"/>
+        <w:ind w:left="720" w:hanging="360"/>
       </w:pPr>
       <w:rPr>
         <w:rFonts w:hint="default"/>
@@ -7794,7 +13286,7 @@
       <w:lvlText w:val="%2."/>
       <w:lvlJc w:val="left"/>
       <w:pPr>
-        <w:ind w:left="1800" w:hanging="360"/>
+        <w:ind w:left="1440" w:hanging="360"/>
       </w:pPr>
     </w:lvl>
     <w:lvl w:ilvl="2" w:tplc="4009001B" w:tentative="1">
@@ -7803,7 +13295,7 @@
       <w:lvlText w:val="%3."/>
       <w:lvlJc w:val="right"/>
       <w:pPr>
-        <w:ind w:left="2520" w:hanging="180"/>
+        <w:ind w:left="2160" w:hanging="180"/>
       </w:pPr>
     </w:lvl>
     <w:lvl w:ilvl="3" w:tplc="4009000F" w:tentative="1">
@@ -7812,7 +13304,7 @@
       <w:lvlText w:val="%4."/>
       <w:lvlJc w:val="left"/>
       <w:pPr>
-        <w:ind w:left="3240" w:hanging="360"/>
+        <w:ind w:left="2880" w:hanging="360"/>
       </w:pPr>
     </w:lvl>
     <w:lvl w:ilvl="4" w:tplc="40090019" w:tentative="1">
@@ -7821,7 +13313,7 @@
       <w:lvlText w:val="%5."/>
       <w:lvlJc w:val="left"/>
       <w:pPr>
-        <w:ind w:left="3960" w:hanging="360"/>
+        <w:ind w:left="3600" w:hanging="360"/>
       </w:pPr>
     </w:lvl>
     <w:lvl w:ilvl="5" w:tplc="4009001B" w:tentative="1">
@@ -7830,7 +13322,7 @@
       <w:lvlText w:val="%6."/>
       <w:lvlJc w:val="right"/>
       <w:pPr>
-        <w:ind w:left="4680" w:hanging="180"/>
+        <w:ind w:left="4320" w:hanging="180"/>
       </w:pPr>
     </w:lvl>
     <w:lvl w:ilvl="6" w:tplc="4009000F" w:tentative="1">
@@ -7839,7 +13331,7 @@
       <w:lvlText w:val="%7."/>
       <w:lvlJc w:val="left"/>
       <w:pPr>
-        <w:ind w:left="5400" w:hanging="360"/>
+        <w:ind w:left="5040" w:hanging="360"/>
       </w:pPr>
     </w:lvl>
     <w:lvl w:ilvl="7" w:tplc="40090019" w:tentative="1">
@@ -7848,7 +13340,7 @@
       <w:lvlText w:val="%8."/>
       <w:lvlJc w:val="left"/>
       <w:pPr>
-        <w:ind w:left="6120" w:hanging="360"/>
+        <w:ind w:left="5760" w:hanging="360"/>
       </w:pPr>
     </w:lvl>
     <w:lvl w:ilvl="8" w:tplc="4009001B" w:tentative="1">
@@ -7857,6 +13349,95 @@
       <w:lvlText w:val="%9."/>
       <w:lvlJc w:val="right"/>
       <w:pPr>
+        <w:ind w:left="6480" w:hanging="180"/>
+      </w:pPr>
+    </w:lvl>
+  </w:abstractNum>
+  <w:abstractNum w:abstractNumId="6" w15:restartNumberingAfterBreak="0">
+    <w:nsid w:val="7977198A"/>
+    <w:multiLevelType w:val="hybridMultilevel"/>
+    <w:tmpl w:val="E0B28E60"/>
+    <w:lvl w:ilvl="0" w:tplc="57745CF6">
+      <w:start w:val="1"/>
+      <w:numFmt w:val="decimal"/>
+      <w:lvlText w:val="%1&gt;"/>
+      <w:lvlJc w:val="left"/>
+      <w:pPr>
+        <w:ind w:left="1080" w:hanging="360"/>
+      </w:pPr>
+      <w:rPr>
+        <w:rFonts w:hint="default"/>
+      </w:rPr>
+    </w:lvl>
+    <w:lvl w:ilvl="1" w:tplc="40090019" w:tentative="1">
+      <w:start w:val="1"/>
+      <w:numFmt w:val="lowerLetter"/>
+      <w:lvlText w:val="%2."/>
+      <w:lvlJc w:val="left"/>
+      <w:pPr>
+        <w:ind w:left="1800" w:hanging="360"/>
+      </w:pPr>
+    </w:lvl>
+    <w:lvl w:ilvl="2" w:tplc="4009001B" w:tentative="1">
+      <w:start w:val="1"/>
+      <w:numFmt w:val="lowerRoman"/>
+      <w:lvlText w:val="%3."/>
+      <w:lvlJc w:val="right"/>
+      <w:pPr>
+        <w:ind w:left="2520" w:hanging="180"/>
+      </w:pPr>
+    </w:lvl>
+    <w:lvl w:ilvl="3" w:tplc="4009000F" w:tentative="1">
+      <w:start w:val="1"/>
+      <w:numFmt w:val="decimal"/>
+      <w:lvlText w:val="%4."/>
+      <w:lvlJc w:val="left"/>
+      <w:pPr>
+        <w:ind w:left="3240" w:hanging="360"/>
+      </w:pPr>
+    </w:lvl>
+    <w:lvl w:ilvl="4" w:tplc="40090019" w:tentative="1">
+      <w:start w:val="1"/>
+      <w:numFmt w:val="lowerLetter"/>
+      <w:lvlText w:val="%5."/>
+      <w:lvlJc w:val="left"/>
+      <w:pPr>
+        <w:ind w:left="3960" w:hanging="360"/>
+      </w:pPr>
+    </w:lvl>
+    <w:lvl w:ilvl="5" w:tplc="4009001B" w:tentative="1">
+      <w:start w:val="1"/>
+      <w:numFmt w:val="lowerRoman"/>
+      <w:lvlText w:val="%6."/>
+      <w:lvlJc w:val="right"/>
+      <w:pPr>
+        <w:ind w:left="4680" w:hanging="180"/>
+      </w:pPr>
+    </w:lvl>
+    <w:lvl w:ilvl="6" w:tplc="4009000F" w:tentative="1">
+      <w:start w:val="1"/>
+      <w:numFmt w:val="decimal"/>
+      <w:lvlText w:val="%7."/>
+      <w:lvlJc w:val="left"/>
+      <w:pPr>
+        <w:ind w:left="5400" w:hanging="360"/>
+      </w:pPr>
+    </w:lvl>
+    <w:lvl w:ilvl="7" w:tplc="40090019" w:tentative="1">
+      <w:start w:val="1"/>
+      <w:numFmt w:val="lowerLetter"/>
+      <w:lvlText w:val="%8."/>
+      <w:lvlJc w:val="left"/>
+      <w:pPr>
+        <w:ind w:left="6120" w:hanging="360"/>
+      </w:pPr>
+    </w:lvl>
+    <w:lvl w:ilvl="8" w:tplc="4009001B" w:tentative="1">
+      <w:start w:val="1"/>
+      <w:numFmt w:val="lowerRoman"/>
+      <w:lvlText w:val="%9."/>
+      <w:lvlJc w:val="right"/>
+      <w:pPr>
         <w:ind w:left="6840" w:hanging="180"/>
       </w:pPr>
     </w:lvl>
@@ -7865,7 +13446,7 @@
     <w:abstractNumId w:val="3"/>
   </w:num>
   <w:num w:numId="2" w16cid:durableId="391194927">
-    <w:abstractNumId w:val="5"/>
+    <w:abstractNumId w:val="6"/>
   </w:num>
   <w:num w:numId="3" w16cid:durableId="83651751">
     <w:abstractNumId w:val="2"/>
@@ -7879,11 +13460,14 @@
   <w:num w:numId="6" w16cid:durableId="497816569">
     <w:abstractNumId w:val="1"/>
   </w:num>
+  <w:num w:numId="7" w16cid:durableId="1642811744">
+    <w:abstractNumId w:val="5"/>
+  </w:num>
 </w:numbering>
 </file>
 
 <file path=word/styles.xml><?xml version="1.0" encoding="utf-8"?>
-<w:styles xmlns:mc="http://schemas.openxmlformats.org/markup-compatibility/2006" xmlns:r="http://schemas.openxmlformats.org/officeDocument/2006/relationships" xmlns:w="http://schemas.openxmlformats.org/wordprocessingml/2006/main" xmlns:w14="http://schemas.microsoft.com/office/word/2010/wordml" xmlns:w15="http://schemas.microsoft.com/office/word/2012/wordml" xmlns:w16cex="http://schemas.microsoft.com/office/word/2018/wordml/cex" xmlns:w16cid="http://schemas.microsoft.com/office/word/2016/wordml/cid" xmlns:w16="http://schemas.microsoft.com/office/word/2018/wordml" xmlns:w16sdtdh="http://schemas.microsoft.com/office/word/2020/wordml/sdtdatahash" xmlns:w16se="http://schemas.microsoft.com/office/word/2015/wordml/symex" mc:Ignorable="w14 w15 w16se w16cid w16 w16cex w16sdtdh">
+<w:styles xmlns:mc="http://schemas.openxmlformats.org/markup-compatibility/2006" xmlns:r="http://schemas.openxmlformats.org/officeDocument/2006/relationships" xmlns:w="http://schemas.openxmlformats.org/wordprocessingml/2006/main" xmlns:w14="http://schemas.microsoft.com/office/word/2010/wordml" xmlns:w15="http://schemas.microsoft.com/office/word/2012/wordml" xmlns:w16cex="http://schemas.microsoft.com/office/word/2018/wordml/cex" xmlns:w16cid="http://schemas.microsoft.com/office/word/2016/wordml/cid" xmlns:w16="http://schemas.microsoft.com/office/word/2018/wordml" xmlns:w16du="http://schemas.microsoft.com/office/word/2023/wordml/word16du" xmlns:w16sdtdh="http://schemas.microsoft.com/office/word/2020/wordml/sdtdatahash" xmlns:w16sdtfl="http://schemas.microsoft.com/office/word/2024/wordml/sdtformatlock" xmlns:w16se="http://schemas.microsoft.com/office/word/2015/wordml/symex" mc:Ignorable="w14 w15 w16se w16cid w16 w16cex w16sdtdh w16sdtfl w16du">
   <w:docDefaults>
     <w:rPrDefault>
       <w:rPr>
@@ -8286,7 +13870,6 @@
   <w:style w:type="character" w:default="1" w:styleId="DefaultParagraphFont">
     <w:name w:val="Default Paragraph Font"/>
     <w:uiPriority w:val="1"/>
-    <w:semiHidden/>
     <w:unhideWhenUsed/>
   </w:style>
   <w:style w:type="table" w:default="1" w:styleId="TableNormal">
